--- a/zht/docx/193.content.docx
+++ b/zht/docx/193.content.docx
@@ -149,7 +149,7 @@
         <w:rPr>
           <w:lang w:val="zh_TW" w:bidi="zh_TW"/>
         </w:rPr>
-        <w:t>xu</w:t>
+        <w:t>xing</w:t>
       </w:r>
       <w:r>
         <w:rPr>
@@ -212,7 +212,7 @@
         <w:rPr>
           <w:lang w:val="zh_TW" w:bidi="zh_TW"/>
         </w:rPr>
-        <w:t>許願、願</w:t>
+        <w:t>刑法和懲罰</w:t>
       </w:r>
       <w:r>
         <w:rPr>
@@ -231,7 +231,97 @@
         <w:rPr>
           <w:lang w:val="zh_TW" w:bidi="zh_TW"/>
         </w:rPr>
-        <w:t>向神所作嚴肅的承諾或宣誓。</w:t>
+        <w:t>研究法律的科學或哲學稱為法理學（jurisprudence）。雖然現代法理學與聖經中的法律觀念相去甚遠，但聖經確實在法理學發展過程中發揮了一定作用。今天，人們清楚地區分刑法（criminal law）與民法（civil law）；但在聖經時代，這種區分並不明顯。今天，人們也把違反民法的行為（民事侵權〔torts〕）與較輕的罪行（輕罪〔misdemeanors〕）以及較嚴重的罪行（重罪〔felonies〕）區分開來。在聖經中，「罪（crimes）」包括了一切會受到懲罰的行為，甚至包括宗教方面的罪，例如拜偶像（敬拜假神）或褻瀆神（以輕蔑的言語或行為對待神）。</w:t>
+      </w:r>
+    </w:p>
+    <w:p>
+      <w:pPr/>
+      <w:r>
+        <w:rPr>
+          <w:lang w:val="zh_TW" w:bidi="zh_TW"/>
+        </w:rPr>
+      </w:r>
+      <w:r>
+        <w:rPr>
+          <w:lang w:val="zh_TW" w:bidi="zh_TW"/>
+        </w:rPr>
+        <w:t>概述</w:t>
+      </w:r>
+    </w:p>
+    <w:p>
+      <w:pPr>
+        <w:pStyle w:val="ListBullet"/>
+        <w:spacing w:line="240" w:lineRule="auto"/>
+        <w:ind w:left="720"/>
+      </w:pPr>
+      <w:r>
+        <w:rPr>
+          <w:lang w:val="zh_TW" w:bidi="zh_TW"/>
+        </w:rPr>
+      </w:r>
+      <w:r>
+        <w:rPr>
+          <w:u w:val="single"/>
+          <w:lang w:val="zh_TW" w:bidi="zh_TW"/>
+        </w:rPr>
+        <w:t>近東背景</w:t>
+      </w:r>
+    </w:p>
+    <w:p>
+      <w:pPr>
+        <w:pStyle w:val="ListBullet"/>
+        <w:spacing w:line="240" w:lineRule="auto"/>
+        <w:ind w:left="720"/>
+      </w:pPr>
+      <w:r>
+        <w:rPr>
+          <w:lang w:val="zh_TW" w:bidi="zh_TW"/>
+        </w:rPr>
+      </w:r>
+      <w:r>
+        <w:rPr>
+          <w:u w:val="single"/>
+          <w:lang w:val="zh_TW" w:bidi="zh_TW"/>
+        </w:rPr>
+        <w:t>希伯來刑法</w:t>
+      </w:r>
+    </w:p>
+    <w:p>
+      <w:pPr>
+        <w:pStyle w:val="ListBullet"/>
+        <w:spacing w:line="240" w:lineRule="auto"/>
+        <w:ind w:left="720"/>
+      </w:pPr>
+      <w:r>
+        <w:rPr>
+          <w:lang w:val="zh_TW" w:bidi="zh_TW"/>
+        </w:rPr>
+      </w:r>
+      <w:r>
+        <w:rPr>
+          <w:u w:val="single"/>
+          <w:lang w:val="zh_TW" w:bidi="zh_TW"/>
+        </w:rPr>
+        <w:t>刑罰</w:t>
+      </w:r>
+    </w:p>
+    <w:p>
+      <w:pPr>
+        <w:pStyle w:val="ListBullet"/>
+        <w:spacing w:line="240" w:lineRule="auto"/>
+        <w:ind w:left="720"/>
+      </w:pPr>
+      <w:r>
+        <w:rPr>
+          <w:lang w:val="zh_TW" w:bidi="zh_TW"/>
+        </w:rPr>
+      </w:r>
+      <w:r>
+        <w:rPr>
+          <w:u w:val="single"/>
+          <w:lang w:val="zh_TW" w:bidi="zh_TW"/>
+        </w:rPr>
+        <w:t>結論</w:t>
       </w:r>
     </w:p>
     <w:p>
@@ -242,7 +332,7 @@
         <w:rPr>
           <w:lang w:val="zh_TW" w:bidi="zh_TW"/>
         </w:rPr>
-        <w:t>宗教實踐中的許願</w:t>
+        <w:t>近東背境</w:t>
       </w:r>
     </w:p>
     <w:p>
@@ -256,7 +346,7 @@
         <w:rPr>
           <w:lang w:val="zh_TW" w:bidi="zh_TW"/>
         </w:rPr>
-        <w:t>向神許願是在聖經中經常提到的宗教做法。大多數關於許願的經文都出現在舊約聖經，尤其是在詩篇中。新約聖經中也提到了一些許願。</w:t>
+        <w:t>無論在古代還是現代社會，人們都認為要用法律來規範個人的行為，是維護群體、城邦或國的利益所必需的。現今，人們認為法律是由人們為了保護自身而制定的。相比之下，人們認為古代近東所有法典都是直接源自於神明。希伯來律法雖然具有自己的特色，但仍遵循近東法典的一般模式。從現存的法典，例如漢謨拉比法典（Code of Hammurabi）、亞述法典和赫人法典中，都可看出這一點。</w:t>
       </w:r>
     </w:p>
     <w:p>
@@ -270,7 +360,7 @@
         <w:rPr>
           <w:lang w:val="zh_TW" w:bidi="zh_TW"/>
         </w:rPr>
-        <w:t>十一奉獻、祭祀和供物、守安息日和割禮都是摩西律法所命令的。許願（或譯：立誓）則不是。比如，</w:t>
+        <w:t>雖然證據顯示，漢謨拉比（Hammurab）參考了更早期的蘇美法典（Sumerian codes）來制定自己部分的法律，但他仍宣稱這部法典是從公義之神撒瑪旭（Shamash）所領受的。這項宣稱的主要目的，很可能是要表明他的法典得到撒瑪旭明確的認可。因為至少有些人會知道，這部法典大部分內容其實是根據更早的法律編纂而成的。同樣地，聖經清楚記載了摩西在西奈山領受律法（</w:t>
       </w:r>
       <w:hyperlink r:id="rId13">
         <w:r>
@@ -281,26 +371,14 @@
             <w:color w:val="0000EE"/>
             <w:u w:val="single"/>
           </w:rPr>
-          <w:t>詩篇五十篇14節</w:t>
-        </w:r>
-      </w:hyperlink>
-      <w:r>
-        <w:rPr>
-          <w:lang w:val="zh_TW" w:bidi="zh_TW"/>
-        </w:rPr>
-        <w:t>說：「</w:t>
-      </w:r>
-      <w:r>
-        <w:rPr>
-          <w:lang w:val="zh_TW" w:bidi="zh_TW"/>
-        </w:rPr>
-        <w:t>你們要以感謝為祭獻與神， 又要向至高者還你的願。</w:t>
-      </w:r>
-      <w:r>
-        <w:rPr>
-          <w:lang w:val="zh_TW" w:bidi="zh_TW"/>
-        </w:rPr>
-        <w:t>」命令是要遵守或履行已經做出的承諾。神沒有沒有命令要做出承諾，只是在做出承諾時必須履行。這種做法是可以接受的，也有規條提到，但不是要求一定要做的。</w:t>
+          <w:t>出19–24章</w:t>
+        </w:r>
+      </w:hyperlink>
+      <w:r>
+        <w:rPr>
+          <w:lang w:val="zh_TW" w:bidi="zh_TW"/>
+        </w:rPr>
+        <w:t>），但這並不排除十誡（即十條誡命）的部分內容可能已經存在於更早的法典之中。摩西律法中也可能包含了一些社會規範，而這些規範是在以色列人寄居埃及期間採納並調整過的。</w:t>
       </w:r>
     </w:p>
     <w:p>
@@ -311,7 +389,18 @@
         <w:rPr>
           <w:lang w:val="zh_TW" w:bidi="zh_TW"/>
         </w:rPr>
-        <w:t>聖經中的許願類型</w:t>
+        <w:t>希伯來刑法</w:t>
+      </w:r>
+    </w:p>
+    <w:p>
+      <w:pPr>
+        <w:pStyle w:val="Heading4"/>
+      </w:pPr>
+      <w:r>
+        <w:rPr>
+          <w:lang w:val="zh_TW" w:bidi="zh_TW"/>
+        </w:rPr>
+        <w:t>關於得罪神之罪的律法</w:t>
       </w:r>
     </w:p>
     <w:p>
@@ -325,7 +414,7 @@
         <w:rPr>
           <w:lang w:val="zh_TW" w:bidi="zh_TW"/>
         </w:rPr>
-        <w:t>許願是為了得到耶和華的喜悅，表達對祂某種拯救或恩惠的感恩，或表明對祂的絕對委身。個人的委身和分別自己歸於耶和華是拿細耳人許願的主要特徵。參孫、撒母耳和施洗約翰是用這種方式許願的最常見例子。</w:t>
+        <w:t>希伯來律法是為一群將宗教信仰視為至關重要，且他們的信仰又容易受到周圍異教民族影響的人民所制定的。因此，希伯來律法有相當大的篇幅是涉及得罪神的罪，也就不足為奇。律法書或摩西五經（聖經最前面的五卷書）一再禁止人拜偶像：「不可為自己雕刻偶像，也不可做甚麼形像彷彿上天、下地，和地底下、水中的百物。不可跪拜那些像，也不可事奉它。」（</w:t>
       </w:r>
       <w:hyperlink r:id="rId14">
         <w:r>
@@ -336,14 +425,14 @@
             <w:color w:val="0000EE"/>
             <w:u w:val="single"/>
           </w:rPr>
-          <w:t>民數記六章1至8節</w:t>
-        </w:r>
-      </w:hyperlink>
-      <w:r>
-        <w:rPr>
-          <w:lang w:val="zh_TW" w:bidi="zh_TW"/>
-        </w:rPr>
-        <w:t>總結了這種許願的條件。</w:t>
+          <w:t>出20:4–5</w:t>
+        </w:r>
+      </w:hyperlink>
+      <w:r>
+        <w:rPr>
+          <w:lang w:val="zh_TW" w:bidi="zh_TW"/>
+        </w:rPr>
+        <w:t>）。在一些異教宗教會獻上嬰孩為祭，而在以色列被明文禁止。這項罪與其它殺人罪一樣，都要處以石刑（</w:t>
       </w:r>
       <w:hyperlink r:id="rId15">
         <w:r>
@@ -354,14 +443,28 @@
             <w:color w:val="0000EE"/>
             <w:u w:val="single"/>
           </w:rPr>
-          <w:t>13至21</w:t>
-        </w:r>
-      </w:hyperlink>
-      <w:r>
-        <w:rPr>
-          <w:lang w:val="zh_TW" w:bidi="zh_TW"/>
-        </w:rPr>
-        <w:t>節說明如何離俗。婦女也可以這樣許願（</w:t>
+          <w:t>利20:2</w:t>
+        </w:r>
+      </w:hyperlink>
+      <w:r>
+        <w:rPr>
+          <w:lang w:val="zh_TW" w:bidi="zh_TW"/>
+        </w:rPr>
+        <w:t>）。</w:t>
+      </w:r>
+    </w:p>
+    <w:p>
+      <w:pPr/>
+      <w:r>
+        <w:rPr>
+          <w:lang w:val="zh_TW" w:bidi="zh_TW"/>
+        </w:rPr>
+      </w:r>
+      <w:r>
+        <w:rPr>
+          <w:lang w:val="zh_TW" w:bidi="zh_TW"/>
+        </w:rPr>
+        <w:t>利未記記載，褻瀆神的名應當處以石刑（</w:t>
       </w:r>
       <w:hyperlink r:id="rId16">
         <w:r>
@@ -372,14 +475,14 @@
             <w:color w:val="0000EE"/>
             <w:u w:val="single"/>
           </w:rPr>
-          <w:t>2</w:t>
-        </w:r>
-      </w:hyperlink>
-      <w:r>
-        <w:rPr>
-          <w:lang w:val="zh_TW" w:bidi="zh_TW"/>
-        </w:rPr>
-        <w:t>節），而且可能只是在指定時間內許願。利甲族許願過簡樸、不蓋房屋居住的生活。他們是對以色列的神忠心的有力見證（</w:t>
+          <w:t>利24:11–16</w:t>
+        </w:r>
+      </w:hyperlink>
+      <w:r>
+        <w:rPr>
+          <w:lang w:val="zh_TW" w:bidi="zh_TW"/>
+        </w:rPr>
+        <w:t>）。說假預言也是一種罪。這項指控可能適用於鳳雅巍以外的神的名說預言的人，或假稱自己的預言來自神啟示的人。耶利米曾預言尼布甲尼撒將戰勝猶大南國；人們一度認為這是假預言，因此他幾乎被暴民私刑處死（</w:t>
       </w:r>
       <w:hyperlink r:id="rId17">
         <w:r>
@@ -390,7 +493,7 @@
             <w:color w:val="0000EE"/>
             <w:u w:val="single"/>
           </w:rPr>
-          <w:t>耶利米書35</w:t>
+          <w:t>耶26:8–9</w:t>
         </w:r>
       </w:hyperlink>
       <w:r>
@@ -411,7 +514,7 @@
         <w:rPr>
           <w:lang w:val="zh_TW" w:bidi="zh_TW"/>
         </w:rPr>
-        <w:t>有些許願被視為是在某種意義上與神的討價還價。在伯特利，雅各許願說，假如神保護他並供應他的需要，他就敬拜神並奉獻十分之一（</w:t>
+        <w:t>守一週的第七日為聖日的觀念，源於記念神在六日之內創造天地，並在第七日安息。守安息日，就是要全家停止一切勞動，包括家中的牲畜在內（</w:t>
       </w:r>
       <w:hyperlink r:id="rId18">
         <w:r>
@@ -422,9 +525,2392 @@
             <w:color w:val="0000EE"/>
             <w:u w:val="single"/>
           </w:rPr>
-          <w:t>創世記28:20</w:t>
-        </w:r>
-      </w:hyperlink>
+          <w:t>出16:23</w:t>
+        </w:r>
+      </w:hyperlink>
+      <w:r>
+        <w:rPr>
+          <w:lang w:val="zh_TW" w:bidi="zh_TW"/>
+        </w:rPr>
+        <w:t>，</w:t>
+      </w:r>
+      <w:hyperlink r:id="rId19">
+        <w:r>
+          <w:rPr>
+            <w:lang w:val="zh_TW" w:bidi="zh_TW"/>
+          </w:rPr>
+          <w:rPr>
+            <w:color w:val="0000EE"/>
+            <w:u w:val="single"/>
+          </w:rPr>
+          <w:t>20:8–11</w:t>
+        </w:r>
+      </w:hyperlink>
+      <w:r>
+        <w:rPr>
+          <w:lang w:val="zh_TW" w:bidi="zh_TW"/>
+        </w:rPr>
+        <w:t>）。百姓也必須在安息日聚集敬拜神。到了希伯來歷史較後期，這類聚會包括誦讀聖經、禱告和講道。違反安息日規定的人可能會被判處死刑。正如民數記中記載一個人在安息日撿柴，因此被處死（</w:t>
+      </w:r>
+      <w:hyperlink r:id="rId20">
+        <w:r>
+          <w:rPr>
+            <w:lang w:val="zh_TW" w:bidi="zh_TW"/>
+          </w:rPr>
+          <w:rPr>
+            <w:color w:val="0000EE"/>
+            <w:u w:val="single"/>
+          </w:rPr>
+          <w:t>民15:32–36</w:t>
+        </w:r>
+      </w:hyperlink>
+      <w:r>
+        <w:rPr>
+          <w:lang w:val="zh_TW" w:bidi="zh_TW"/>
+        </w:rPr>
+        <w:t>）。</w:t>
+      </w:r>
+    </w:p>
+    <w:p>
+      <w:pPr/>
+      <w:r>
+        <w:rPr>
+          <w:lang w:val="zh_TW" w:bidi="zh_TW"/>
+        </w:rPr>
+      </w:r>
+      <w:r>
+        <w:rPr>
+          <w:lang w:val="zh_TW" w:bidi="zh_TW"/>
+        </w:rPr>
+        <w:t>任何蓄意犯罪都被視為得罪神的罪，因為一切律法都出於神；因此，這類罪都可判處死刑 （</w:t>
+      </w:r>
+      <w:hyperlink r:id="rId21">
+        <w:r>
+          <w:rPr>
+            <w:lang w:val="zh_TW" w:bidi="zh_TW"/>
+          </w:rPr>
+          <w:rPr>
+            <w:color w:val="0000EE"/>
+            <w:u w:val="single"/>
+          </w:rPr>
+          <w:t>民15:30–31</w:t>
+        </w:r>
+      </w:hyperlink>
+      <w:r>
+        <w:rPr>
+          <w:lang w:val="zh_TW" w:bidi="zh_TW"/>
+        </w:rPr>
+        <w:t>）。希伯來律法也要求人要把初熟之物獻給耶和華，不可拖延。這項規定有時也延伸到長子身上，就是把長子分別出來歸給耶和華（雅巍），在聖殿中事奉祂 （</w:t>
+      </w:r>
+      <w:hyperlink r:id="rId22">
+        <w:r>
+          <w:rPr>
+            <w:lang w:val="zh_TW" w:bidi="zh_TW"/>
+          </w:rPr>
+          <w:rPr>
+            <w:color w:val="0000EE"/>
+            <w:u w:val="single"/>
+          </w:rPr>
+          <w:t>出22:29–30</w:t>
+        </w:r>
+      </w:hyperlink>
+      <w:r>
+        <w:rPr>
+          <w:lang w:val="zh_TW" w:bidi="zh_TW"/>
+        </w:rPr>
+        <w:t>；</w:t>
+      </w:r>
+      <w:hyperlink r:id="rId23">
+        <w:r>
+          <w:rPr>
+            <w:lang w:val="zh_TW" w:bidi="zh_TW"/>
+          </w:rPr>
+          <w:rPr>
+            <w:color w:val="0000EE"/>
+            <w:u w:val="single"/>
+          </w:rPr>
+          <w:t>申15:19</w:t>
+        </w:r>
+      </w:hyperlink>
+      <w:r>
+        <w:rPr>
+          <w:lang w:val="zh_TW" w:bidi="zh_TW"/>
+        </w:rPr>
+        <w:t>）。</w:t>
+      </w:r>
+    </w:p>
+    <w:p>
+      <w:pPr>
+        <w:pStyle w:val="Heading4"/>
+      </w:pPr>
+      <w:r>
+        <w:rPr>
+          <w:lang w:val="zh_TW" w:bidi="zh_TW"/>
+        </w:rPr>
+        <w:t>人身傷害</w:t>
+      </w:r>
+    </w:p>
+    <w:p>
+      <w:pPr/>
+      <w:r>
+        <w:rPr>
+          <w:lang w:val="zh_TW" w:bidi="zh_TW"/>
+        </w:rPr>
+      </w:r>
+      <w:r>
+        <w:rPr>
+          <w:lang w:val="zh_TW" w:bidi="zh_TW"/>
+        </w:rPr>
+        <w:t>謀殺是冒犯神形像的罪；在舊約聖經時代，這是許多可判處死刑的罪之一。出埃及記明確規定：「打人以致打死的，必要把他治死。」（</w:t>
+      </w:r>
+      <w:hyperlink r:id="rId24">
+        <w:r>
+          <w:rPr>
+            <w:lang w:val="zh_TW" w:bidi="zh_TW"/>
+          </w:rPr>
+          <w:rPr>
+            <w:color w:val="0000EE"/>
+            <w:u w:val="single"/>
+          </w:rPr>
+          <w:t>出21:12</w:t>
+        </w:r>
+      </w:hyperlink>
+      <w:r>
+        <w:rPr>
+          <w:lang w:val="zh_TW" w:bidi="zh_TW"/>
+        </w:rPr>
+        <w:t>）。如果兇手使用石頭、木器或鐵器等凶器殺人，死者的親屬可以為死者報仇，將兇手處死。如果死亡事件純屬意外，會眾有時會保護肇事者，並幫助他逃往附近的逃城。他只要留在逃城內，便可得到保護。這人必須住在那裡，直到當時的大祭司去世，之後才可以返回自己的城（</w:t>
+      </w:r>
+      <w:hyperlink r:id="rId25">
+        <w:r>
+          <w:rPr>
+            <w:lang w:val="zh_TW" w:bidi="zh_TW"/>
+          </w:rPr>
+          <w:rPr>
+            <w:color w:val="0000EE"/>
+            <w:u w:val="single"/>
+          </w:rPr>
+          <w:t>民35:10–28</w:t>
+        </w:r>
+      </w:hyperlink>
+      <w:r>
+        <w:rPr>
+          <w:lang w:val="zh_TW" w:bidi="zh_TW"/>
+        </w:rPr>
+        <w:t>）。第六條誡命吩咐說：「不可殺人」（</w:t>
+      </w:r>
+      <w:hyperlink r:id="rId26">
+        <w:r>
+          <w:rPr>
+            <w:lang w:val="zh_TW" w:bidi="zh_TW"/>
+          </w:rPr>
+          <w:rPr>
+            <w:color w:val="0000EE"/>
+            <w:u w:val="single"/>
+          </w:rPr>
+          <w:t>出20:13</w:t>
+        </w:r>
+      </w:hyperlink>
+      <w:r>
+        <w:rPr>
+          <w:lang w:val="zh_TW" w:bidi="zh_TW"/>
+        </w:rPr>
+        <w:t>）。這裡的希伯來文特指謀殺，而不是所有形式的殺戮。因此，在爭戰中殺死仇敵，以及依法處死殺人犯，都被視為必要之舉，並不在禁止之列。任何定罪都必須有一位以上的見證人，尤其是在謀殺案件中更是如此（</w:t>
+      </w:r>
+      <w:hyperlink r:id="rId27">
+        <w:r>
+          <w:rPr>
+            <w:lang w:val="zh_TW" w:bidi="zh_TW"/>
+          </w:rPr>
+          <w:rPr>
+            <w:color w:val="0000EE"/>
+            <w:u w:val="single"/>
+          </w:rPr>
+          <w:t>民35:30</w:t>
+        </w:r>
+      </w:hyperlink>
+      <w:r>
+        <w:rPr>
+          <w:lang w:val="zh_TW" w:bidi="zh_TW"/>
+        </w:rPr>
+        <w:t>；</w:t>
+      </w:r>
+      <w:hyperlink r:id="rId28">
+        <w:r>
+          <w:rPr>
+            <w:lang w:val="zh_TW" w:bidi="zh_TW"/>
+          </w:rPr>
+          <w:rPr>
+            <w:color w:val="0000EE"/>
+            <w:u w:val="single"/>
+          </w:rPr>
+          <w:t>申17:6</w:t>
+        </w:r>
+      </w:hyperlink>
+      <w:r>
+        <w:rPr>
+          <w:lang w:val="zh_TW" w:bidi="zh_TW"/>
+        </w:rPr>
+        <w:t>，</w:t>
+      </w:r>
+      <w:hyperlink r:id="rId29">
+        <w:r>
+          <w:rPr>
+            <w:lang w:val="zh_TW" w:bidi="zh_TW"/>
+          </w:rPr>
+          <w:rPr>
+            <w:color w:val="0000EE"/>
+            <w:u w:val="single"/>
+          </w:rPr>
+          <w:t>19:15</w:t>
+        </w:r>
+      </w:hyperlink>
+      <w:r>
+        <w:rPr>
+          <w:lang w:val="zh_TW" w:bidi="zh_TW"/>
+        </w:rPr>
+        <w:t>）。</w:t>
+      </w:r>
+    </w:p>
+    <w:p>
+      <w:pPr/>
+      <w:r>
+        <w:rPr>
+          <w:lang w:val="zh_TW" w:bidi="zh_TW"/>
+        </w:rPr>
+      </w:r>
+      <w:r>
+        <w:rPr>
+          <w:lang w:val="zh_TW" w:bidi="zh_TW"/>
+        </w:rPr>
+        <w:t>漢謨拉比法典規定，如果一個人意外使他人受傷，他必須支付醫治傷者的費用。如果傷者死亡，則要按照死者的身分地位繳納罰金。從某方面來說，希伯來律法比這更進一步，因為它要求加害者賠償傷者因受傷而損失的時間（</w:t>
+      </w:r>
+      <w:hyperlink r:id="rId30">
+        <w:r>
+          <w:rPr>
+            <w:lang w:val="zh_TW" w:bidi="zh_TW"/>
+          </w:rPr>
+          <w:rPr>
+            <w:color w:val="0000EE"/>
+            <w:u w:val="single"/>
+          </w:rPr>
+          <w:t>出21:18–19</w:t>
+        </w:r>
+      </w:hyperlink>
+      <w:r>
+        <w:rPr>
+          <w:lang w:val="zh_TW" w:bidi="zh_TW"/>
+        </w:rPr>
+        <w:t>）。</w:t>
+      </w:r>
+    </w:p>
+    <w:p>
+      <w:pPr/>
+      <w:r>
+        <w:rPr>
+          <w:lang w:val="zh_TW" w:bidi="zh_TW"/>
+        </w:rPr>
+      </w:r>
+      <w:r>
+        <w:rPr>
+          <w:lang w:val="zh_TW" w:bidi="zh_TW"/>
+        </w:rPr>
+        <w:t>在舊約聖經中，拐帶人口要被判處死刑。出埃及記說：「拐帶人口，或是把人賣了，或是留在他手下，必要把他治死。」（</w:t>
+      </w:r>
+      <w:hyperlink r:id="rId31">
+        <w:r>
+          <w:rPr>
+            <w:lang w:val="zh_TW" w:bidi="zh_TW"/>
+          </w:rPr>
+          <w:rPr>
+            <w:color w:val="0000EE"/>
+            <w:u w:val="single"/>
+          </w:rPr>
+          <w:t>出21:16</w:t>
+        </w:r>
+      </w:hyperlink>
+      <w:r>
+        <w:rPr>
+          <w:lang w:val="zh_TW" w:bidi="zh_TW"/>
+        </w:rPr>
+        <w:t>）。約瑟的哥哥賣約瑟為奴僕，就是這類拐帶人口的例子。</w:t>
+      </w:r>
+    </w:p>
+    <w:p>
+      <w:pPr>
+        <w:pStyle w:val="Heading4"/>
+      </w:pPr>
+      <w:r>
+        <w:rPr>
+          <w:lang w:val="zh_TW" w:bidi="zh_TW"/>
+        </w:rPr>
+        <w:t>關於財產的律法</w:t>
+      </w:r>
+    </w:p>
+    <w:p>
+      <w:pPr/>
+      <w:r>
+        <w:rPr>
+          <w:lang w:val="zh_TW" w:bidi="zh_TW"/>
+        </w:rPr>
+      </w:r>
+      <w:r>
+        <w:rPr>
+          <w:lang w:val="zh_TW" w:bidi="zh_TW"/>
+        </w:rPr>
+        <w:t>出埃及記對於損害他人財產或農作物的情況有相當具體的規定。如果田地失火，而火勢蔓延到別人的田地，燒毀了那裡的農作物，縱火的人，或者最先失火之田地的主人，都必須賠償所造成的損失（</w:t>
+      </w:r>
+      <w:hyperlink r:id="rId32">
+        <w:r>
+          <w:rPr>
+            <w:lang w:val="zh_TW" w:bidi="zh_TW"/>
+          </w:rPr>
+          <w:rPr>
+            <w:color w:val="0000EE"/>
+            <w:u w:val="single"/>
+          </w:rPr>
+          <w:t>出22:6</w:t>
+        </w:r>
+      </w:hyperlink>
+      <w:r>
+        <w:rPr>
+          <w:lang w:val="zh_TW" w:bidi="zh_TW"/>
+        </w:rPr>
+        <w:t>）。漢謨拉比法典也記載了一個類似的案例：有人疏於修理堤壩，以致洪水沖毀鄰舍的農作物，因此必須負起賠償責任。</w:t>
+      </w:r>
+    </w:p>
+    <w:p>
+      <w:pPr/>
+      <w:r>
+        <w:rPr>
+          <w:lang w:val="zh_TW" w:bidi="zh_TW"/>
+        </w:rPr>
+      </w:r>
+      <w:r>
+        <w:rPr>
+          <w:lang w:val="zh_TW" w:bidi="zh_TW"/>
+        </w:rPr>
+        <w:t>牲畜受傷，尤其是牛隻受傷，以及牲畜造成的人身傷害或財產損失，都是希伯來律法中重要的內容。如果一頭一向溫馴的牛撞死人，牛的主人無罪，但那頭牛必須要被處死。這對主人來說，失去牛本身就是相當重的經濟損失。如果一頭慣常頂傷人的牛撞死人，而主人又沒有妥善看管，那麼牛和主人便要被處死。不過，主人可以繳納議定的贖價來贖回自己的性命。如果被牛撞死的是奴僕，就要用石頭打死那頭牛，而主人則要繳納罰金（</w:t>
+      </w:r>
+      <w:hyperlink r:id="rId33">
+        <w:r>
+          <w:rPr>
+            <w:lang w:val="zh_TW" w:bidi="zh_TW"/>
+          </w:rPr>
+          <w:rPr>
+            <w:color w:val="0000EE"/>
+            <w:u w:val="single"/>
+          </w:rPr>
+          <w:t>出21:28–32</w:t>
+        </w:r>
+      </w:hyperlink>
+      <w:r>
+        <w:rPr>
+          <w:lang w:val="zh_TW" w:bidi="zh_TW"/>
+        </w:rPr>
+        <w:t>）。漢謨拉比法典對類似情況也有其規定。在牲畜第一次傷人時，主人不會受處罰；但如果主人明知那頭牛有危險，卻沒有採取措施防止傷害發生，就必須以銀子繳納罰款。如果受害的人是上層階級人士，罰款金額便很高；如果受害的人是奴僕，罰款則較少。無論情況多麼嚴重，也無論那頭牛多麼兇猛，漢謨拉比法典都只規定罰款，從不判處牲畜或主人死刑。</w:t>
+      </w:r>
+    </w:p>
+    <w:p>
+      <w:pPr/>
+      <w:r>
+        <w:rPr>
+          <w:lang w:val="zh_TW" w:bidi="zh_TW"/>
+        </w:rPr>
+      </w:r>
+      <w:r>
+        <w:rPr>
+          <w:lang w:val="zh_TW" w:bidi="zh_TW"/>
+        </w:rPr>
+        <w:t>希伯來律法也懲罰因疏忽而導致牲畜受傷的情況。如果有人挖了坑卻沒有蓋好，以致牛或驢掉進坑裡，牲畜的主人就有權獲得賠償（</w:t>
+      </w:r>
+      <w:hyperlink r:id="rId34">
+        <w:r>
+          <w:rPr>
+            <w:lang w:val="zh_TW" w:bidi="zh_TW"/>
+          </w:rPr>
+          <w:rPr>
+            <w:color w:val="0000EE"/>
+            <w:u w:val="single"/>
+          </w:rPr>
+          <w:t>出21:33–36</w:t>
+        </w:r>
+      </w:hyperlink>
+      <w:r>
+        <w:rPr>
+          <w:lang w:val="zh_TW" w:bidi="zh_TW"/>
+        </w:rPr>
+        <w:t>）。</w:t>
+      </w:r>
+    </w:p>
+    <w:p>
+      <w:pPr/>
+      <w:r>
+        <w:rPr>
+          <w:lang w:val="zh_TW" w:bidi="zh_TW"/>
+        </w:rPr>
+      </w:r>
+      <w:r>
+        <w:rPr>
+          <w:lang w:val="zh_TW" w:bidi="zh_TW"/>
+        </w:rPr>
+        <w:t>在古代文化中，人們一般將婦女視為財產，就像牲畜或奴僕一樣。女兒出嫁前算作父親的財產；出嫁後算作丈夫的財產。因此，任何人若侵害已婚婦女，律法就將這種行為列為侵犯丈夫財產的罪。按照漢謨拉比法典，人們可以把兒女賣為奴僕或債奴，且通常是為了償還父親的債務（參</w:t>
+      </w:r>
+      <w:hyperlink r:id="rId35">
+        <w:r>
+          <w:rPr>
+            <w:lang w:val="zh_TW" w:bidi="zh_TW"/>
+          </w:rPr>
+          <w:rPr>
+            <w:color w:val="0000EE"/>
+            <w:u w:val="single"/>
+          </w:rPr>
+          <w:t>出21:2–7</w:t>
+        </w:r>
+      </w:hyperlink>
+      <w:r>
+        <w:rPr>
+          <w:lang w:val="zh_TW" w:bidi="zh_TW"/>
+        </w:rPr>
+        <w:t>；</w:t>
+      </w:r>
+      <w:hyperlink r:id="rId36">
+        <w:r>
+          <w:rPr>
+            <w:lang w:val="zh_TW" w:bidi="zh_TW"/>
+          </w:rPr>
+          <w:rPr>
+            <w:color w:val="0000EE"/>
+            <w:u w:val="single"/>
+          </w:rPr>
+          <w:t>尼5:5–8</w:t>
+        </w:r>
+      </w:hyperlink>
+      <w:r>
+        <w:rPr>
+          <w:lang w:val="zh_TW" w:bidi="zh_TW"/>
+        </w:rPr>
+        <w:t>；</w:t>
+      </w:r>
+      <w:hyperlink r:id="rId37">
+        <w:r>
+          <w:rPr>
+            <w:lang w:val="zh_TW" w:bidi="zh_TW"/>
+          </w:rPr>
+          <w:rPr>
+            <w:color w:val="0000EE"/>
+            <w:u w:val="single"/>
+          </w:rPr>
+          <w:t>賽50:1</w:t>
+        </w:r>
+      </w:hyperlink>
+      <w:r>
+        <w:rPr>
+          <w:lang w:val="zh_TW" w:bidi="zh_TW"/>
+        </w:rPr>
+        <w:t>）。聖經律法非常重視父母的權柄。如果兒子頑梗悖逆、不肯聽從父母，又是貪食好酒的人，父母可以把他帶到長老面前受審。長老若判定他有罪，本城的人就要用石頭打死他（</w:t>
+      </w:r>
+      <w:hyperlink r:id="rId38">
+        <w:r>
+          <w:rPr>
+            <w:lang w:val="zh_TW" w:bidi="zh_TW"/>
+          </w:rPr>
+          <w:rPr>
+            <w:color w:val="0000EE"/>
+            <w:u w:val="single"/>
+          </w:rPr>
+          <w:t>申21:18–21</w:t>
+        </w:r>
+      </w:hyperlink>
+      <w:r>
+        <w:rPr>
+          <w:lang w:val="zh_TW" w:bidi="zh_TW"/>
+        </w:rPr>
+        <w:t>）。然而，即使是這樣的規定，某種程度上仍是在保障兒女的權利，因為一些近東法典允許父母不必經過長老或任何人的審理，就可以直接下令處死自己的兒女。雖然當時的人普遍輕看女兒，律法仍規定如果沒有兒子，女兒可以承受產業（</w:t>
+      </w:r>
+      <w:hyperlink r:id="rId39">
+        <w:r>
+          <w:rPr>
+            <w:lang w:val="zh_TW" w:bidi="zh_TW"/>
+          </w:rPr>
+          <w:rPr>
+            <w:color w:val="0000EE"/>
+            <w:u w:val="single"/>
+          </w:rPr>
+          <w:t>民27:8</w:t>
+        </w:r>
+      </w:hyperlink>
+      <w:r>
+        <w:rPr>
+          <w:lang w:val="zh_TW" w:bidi="zh_TW"/>
+        </w:rPr>
+        <w:t>）。</w:t>
+      </w:r>
+    </w:p>
+    <w:p>
+      <w:pPr/>
+      <w:r>
+        <w:rPr>
+          <w:lang w:val="zh_TW" w:bidi="zh_TW"/>
+        </w:rPr>
+      </w:r>
+      <w:r>
+        <w:rPr>
+          <w:lang w:val="zh_TW" w:bidi="zh_TW"/>
+        </w:rPr>
+        <w:t>姦淫是十誡中所禁止的罪。當時人們把妻子看作丈夫的財產，因此也把姦淫列為侵犯丈夫財產的罪。申命記相當詳細地論及姦淫的各種情況，並規定男女雙方都要處死（</w:t>
+      </w:r>
+      <w:hyperlink r:id="rId40">
+        <w:r>
+          <w:rPr>
+            <w:lang w:val="zh_TW" w:bidi="zh_TW"/>
+          </w:rPr>
+          <w:rPr>
+            <w:color w:val="0000EE"/>
+            <w:u w:val="single"/>
+          </w:rPr>
+          <w:t>申22:22</w:t>
+        </w:r>
+      </w:hyperlink>
+      <w:r>
+        <w:rPr>
+          <w:lang w:val="zh_TW" w:bidi="zh_TW"/>
+        </w:rPr>
+        <w:t>）。如果有人引誘一名尚未許配人的年輕女子與他同寢，他必須向女子的父親支付聘禮（50舍客勒銀子）。此後，他不可休她，必須終身娶她為妻（</w:t>
+      </w:r>
+      <w:hyperlink r:id="rId41">
+        <w:r>
+          <w:rPr>
+            <w:lang w:val="zh_TW" w:bidi="zh_TW"/>
+          </w:rPr>
+          <w:rPr>
+            <w:color w:val="0000EE"/>
+            <w:u w:val="single"/>
+          </w:rPr>
+          <w:t>出22:16</w:t>
+        </w:r>
+      </w:hyperlink>
+      <w:r>
+        <w:rPr>
+          <w:lang w:val="zh_TW" w:bidi="zh_TW"/>
+        </w:rPr>
+        <w:t>；</w:t>
+      </w:r>
+      <w:hyperlink r:id="rId42">
+        <w:r>
+          <w:rPr>
+            <w:lang w:val="zh_TW" w:bidi="zh_TW"/>
+          </w:rPr>
+          <w:rPr>
+            <w:color w:val="0000EE"/>
+            <w:u w:val="single"/>
+          </w:rPr>
+          <w:t>申22:28–29</w:t>
+        </w:r>
+      </w:hyperlink>
+      <w:r>
+        <w:rPr>
+          <w:lang w:val="zh_TW" w:bidi="zh_TW"/>
+        </w:rPr>
+        <w:t>）。</w:t>
+      </w:r>
+    </w:p>
+    <w:p>
+      <w:pPr/>
+      <w:r>
+        <w:rPr>
+          <w:lang w:val="zh_TW" w:bidi="zh_TW"/>
+        </w:rPr>
+      </w:r>
+      <w:r>
+        <w:rPr>
+          <w:lang w:val="zh_TW" w:bidi="zh_TW"/>
+        </w:rPr>
+        <w:t>如果有人指控妻子犯了姦淫罪，卻沒有證據，就要進行審判。丈夫要帶其妻子到祭司那裡，並獻上供物（十分之一伊法大麥麵，不可澆上油，也不可加上乳香），這是一份疑恨的素祭，表明丈夫如今是在懷疑妻子。接著，那婦人要站在耶和華面前，手拿一個盛著聖水的瓦器。祭司要把會幕地上的塵土摻入水中，並把素祭放在婦人的手中。祭司要散開婦人的頭髮，這不但表示她的憂傷，也顯出她失去了丈夫的尊重。然後，婦人必須起誓。之後，祭司向她宣告咒詛，大意是：她雖然容易受孕，卻會多次流產。婦人必須同意這項誓言。祭司把咒詛的話寫在書上，再把字跡洗入「苦水」之中。之後，婦人要喝下這苦水；同時，祭司要把她手中的素祭在耶和華面前搖一搖，又取一部分燒在壇上。祭司告訴她，如果她有罪，這水就會使她的大腿消瘦、肚腹發脹。如果發生這種情況，她會遭人棄絕；但如果證明她無罪，她就可以自由離去。無論結果如何，丈夫都不必為這項指控承擔罪責（</w:t>
+      </w:r>
+      <w:hyperlink r:id="rId43">
+        <w:r>
+          <w:rPr>
+            <w:lang w:val="zh_TW" w:bidi="zh_TW"/>
+          </w:rPr>
+          <w:rPr>
+            <w:color w:val="0000EE"/>
+            <w:u w:val="single"/>
+          </w:rPr>
+          <w:t>民5:12–31</w:t>
+        </w:r>
+      </w:hyperlink>
+      <w:r>
+        <w:rPr>
+          <w:lang w:val="zh_TW" w:bidi="zh_TW"/>
+        </w:rPr>
+        <w:t>）。</w:t>
+      </w:r>
+    </w:p>
+    <w:p>
+      <w:pPr/>
+      <w:r>
+        <w:rPr>
+          <w:lang w:val="zh_TW" w:bidi="zh_TW"/>
+        </w:rPr>
+      </w:r>
+      <w:r>
+        <w:rPr>
+          <w:lang w:val="zh_TW" w:bidi="zh_TW"/>
+        </w:rPr>
+        <w:t>如果主人毆打奴僕，以致奴僕當場死亡，就必須為奴僕的死追討罪責。如果奴僕拖延數日才死，就不必追討罪責，因為主人失去奴僕本身已經算是對他的懲罰（</w:t>
+      </w:r>
+      <w:hyperlink r:id="rId44">
+        <w:r>
+          <w:rPr>
+            <w:lang w:val="zh_TW" w:bidi="zh_TW"/>
+          </w:rPr>
+          <w:rPr>
+            <w:color w:val="0000EE"/>
+            <w:u w:val="single"/>
+          </w:rPr>
+          <w:t>出21:20–21</w:t>
+        </w:r>
+      </w:hyperlink>
+      <w:r>
+        <w:rPr>
+          <w:lang w:val="zh_TW" w:bidi="zh_TW"/>
+        </w:rPr>
+        <w:t>）。希伯來人大概很少實際運用這條律法；漢謨拉比法典中也沒有與之相對應的條文。如果主人傷害奴僕，導致他失去一隻眼睛或一顆牙齒，希伯來律法規定主人必須釋放那名奴僕（</w:t>
+      </w:r>
+      <w:hyperlink r:id="rId45">
+        <w:r>
+          <w:rPr>
+            <w:lang w:val="zh_TW" w:bidi="zh_TW"/>
+          </w:rPr>
+          <w:rPr>
+            <w:color w:val="0000EE"/>
+            <w:u w:val="single"/>
+          </w:rPr>
+          <w:t>26–27</w:t>
+        </w:r>
+      </w:hyperlink>
+      <w:r>
+        <w:rPr>
+          <w:lang w:val="zh_TW" w:bidi="zh_TW"/>
+        </w:rPr>
+        <w:t>節）。漢謨拉比法典記載了一個人傷害別人奴僕的案例；加害者必須向奴僕的主人支付相當於該奴僕身價一半的賠償。</w:t>
+      </w:r>
+    </w:p>
+    <w:p>
+      <w:pPr/>
+      <w:r>
+        <w:rPr>
+          <w:lang w:val="zh_TW" w:bidi="zh_TW"/>
+        </w:rPr>
+      </w:r>
+      <w:r>
+        <w:rPr>
+          <w:lang w:val="zh_TW" w:bidi="zh_TW"/>
+        </w:rPr>
+        <w:t>希伯來律法對盜竊和入室行竊著墨不多。律法推定竊賊願意悔改並作出賠償。在歸還贓物並繳納少量罰款之後，盜賊便可以再次「親近耶和華」（</w:t>
+      </w:r>
+      <w:hyperlink r:id="rId46">
+        <w:r>
+          <w:rPr>
+            <w:lang w:val="zh_TW" w:bidi="zh_TW"/>
+          </w:rPr>
+          <w:rPr>
+            <w:color w:val="0000EE"/>
+            <w:u w:val="single"/>
+          </w:rPr>
+          <w:t>利6:2–7</w:t>
+        </w:r>
+      </w:hyperlink>
+      <w:r>
+        <w:rPr>
+          <w:lang w:val="zh_TW" w:bidi="zh_TW"/>
+        </w:rPr>
+        <w:t>）。然而，漢謨拉比法典規定，入室行竊要判處死刑。按照希伯來律法，偷竊牲畜的人至少要賠償兩倍；如果偷的是公牛或母牛，或者已把牠賣掉，就必須五倍償還。漢謨拉比法典也有類似條文：「如果有人偷竊牛、羊、驢、豬或山羊，若屬神廟或王宮所有，就要償還三十倍；若屬自由人所有，就要償還十倍。如果盜賊無力償還，就要處死。」按照希伯來律法，從別人家中偷來的財物只須歸還，不必另外受罰。如果盜賊已經失去所偷的財物，又無力賠償等值財物，人們可以把他賣為奴僕，直到完成賠償為止（</w:t>
+      </w:r>
+      <w:hyperlink r:id="rId47">
+        <w:r>
+          <w:rPr>
+            <w:lang w:val="zh_TW" w:bidi="zh_TW"/>
+          </w:rPr>
+          <w:rPr>
+            <w:color w:val="0000EE"/>
+            <w:u w:val="single"/>
+          </w:rPr>
+          <w:t>出22:1–4</w:t>
+        </w:r>
+      </w:hyperlink>
+      <w:r>
+        <w:rPr>
+          <w:lang w:val="zh_TW" w:bidi="zh_TW"/>
+        </w:rPr>
+        <w:t>）。</w:t>
+      </w:r>
+    </w:p>
+    <w:p>
+      <w:pPr>
+        <w:pStyle w:val="Heading4"/>
+      </w:pPr>
+      <w:r>
+        <w:rPr>
+          <w:lang w:val="zh_TW" w:bidi="zh_TW"/>
+        </w:rPr>
+        <w:t>一般律法</w:t>
+      </w:r>
+    </w:p>
+    <w:p>
+      <w:pPr/>
+      <w:r>
+        <w:rPr>
+          <w:lang w:val="zh_TW" w:bidi="zh_TW"/>
+        </w:rPr>
+      </w:r>
+      <w:r>
+        <w:rPr>
+          <w:lang w:val="zh_TW" w:bidi="zh_TW"/>
+        </w:rPr>
+        <w:t>出埃及記和申命記所記載的希伯來律法，包含許多普遍適用的禁令。其中有些涉及商業活動，例如不可挪移地界（</w:t>
+      </w:r>
+      <w:hyperlink r:id="rId48">
+        <w:r>
+          <w:rPr>
+            <w:lang w:val="zh_TW" w:bidi="zh_TW"/>
+          </w:rPr>
+          <w:rPr>
+            <w:color w:val="0000EE"/>
+            <w:u w:val="single"/>
+          </w:rPr>
+          <w:t>申19:14</w:t>
+        </w:r>
+      </w:hyperlink>
+      <w:r>
+        <w:rPr>
+          <w:lang w:val="zh_TW" w:bidi="zh_TW"/>
+        </w:rPr>
+        <w:t>）。律法也譴責使用虛假的度量衡（</w:t>
+      </w:r>
+      <w:hyperlink r:id="rId49">
+        <w:r>
+          <w:rPr>
+            <w:lang w:val="zh_TW" w:bidi="zh_TW"/>
+          </w:rPr>
+          <w:rPr>
+            <w:color w:val="0000EE"/>
+            <w:u w:val="single"/>
+          </w:rPr>
+          <w:t>利19:35</w:t>
+        </w:r>
+      </w:hyperlink>
+      <w:r>
+        <w:rPr>
+          <w:lang w:val="zh_TW" w:bidi="zh_TW"/>
+        </w:rPr>
+        <w:t>；</w:t>
+      </w:r>
+      <w:hyperlink r:id="rId50">
+        <w:r>
+          <w:rPr>
+            <w:lang w:val="zh_TW" w:bidi="zh_TW"/>
+          </w:rPr>
+          <w:rPr>
+            <w:color w:val="0000EE"/>
+            <w:u w:val="single"/>
+          </w:rPr>
+          <w:t>申25:15</w:t>
+        </w:r>
+      </w:hyperlink>
+      <w:r>
+        <w:rPr>
+          <w:lang w:val="zh_TW" w:bidi="zh_TW"/>
+        </w:rPr>
+        <w:t>；</w:t>
+      </w:r>
+      <w:hyperlink r:id="rId51">
+        <w:r>
+          <w:rPr>
+            <w:lang w:val="zh_TW" w:bidi="zh_TW"/>
+          </w:rPr>
+          <w:rPr>
+            <w:color w:val="0000EE"/>
+            <w:u w:val="single"/>
+          </w:rPr>
+          <w:t>箴11:1</w:t>
+        </w:r>
+      </w:hyperlink>
+      <w:r>
+        <w:rPr>
+          <w:lang w:val="zh_TW" w:bidi="zh_TW"/>
+        </w:rPr>
+        <w:t>，</w:t>
+      </w:r>
+      <w:hyperlink r:id="rId52">
+        <w:r>
+          <w:rPr>
+            <w:lang w:val="zh_TW" w:bidi="zh_TW"/>
+          </w:rPr>
+          <w:rPr>
+            <w:color w:val="0000EE"/>
+            <w:u w:val="single"/>
+          </w:rPr>
+          <w:t>20:23</w:t>
+        </w:r>
+      </w:hyperlink>
+      <w:r>
+        <w:rPr>
+          <w:lang w:val="zh_TW" w:bidi="zh_TW"/>
+        </w:rPr>
+        <w:t>；</w:t>
+      </w:r>
+      <w:hyperlink r:id="rId53">
+        <w:r>
+          <w:rPr>
+            <w:lang w:val="zh_TW" w:bidi="zh_TW"/>
+          </w:rPr>
+          <w:rPr>
+            <w:color w:val="0000EE"/>
+            <w:u w:val="single"/>
+          </w:rPr>
+          <w:t>彌6:11</w:t>
+        </w:r>
+      </w:hyperlink>
+      <w:r>
+        <w:rPr>
+          <w:lang w:val="zh_TW" w:bidi="zh_TW"/>
+        </w:rPr>
+        <w:t>）。律法嚴格禁止賄賂（</w:t>
+      </w:r>
+      <w:hyperlink r:id="rId54">
+        <w:r>
+          <w:rPr>
+            <w:lang w:val="zh_TW" w:bidi="zh_TW"/>
+          </w:rPr>
+          <w:rPr>
+            <w:color w:val="0000EE"/>
+            <w:u w:val="single"/>
+          </w:rPr>
+          <w:t>出23:8</w:t>
+        </w:r>
+      </w:hyperlink>
+      <w:r>
+        <w:rPr>
+          <w:lang w:val="zh_TW" w:bidi="zh_TW"/>
+        </w:rPr>
+        <w:t>），卻沒有規定違反這條律法的人應受什麼懲罰。漢謨拉比法典則規定，如果法官更改判決，卻無法提出令人滿意的理由（尤其是有人懷疑他受賄），他必須支付原罰金的12倍金額，並且喪失法官職位。希伯來律法也處理了作假見證的問題，但同樣沒有規定具體的刑罰。漢謨拉比法典規定，如果有人在可判處死刑的案件中作假見證，那麼作假見證的人自己也要被判處死刑（參</w:t>
+      </w:r>
+      <w:hyperlink r:id="rId55">
+        <w:r>
+          <w:rPr>
+            <w:lang w:val="zh_TW" w:bidi="zh_TW"/>
+          </w:rPr>
+          <w:rPr>
+            <w:color w:val="0000EE"/>
+            <w:u w:val="single"/>
+          </w:rPr>
+          <w:t>出23:1</w:t>
+        </w:r>
+      </w:hyperlink>
+      <w:r>
+        <w:rPr>
+          <w:lang w:val="zh_TW" w:bidi="zh_TW"/>
+        </w:rPr>
+        <w:t>）。</w:t>
+      </w:r>
+    </w:p>
+    <w:p>
+      <w:pPr/>
+      <w:r>
+        <w:rPr>
+          <w:lang w:val="zh_TW" w:bidi="zh_TW"/>
+        </w:rPr>
+      </w:r>
+      <w:r>
+        <w:rPr>
+          <w:lang w:val="zh_TW" w:bidi="zh_TW"/>
+        </w:rPr>
+        <w:t>不少希伯來律法反映出對窮人的關懷。例如，窮人欠債時，人不可向他們收取利息；如果拿了他們的外衣作抵押，也不可讓他們在夜間受寒。律法也要求人以憐憫和體諒對待寡婦、孤兒和寄居的人（</w:t>
+      </w:r>
+      <w:hyperlink r:id="rId56">
+        <w:r>
+          <w:rPr>
+            <w:lang w:val="zh_TW" w:bidi="zh_TW"/>
+          </w:rPr>
+          <w:rPr>
+            <w:color w:val="0000EE"/>
+            <w:u w:val="single"/>
+          </w:rPr>
+          <w:t>出22:21–27</w:t>
+        </w:r>
+      </w:hyperlink>
+      <w:r>
+        <w:rPr>
+          <w:lang w:val="zh_TW" w:bidi="zh_TW"/>
+        </w:rPr>
+        <w:t>，</w:t>
+      </w:r>
+      <w:hyperlink r:id="rId57">
+        <w:r>
+          <w:rPr>
+            <w:lang w:val="zh_TW" w:bidi="zh_TW"/>
+          </w:rPr>
+          <w:rPr>
+            <w:color w:val="0000EE"/>
+            <w:u w:val="single"/>
+          </w:rPr>
+          <w:t>23:9</w:t>
+        </w:r>
+      </w:hyperlink>
+      <w:r>
+        <w:rPr>
+          <w:lang w:val="zh_TW" w:bidi="zh_TW"/>
+        </w:rPr>
+        <w:t>；</w:t>
+      </w:r>
+      <w:hyperlink r:id="rId58">
+        <w:r>
+          <w:rPr>
+            <w:lang w:val="zh_TW" w:bidi="zh_TW"/>
+          </w:rPr>
+          <w:rPr>
+            <w:color w:val="0000EE"/>
+            <w:u w:val="single"/>
+          </w:rPr>
+          <w:t>申23:19</w:t>
+        </w:r>
+      </w:hyperlink>
+      <w:r>
+        <w:rPr>
+          <w:lang w:val="zh_TW" w:bidi="zh_TW"/>
+        </w:rPr>
+        <w:t>，</w:t>
+      </w:r>
+      <w:hyperlink r:id="rId59">
+        <w:r>
+          <w:rPr>
+            <w:lang w:val="zh_TW" w:bidi="zh_TW"/>
+          </w:rPr>
+          <w:rPr>
+            <w:color w:val="0000EE"/>
+            <w:u w:val="single"/>
+          </w:rPr>
+          <w:t>24:17</w:t>
+        </w:r>
+      </w:hyperlink>
+      <w:r>
+        <w:rPr>
+          <w:lang w:val="zh_TW" w:bidi="zh_TW"/>
+        </w:rPr>
+        <w:t>）。</w:t>
+      </w:r>
+    </w:p>
+    <w:p>
+      <w:pPr/>
+      <w:r>
+        <w:rPr>
+          <w:lang w:val="zh_TW" w:bidi="zh_TW"/>
+        </w:rPr>
+      </w:r>
+      <w:r>
+        <w:rPr>
+          <w:lang w:val="zh_TW" w:bidi="zh_TW"/>
+        </w:rPr>
+        <w:t>有些希伯來律法涉及家庭中的行為，例如咒罵父母或不聽從父母的人（</w:t>
+      </w:r>
+      <w:hyperlink r:id="rId60">
+        <w:r>
+          <w:rPr>
+            <w:lang w:val="zh_TW" w:bidi="zh_TW"/>
+          </w:rPr>
+          <w:rPr>
+            <w:color w:val="0000EE"/>
+            <w:u w:val="single"/>
+          </w:rPr>
+          <w:t>出21:17</w:t>
+        </w:r>
+      </w:hyperlink>
+      <w:r>
+        <w:rPr>
+          <w:lang w:val="zh_TW" w:bidi="zh_TW"/>
+        </w:rPr>
+        <w:t>；</w:t>
+      </w:r>
+      <w:hyperlink r:id="rId61">
+        <w:r>
+          <w:rPr>
+            <w:lang w:val="zh_TW" w:bidi="zh_TW"/>
+          </w:rPr>
+          <w:rPr>
+            <w:color w:val="0000EE"/>
+            <w:u w:val="single"/>
+          </w:rPr>
+          <w:t>利20:9</w:t>
+        </w:r>
+      </w:hyperlink>
+      <w:r>
+        <w:rPr>
+          <w:lang w:val="zh_TW" w:bidi="zh_TW"/>
+        </w:rPr>
+        <w:t>；</w:t>
+      </w:r>
+      <w:hyperlink r:id="rId62">
+        <w:r>
+          <w:rPr>
+            <w:lang w:val="zh_TW" w:bidi="zh_TW"/>
+          </w:rPr>
+          <w:rPr>
+            <w:color w:val="0000EE"/>
+            <w:u w:val="single"/>
+          </w:rPr>
+          <w:t>申27:16</w:t>
+        </w:r>
+      </w:hyperlink>
+      <w:r>
+        <w:rPr>
+          <w:lang w:val="zh_TW" w:bidi="zh_TW"/>
+        </w:rPr>
+        <w:t>；參</w:t>
+      </w:r>
+      <w:hyperlink r:id="rId63">
+        <w:r>
+          <w:rPr>
+            <w:lang w:val="zh_TW" w:bidi="zh_TW"/>
+          </w:rPr>
+          <w:rPr>
+            <w:color w:val="0000EE"/>
+            <w:u w:val="single"/>
+          </w:rPr>
+          <w:t>箴20:20</w:t>
+        </w:r>
+      </w:hyperlink>
+      <w:r>
+        <w:rPr>
+          <w:lang w:val="zh_TW" w:bidi="zh_TW"/>
+        </w:rPr>
+        <w:t>，</w:t>
+      </w:r>
+      <w:hyperlink r:id="rId64">
+        <w:r>
+          <w:rPr>
+            <w:lang w:val="zh_TW" w:bidi="zh_TW"/>
+          </w:rPr>
+          <w:rPr>
+            <w:color w:val="0000EE"/>
+            <w:u w:val="single"/>
+          </w:rPr>
+          <w:t>30:17</w:t>
+        </w:r>
+      </w:hyperlink>
+      <w:r>
+        <w:rPr>
+          <w:lang w:val="zh_TW" w:bidi="zh_TW"/>
+        </w:rPr>
+        <w:t>）。家庭責任在當時極為重要，因此，家族往往會因其中一個家人犯罪而一同受罰（</w:t>
+      </w:r>
+      <w:hyperlink r:id="rId65">
+        <w:r>
+          <w:rPr>
+            <w:lang w:val="zh_TW" w:bidi="zh_TW"/>
+          </w:rPr>
+          <w:rPr>
+            <w:color w:val="0000EE"/>
+            <w:u w:val="single"/>
+          </w:rPr>
+          <w:t>書7:20–26</w:t>
+        </w:r>
+      </w:hyperlink>
+      <w:r>
+        <w:rPr>
+          <w:lang w:val="zh_TW" w:bidi="zh_TW"/>
+        </w:rPr>
+        <w:t>；</w:t>
+      </w:r>
+      <w:hyperlink r:id="rId66">
+        <w:r>
+          <w:rPr>
+            <w:lang w:val="zh_TW" w:bidi="zh_TW"/>
+          </w:rPr>
+          <w:rPr>
+            <w:color w:val="0000EE"/>
+            <w:u w:val="single"/>
+          </w:rPr>
+          <w:t>撒下3:29</w:t>
+        </w:r>
+      </w:hyperlink>
+      <w:r>
+        <w:rPr>
+          <w:lang w:val="zh_TW" w:bidi="zh_TW"/>
+        </w:rPr>
+        <w:t>，</w:t>
+      </w:r>
+      <w:hyperlink r:id="rId67">
+        <w:r>
+          <w:rPr>
+            <w:lang w:val="zh_TW" w:bidi="zh_TW"/>
+          </w:rPr>
+          <w:rPr>
+            <w:color w:val="0000EE"/>
+            <w:u w:val="single"/>
+          </w:rPr>
+          <w:t>21:1–9</w:t>
+        </w:r>
+      </w:hyperlink>
+      <w:r>
+        <w:rPr>
+          <w:lang w:val="zh_TW" w:bidi="zh_TW"/>
+        </w:rPr>
+        <w:t>；</w:t>
+      </w:r>
+      <w:hyperlink r:id="rId68">
+        <w:r>
+          <w:rPr>
+            <w:lang w:val="zh_TW" w:bidi="zh_TW"/>
+          </w:rPr>
+          <w:rPr>
+            <w:color w:val="0000EE"/>
+            <w:u w:val="single"/>
+          </w:rPr>
+          <w:t>王下5:27</w:t>
+        </w:r>
+      </w:hyperlink>
+      <w:r>
+        <w:rPr>
+          <w:lang w:val="zh_TW" w:bidi="zh_TW"/>
+        </w:rPr>
+        <w:t>；</w:t>
+      </w:r>
+      <w:hyperlink r:id="rId69">
+        <w:r>
+          <w:rPr>
+            <w:lang w:val="zh_TW" w:bidi="zh_TW"/>
+          </w:rPr>
+          <w:rPr>
+            <w:color w:val="0000EE"/>
+            <w:u w:val="single"/>
+          </w:rPr>
+          <w:t>哀5:7</w:t>
+        </w:r>
+      </w:hyperlink>
+      <w:r>
+        <w:rPr>
+          <w:lang w:val="zh_TW" w:bidi="zh_TW"/>
+        </w:rPr>
+        <w:t>）。後來，人們逐漸承認個人應當為自己的行為負責，因此父母不再因兒女所犯的罪被處死，兒女也不再因父母所犯的罪被處死（參</w:t>
+      </w:r>
+      <w:hyperlink r:id="rId70">
+        <w:r>
+          <w:rPr>
+            <w:lang w:val="zh_TW" w:bidi="zh_TW"/>
+          </w:rPr>
+          <w:rPr>
+            <w:color w:val="0000EE"/>
+            <w:u w:val="single"/>
+          </w:rPr>
+          <w:t>耶31:29–30</w:t>
+        </w:r>
+      </w:hyperlink>
+      <w:r>
+        <w:rPr>
+          <w:lang w:val="zh_TW" w:bidi="zh_TW"/>
+        </w:rPr>
+        <w:t>）。</w:t>
+      </w:r>
+    </w:p>
+    <w:p>
+      <w:pPr/>
+      <w:r>
+        <w:rPr>
+          <w:lang w:val="zh_TW" w:bidi="zh_TW"/>
+        </w:rPr>
+      </w:r>
+      <w:r>
+        <w:rPr>
+          <w:lang w:val="zh_TW" w:bidi="zh_TW"/>
+        </w:rPr>
+        <w:t>律法禁止行邪術和施法術。出埃及記明確規定：「行邪術的女人，不可容她存活。」（</w:t>
+      </w:r>
+      <w:hyperlink r:id="rId71">
+        <w:r>
+          <w:rPr>
+            <w:lang w:val="zh_TW" w:bidi="zh_TW"/>
+          </w:rPr>
+          <w:rPr>
+            <w:color w:val="0000EE"/>
+            <w:u w:val="single"/>
+          </w:rPr>
+          <w:t>22:18</w:t>
+        </w:r>
+      </w:hyperlink>
+      <w:r>
+        <w:rPr>
+          <w:lang w:val="zh_TW" w:bidi="zh_TW"/>
+        </w:rPr>
+        <w:t>）。律法也禁止各種性方面的敗壞行為，例如與獸淫合；違犯者要被處死。利未記詳細列出禁止與近親結婚的規定（</w:t>
+      </w:r>
+      <w:hyperlink r:id="rId72">
+        <w:r>
+          <w:rPr>
+            <w:lang w:val="zh_TW" w:bidi="zh_TW"/>
+          </w:rPr>
+          <w:rPr>
+            <w:color w:val="0000EE"/>
+            <w:u w:val="single"/>
+          </w:rPr>
+          <w:t>利20:17–21</w:t>
+        </w:r>
+      </w:hyperlink>
+      <w:r>
+        <w:rPr>
+          <w:lang w:val="zh_TW" w:bidi="zh_TW"/>
+        </w:rPr>
+        <w:t>）。</w:t>
+      </w:r>
+    </w:p>
+    <w:p>
+      <w:pPr/>
+      <w:r>
+        <w:rPr>
+          <w:lang w:val="zh_TW" w:bidi="zh_TW"/>
+        </w:rPr>
+      </w:r>
+      <w:r>
+        <w:rPr>
+          <w:lang w:val="zh_TW" w:bidi="zh_TW"/>
+        </w:rPr>
+        <w:t>希伯來律法中並沒有與漢謨拉比法典某些有關外科手術的條文相對應的規定。漢謨拉比法典提到獸醫手術，甚至提到人眼手術。一位巴比倫醫生行醫時必須格外謹慎，因為法典規定：「如果醫生用青銅刀為人施行重大手術，卻使那人死亡；或者用青銅刀為人施行眼部手術，卻弄瞎了那人的眼睛，人們就要砍斷他的手。」古代以色列人除了知道割禮這項禮儀上的做法之外，幾乎不認識其它外科手術。</w:t>
+      </w:r>
+    </w:p>
+    <w:p>
+      <w:pPr>
+        <w:pStyle w:val="Heading3"/>
+      </w:pPr>
+      <w:r>
+        <w:rPr>
+          <w:lang w:val="zh_TW" w:bidi="zh_TW"/>
+        </w:rPr>
+        <w:t>刑罰</w:t>
+      </w:r>
+    </w:p>
+    <w:p>
+      <w:pPr/>
+      <w:r>
+        <w:rPr>
+          <w:lang w:val="zh_TW" w:bidi="zh_TW"/>
+        </w:rPr>
+      </w:r>
+      <w:r>
+        <w:rPr>
+          <w:lang w:val="zh_TW" w:bidi="zh_TW"/>
+        </w:rPr>
+        <w:t>近東地區對謀殺和人身傷害所施行的刑罰，多半屬於報復性的刑罰，而且刑罰性質往往與所犯的罪相同。至於其它刑罰，則因不同的國家和傳統而有所差異。無論是在大規模爭戰中戰敗的人，還是在小規模叛亂中被擊敗的人，都常遭受各種刑罰。</w:t>
+      </w:r>
+    </w:p>
+    <w:p>
+      <w:pPr>
+        <w:pStyle w:val="Heading4"/>
+      </w:pPr>
+      <w:r>
+        <w:rPr>
+          <w:lang w:val="zh_TW" w:bidi="zh_TW"/>
+        </w:rPr>
+        <w:t>體罰</w:t>
+      </w:r>
+    </w:p>
+    <w:p>
+      <w:pPr/>
+      <w:r>
+        <w:rPr>
+          <w:lang w:val="zh_TW" w:bidi="zh_TW"/>
+        </w:rPr>
+      </w:r>
+      <w:r>
+        <w:rPr>
+          <w:lang w:val="zh_TW" w:bidi="zh_TW"/>
+        </w:rPr>
+        <w:t>許多刑罰雖然不至於奪去人的性命，但仍然相當嚴厲。</w:t>
+      </w:r>
+    </w:p>
+    <w:p>
+      <w:pPr>
+        <w:pStyle w:val="ListNumber"/>
+        <w:numPr>
+          <w:ilvl w:val="0"/>
+          <w:numId w:val="14"/>
+        </w:numPr>
+        <w:spacing w:line="240" w:lineRule="auto"/>
+        <w:ind w:left="720"/>
+      </w:pPr>
+      <w:r>
+        <w:rPr>
+          <w:lang w:val="zh_TW" w:bidi="zh_TW"/>
+        </w:rPr>
+      </w:r>
+      <w:r>
+        <w:rPr>
+          <w:lang w:val="zh_TW" w:bidi="zh_TW"/>
+        </w:rPr>
+        <w:t>在舊約聖經中，用杖或鞭責打兒童、愚昧人和奴僕，是常見的管教方式（</w:t>
+      </w:r>
+      <w:hyperlink r:id="rId73">
+        <w:r>
+          <w:rPr>
+            <w:lang w:val="zh_TW" w:bidi="zh_TW"/>
+          </w:rPr>
+          <w:rPr>
+            <w:color w:val="0000EE"/>
+            <w:u w:val="single"/>
+          </w:rPr>
+          <w:t>出21:20</w:t>
+        </w:r>
+      </w:hyperlink>
+      <w:r>
+        <w:rPr>
+          <w:lang w:val="zh_TW" w:bidi="zh_TW"/>
+        </w:rPr>
+        <w:t>；</w:t>
+      </w:r>
+      <w:hyperlink r:id="rId74">
+        <w:r>
+          <w:rPr>
+            <w:lang w:val="zh_TW" w:bidi="zh_TW"/>
+          </w:rPr>
+          <w:rPr>
+            <w:color w:val="0000EE"/>
+            <w:u w:val="single"/>
+          </w:rPr>
+          <w:t>箴言13:24，</w:t>
+        </w:r>
+      </w:hyperlink>
+      <w:hyperlink r:id="rId75">
+        <w:r>
+          <w:rPr>
+            <w:lang w:val="zh_TW" w:bidi="zh_TW"/>
+          </w:rPr>
+          <w:rPr>
+            <w:color w:val="0000EE"/>
+            <w:u w:val="single"/>
+          </w:rPr>
+          <w:t>26:3</w:t>
+        </w:r>
+      </w:hyperlink>
+      <w:r>
+        <w:rPr>
+          <w:lang w:val="zh_TW" w:bidi="zh_TW"/>
+        </w:rPr>
+        <w:t>）。鞭打（也稱為鞭笞）比一般責打更為嚴厲。所使用的鞭子可能由數條皮帶綁在一端製成，也可能由兩條皮帶交織而成。舊約聖經提到一種稱為「蠍子鞭」（因為末端帶有倒鉤）的鞭子，是最殘酷的刑具之一（</w:t>
+      </w:r>
+      <w:hyperlink r:id="rId76">
+        <w:r>
+          <w:rPr>
+            <w:lang w:val="zh_TW" w:bidi="zh_TW"/>
+          </w:rPr>
+          <w:rPr>
+            <w:color w:val="0000EE"/>
+            <w:u w:val="single"/>
+          </w:rPr>
+          <w:t>王上12:11</w:t>
+        </w:r>
+      </w:hyperlink>
+      <w:r>
+        <w:rPr>
+          <w:lang w:val="zh_TW" w:bidi="zh_TW"/>
+        </w:rPr>
+        <w:t>、</w:t>
+      </w:r>
+      <w:hyperlink r:id="rId76">
+        <w:r>
+          <w:rPr>
+            <w:lang w:val="zh_TW" w:bidi="zh_TW"/>
+          </w:rPr>
+          <w:rPr>
+            <w:color w:val="0000EE"/>
+            <w:u w:val="single"/>
+          </w:rPr>
+          <w:t>14</w:t>
+        </w:r>
+      </w:hyperlink>
+      <w:r>
+        <w:rPr>
+          <w:lang w:val="zh_TW" w:bidi="zh_TW"/>
+        </w:rPr>
+        <w:t>）。人們還會把金屬片或骨片嵌入皮帶之中，以增加刑罰的嚴厲程度。</w:t>
+        <w:br/>
+      </w:r>
+      <w:r>
+        <w:rPr>
+          <w:lang w:val="zh_TW" w:bidi="zh_TW"/>
+        </w:rPr>
+        <w:t>在執行鞭笞之前，人們會先檢查受刑人的身體狀況是否能承受刑罰。如果受刑的人因鞭打而死亡，執行刑罰的人不必承擔責任。受刑的人會被剝去上身衣服，綁在柱子上，雙手用皮帶捆住。鞭笞的輕重取決於所犯的罪，不過摩西律法規定鞭打最多不可超過40下（</w:t>
+      </w:r>
+      <w:hyperlink r:id="rId77">
+        <w:r>
+          <w:rPr>
+            <w:lang w:val="zh_TW" w:bidi="zh_TW"/>
+          </w:rPr>
+          <w:rPr>
+            <w:color w:val="0000EE"/>
+            <w:u w:val="single"/>
+          </w:rPr>
+          <w:t>申25:1–3</w:t>
+        </w:r>
+      </w:hyperlink>
+      <w:r>
+        <w:rPr>
+          <w:lang w:val="zh_TW" w:bidi="zh_TW"/>
+        </w:rPr>
+        <w:t>）。後來為了避免計算錯誤，人們把次數減少一鞭，改為39鞭（</w:t>
+      </w:r>
+      <w:hyperlink r:id="rId78">
+        <w:r>
+          <w:rPr>
+            <w:lang w:val="zh_TW" w:bidi="zh_TW"/>
+          </w:rPr>
+          <w:rPr>
+            <w:color w:val="0000EE"/>
+            <w:u w:val="single"/>
+          </w:rPr>
+          <w:t>林後11:24</w:t>
+        </w:r>
+      </w:hyperlink>
+      <w:r>
+        <w:rPr>
+          <w:lang w:val="zh_TW" w:bidi="zh_TW"/>
+        </w:rPr>
+        <w:t>）。鞭子可能是打在胸前，也可能是打在背上。有些法典容許私人執行鞭笞作為刑罰；在這種情況下，如果受刑人死亡，就必須以命償命。</w:t>
+        <w:br/>
+      </w:r>
+      <w:r>
+        <w:rPr>
+          <w:lang w:val="zh_TW" w:bidi="zh_TW"/>
+        </w:rPr>
+        <w:t>在違反律法的案件中，猶太會堂的官長可以執行鞭笞（</w:t>
+      </w:r>
+      <w:hyperlink r:id="rId79">
+        <w:r>
+          <w:rPr>
+            <w:lang w:val="zh_TW" w:bidi="zh_TW"/>
+          </w:rPr>
+          <w:rPr>
+            <w:color w:val="0000EE"/>
+            <w:u w:val="single"/>
+          </w:rPr>
+          <w:t>太10:17</w:t>
+        </w:r>
+      </w:hyperlink>
+      <w:r>
+        <w:rPr>
+          <w:lang w:val="zh_TW" w:bidi="zh_TW"/>
+        </w:rPr>
+        <w:t>）。如果丈夫誣蔑妻子的名聲，城中的長老可以下令鞭打他（</w:t>
+      </w:r>
+      <w:hyperlink r:id="rId80">
+        <w:r>
+          <w:rPr>
+            <w:lang w:val="zh_TW" w:bidi="zh_TW"/>
+          </w:rPr>
+          <w:rPr>
+            <w:color w:val="0000EE"/>
+            <w:u w:val="single"/>
+          </w:rPr>
+          <w:t>申22:18</w:t>
+        </w:r>
+      </w:hyperlink>
+      <w:r>
+        <w:rPr>
+          <w:lang w:val="zh_TW" w:bidi="zh_TW"/>
+        </w:rPr>
+        <w:t>）。人們也會用鞭笞來審問囚犯。因此，羅馬千夫長曾吩咐人「用鞭子拷問」使徒保羅，為了知道眾人向他喧嚷的原因（</w:t>
+      </w:r>
+      <w:hyperlink r:id="rId81">
+        <w:r>
+          <w:rPr>
+            <w:lang w:val="zh_TW" w:bidi="zh_TW"/>
+          </w:rPr>
+          <w:rPr>
+            <w:color w:val="0000EE"/>
+            <w:u w:val="single"/>
+          </w:rPr>
+          <w:t>徒22:24</w:t>
+        </w:r>
+      </w:hyperlink>
+      <w:r>
+        <w:rPr>
+          <w:lang w:val="zh_TW" w:bidi="zh_TW"/>
+        </w:rPr>
+        <w:t>）。</w:t>
+        <w:br/>
+      </w:r>
+      <w:r>
+        <w:rPr>
+          <w:lang w:val="zh_TW" w:bidi="zh_TW"/>
+        </w:rPr>
+        <w:t>羅馬人通常只對非羅馬公民施行鞭笞，例如奴僕、外族人，以及被判處死刑的人。一般來說，罪犯是在被判死刑之後才接受鞭笞。因此，耶穌在被定罪之前先遭鞭打，是一件不尋常的事。彼拉多可能希望眾人看見耶穌所受的痛苦後會心軟，不再要求處死祂（</w:t>
+      </w:r>
+      <w:hyperlink r:id="rId82">
+        <w:r>
+          <w:rPr>
+            <w:lang w:val="zh_TW" w:bidi="zh_TW"/>
+          </w:rPr>
+          <w:rPr>
+            <w:color w:val="0000EE"/>
+            <w:u w:val="single"/>
+          </w:rPr>
+          <w:t>路23:16、22</w:t>
+        </w:r>
+      </w:hyperlink>
+      <w:r>
+        <w:rPr>
+          <w:lang w:val="zh_TW" w:bidi="zh_TW"/>
+        </w:rPr>
+        <w:t>；</w:t>
+      </w:r>
+      <w:hyperlink r:id="rId83">
+        <w:r>
+          <w:rPr>
+            <w:lang w:val="zh_TW" w:bidi="zh_TW"/>
+          </w:rPr>
+          <w:rPr>
+            <w:color w:val="0000EE"/>
+            <w:u w:val="single"/>
+          </w:rPr>
+          <w:t>約19:1</w:t>
+        </w:r>
+      </w:hyperlink>
+      <w:r>
+        <w:rPr>
+          <w:lang w:val="zh_TW" w:bidi="zh_TW"/>
+        </w:rPr>
+        <w:t>）。</w:t>
+        <w:br/>
+      </w:r>
+      <w:r>
+        <w:rPr>
+          <w:lang w:val="zh_TW" w:bidi="zh_TW"/>
+        </w:rPr>
+        <w:t>羅馬帝國的公民在未經定罪之前，絕不可遭受責打或鞭笞（</w:t>
+      </w:r>
+      <w:hyperlink r:id="rId84">
+        <w:r>
+          <w:rPr>
+            <w:lang w:val="zh_TW" w:bidi="zh_TW"/>
+          </w:rPr>
+          <w:rPr>
+            <w:color w:val="0000EE"/>
+            <w:u w:val="single"/>
+          </w:rPr>
+          <w:t>徒22:25</w:t>
+        </w:r>
+      </w:hyperlink>
+      <w:r>
+        <w:rPr>
+          <w:lang w:val="zh_TW" w:bidi="zh_TW"/>
+        </w:rPr>
+        <w:t>）。因此，官長得知保羅是羅馬公民，而自己竟在那種情況下叫人責打他，就害怕起來（</w:t>
+      </w:r>
+      <w:hyperlink r:id="rId85">
+        <w:r>
+          <w:rPr>
+            <w:lang w:val="zh_TW" w:bidi="zh_TW"/>
+          </w:rPr>
+          <w:rPr>
+            <w:color w:val="0000EE"/>
+            <w:u w:val="single"/>
+          </w:rPr>
+          <w:t>徒16:37–39</w:t>
+        </w:r>
+      </w:hyperlink>
+      <w:r>
+        <w:rPr>
+          <w:lang w:val="zh_TW" w:bidi="zh_TW"/>
+        </w:rPr>
+        <w:t>）。</w:t>
+      </w:r>
+    </w:p>
+    <w:p>
+      <w:pPr>
+        <w:pStyle w:val="ListNumber"/>
+        <w:spacing w:line="240" w:lineRule="auto"/>
+        <w:ind w:left="720"/>
+      </w:pPr>
+      <w:r>
+        <w:rPr>
+          <w:lang w:val="zh_TW" w:bidi="zh_TW"/>
+        </w:rPr>
+      </w:r>
+      <w:r>
+        <w:rPr>
+          <w:lang w:val="zh_TW" w:bidi="zh_TW"/>
+        </w:rPr>
+        <w:t>挖去囚犯和俘虜的眼睛，是近東地區常見的做法。非利士人在囚禁參孫之前，先弄瞎了他的眼睛（</w:t>
+      </w:r>
+      <w:hyperlink r:id="rId86">
+        <w:r>
+          <w:rPr>
+            <w:lang w:val="zh_TW" w:bidi="zh_TW"/>
+          </w:rPr>
+          <w:rPr>
+            <w:color w:val="0000EE"/>
+            <w:u w:val="single"/>
+          </w:rPr>
+          <w:t>士16:21</w:t>
+        </w:r>
+      </w:hyperlink>
+      <w:r>
+        <w:rPr>
+          <w:lang w:val="zh_TW" w:bidi="zh_TW"/>
+        </w:rPr>
+        <w:t>）。公元前587年，巴比倫人擄走西底家王之前，也同樣弄瞎了他的眼睛（</w:t>
+      </w:r>
+      <w:hyperlink r:id="rId87">
+        <w:r>
+          <w:rPr>
+            <w:lang w:val="zh_TW" w:bidi="zh_TW"/>
+          </w:rPr>
+          <w:rPr>
+            <w:color w:val="0000EE"/>
+            <w:u w:val="single"/>
+          </w:rPr>
+          <w:t>王下25:7</w:t>
+        </w:r>
+      </w:hyperlink>
+      <w:r>
+        <w:rPr>
+          <w:lang w:val="zh_TW" w:bidi="zh_TW"/>
+        </w:rPr>
+        <w:t>）。亞捫王拿轄願意接受雅比城居民的求和要求，但條件是挖出他們所有人的右眼。拿轄這樣做，是要羞辱他們，並使他們無法再上陣作戰（</w:t>
+      </w:r>
+      <w:hyperlink r:id="rId88">
+        <w:r>
+          <w:rPr>
+            <w:lang w:val="zh_TW" w:bidi="zh_TW"/>
+          </w:rPr>
+          <w:rPr>
+            <w:color w:val="0000EE"/>
+            <w:u w:val="single"/>
+          </w:rPr>
+          <w:t>撒上11:1–4</w:t>
+        </w:r>
+      </w:hyperlink>
+      <w:r>
+        <w:rPr>
+          <w:lang w:val="zh_TW" w:bidi="zh_TW"/>
+        </w:rPr>
+        <w:t>）。</w:t>
+      </w:r>
+    </w:p>
+    <w:p>
+      <w:pPr>
+        <w:pStyle w:val="ListNumber"/>
+        <w:spacing w:line="240" w:lineRule="auto"/>
+        <w:ind w:left="720"/>
+      </w:pPr>
+      <w:r>
+        <w:rPr>
+          <w:lang w:val="zh_TW" w:bidi="zh_TW"/>
+        </w:rPr>
+      </w:r>
+      <w:r>
+        <w:rPr>
+          <w:lang w:val="zh_TW" w:bidi="zh_TW"/>
+        </w:rPr>
+        <w:t>近東地區有好幾種殘害肢體的刑罰。以色列人認為人的身體是神聖的，並且按著神的形像所造；即使如此，他們仍會割下仇敵的拇指和大腳趾，以殘害他們的身體。</w:t>
+        <w:br/>
+      </w:r>
+      <w:r>
+        <w:rPr>
+          <w:lang w:val="zh_TW" w:bidi="zh_TW"/>
+        </w:rPr>
+        <w:t>漢謨拉比法典和亞述法典規定，可以割除眼睛、鼻子、耳朵、乳房、舌頭、嘴唇、手和手指作為某些罪的刑罰。在亞述，案件的受害人常在法庭官員監督下親自向罪犯執行刑罰。漢謨拉比法典也設有保障措施，避免罪犯受到超過法律規定的刑罰。</w:t>
+      </w:r>
+    </w:p>
+    <w:p>
+      <w:pPr>
+        <w:pStyle w:val="ListNumber"/>
+        <w:spacing w:line="240" w:lineRule="auto"/>
+        <w:ind w:left="720"/>
+      </w:pPr>
+      <w:r>
+        <w:rPr>
+          <w:lang w:val="zh_TW" w:bidi="zh_TW"/>
+        </w:rPr>
+      </w:r>
+      <w:r>
+        <w:rPr>
+          <w:lang w:val="zh_TW" w:bidi="zh_TW"/>
+        </w:rPr>
+        <w:t>到了舊約聖經後期，人們會使用木枷作為刑罰。先知哈拿尼（</w:t>
+      </w:r>
+      <w:hyperlink r:id="rId89">
+        <w:r>
+          <w:rPr>
+            <w:lang w:val="zh_TW" w:bidi="zh_TW"/>
+          </w:rPr>
+          <w:rPr>
+            <w:color w:val="0000EE"/>
+            <w:u w:val="single"/>
+          </w:rPr>
+          <w:t>代下16:10</w:t>
+        </w:r>
+      </w:hyperlink>
+      <w:r>
+        <w:rPr>
+          <w:lang w:val="zh_TW" w:bidi="zh_TW"/>
+        </w:rPr>
+        <w:t>）和耶利米（</w:t>
+      </w:r>
+      <w:hyperlink r:id="rId90">
+        <w:r>
+          <w:rPr>
+            <w:lang w:val="zh_TW" w:bidi="zh_TW"/>
+          </w:rPr>
+          <w:rPr>
+            <w:color w:val="0000EE"/>
+            <w:u w:val="single"/>
+          </w:rPr>
+          <w:t>耶20:2–3</w:t>
+        </w:r>
+      </w:hyperlink>
+      <w:r>
+        <w:rPr>
+          <w:lang w:val="zh_TW" w:bidi="zh_TW"/>
+        </w:rPr>
+        <w:t>）都曾受過這種羞辱，被上了木枷。人們把受刑人的雙腳踝放進兩塊大木頭上的孔洞裡；有時也會把手腕和頭部一同固定其中。到了羅馬時代，木枷逐漸演變成一種酷刑。人們把囚犯的雙腿越拉越開，再固定在木枷的孔洞中。在新約聖經中，腓立比的獄卒曾把保羅和西拉的雙腳上了木狗（</w:t>
+      </w:r>
+      <w:hyperlink r:id="rId91">
+        <w:r>
+          <w:rPr>
+            <w:lang w:val="zh_TW" w:bidi="zh_TW"/>
+          </w:rPr>
+          <w:rPr>
+            <w:color w:val="0000EE"/>
+            <w:u w:val="single"/>
+          </w:rPr>
+          <w:t>徒16:24</w:t>
+        </w:r>
+      </w:hyperlink>
+      <w:r>
+        <w:rPr>
+          <w:lang w:val="zh_TW" w:bidi="zh_TW"/>
+        </w:rPr>
+        <w:t>）。在這裡譯作「木狗」的希臘文詞語，原有「拘禁」的意思；它也可指囚犯的腳鐐、鎖鏈，或羅馬逃奴所戴的鐵頸圈。</w:t>
+      </w:r>
+    </w:p>
+    <w:p>
+      <w:pPr>
+        <w:pStyle w:val="Heading4"/>
+      </w:pPr>
+      <w:r>
+        <w:rPr>
+          <w:lang w:val="zh_TW" w:bidi="zh_TW"/>
+        </w:rPr>
+        <w:t>死刑</w:t>
+      </w:r>
+    </w:p>
+    <w:p>
+      <w:pPr/>
+      <w:r>
+        <w:rPr>
+          <w:lang w:val="zh_TW" w:bidi="zh_TW"/>
+        </w:rPr>
+      </w:r>
+      <w:r>
+        <w:rPr>
+          <w:lang w:val="zh_TW" w:bidi="zh_TW"/>
+        </w:rPr>
+        <w:t>死刑在許多近東諸國都很普遍。人們會使用好幾種不同的處決方式。</w:t>
+      </w:r>
+    </w:p>
+    <w:p>
+      <w:pPr>
+        <w:pStyle w:val="ListNumber"/>
+        <w:numPr>
+          <w:ilvl w:val="0"/>
+          <w:numId w:val="15"/>
+        </w:numPr>
+        <w:spacing w:line="240" w:lineRule="auto"/>
+        <w:ind w:left="720"/>
+      </w:pPr>
+      <w:r>
+        <w:rPr>
+          <w:lang w:val="zh_TW" w:bidi="zh_TW"/>
+        </w:rPr>
+      </w:r>
+      <w:r>
+        <w:rPr>
+          <w:lang w:val="zh_TW" w:bidi="zh_TW"/>
+        </w:rPr>
+        <w:t>人們會用刀將得罪君王的人斬首（</w:t>
+      </w:r>
+      <w:hyperlink r:id="rId92">
+        <w:r>
+          <w:rPr>
+            <w:lang w:val="zh_TW" w:bidi="zh_TW"/>
+          </w:rPr>
+          <w:rPr>
+            <w:color w:val="0000EE"/>
+            <w:u w:val="single"/>
+          </w:rPr>
+          <w:t>撒下16:9</w:t>
+        </w:r>
+      </w:hyperlink>
+      <w:r>
+        <w:rPr>
+          <w:lang w:val="zh_TW" w:bidi="zh_TW"/>
+        </w:rPr>
+        <w:t>；</w:t>
+      </w:r>
+      <w:hyperlink r:id="rId93">
+        <w:r>
+          <w:rPr>
+            <w:lang w:val="zh_TW" w:bidi="zh_TW"/>
+          </w:rPr>
+          <w:rPr>
+            <w:color w:val="0000EE"/>
+            <w:u w:val="single"/>
+          </w:rPr>
+          <w:t>王下6:31–32</w:t>
+        </w:r>
+      </w:hyperlink>
+      <w:r>
+        <w:rPr>
+          <w:lang w:val="zh_TW" w:bidi="zh_TW"/>
+        </w:rPr>
+        <w:t>）；根據米示拿（Mishnah；猶太法律的註釋），拜偶像的人和殺人犯也會受到同樣的刑罰。人們大概也會用刀執行私人處決。有時，整座城的居民會因離棄信仰而「死在刀下」（</w:t>
+      </w:r>
+      <w:hyperlink r:id="rId94">
+        <w:r>
+          <w:rPr>
+            <w:lang w:val="zh_TW" w:bidi="zh_TW"/>
+          </w:rPr>
+          <w:rPr>
+            <w:color w:val="0000EE"/>
+            <w:u w:val="single"/>
+          </w:rPr>
+          <w:t>出32:27</w:t>
+        </w:r>
+      </w:hyperlink>
+      <w:r>
+        <w:rPr>
+          <w:lang w:val="zh_TW" w:bidi="zh_TW"/>
+        </w:rPr>
+        <w:t>；</w:t>
+      </w:r>
+      <w:hyperlink r:id="rId95">
+        <w:r>
+          <w:rPr>
+            <w:lang w:val="zh_TW" w:bidi="zh_TW"/>
+          </w:rPr>
+          <w:rPr>
+            <w:color w:val="0000EE"/>
+            <w:u w:val="single"/>
+          </w:rPr>
+          <w:t>申13:15</w:t>
+        </w:r>
+      </w:hyperlink>
+      <w:r>
+        <w:rPr>
+          <w:lang w:val="zh_TW" w:bidi="zh_TW"/>
+        </w:rPr>
+        <w:t>）。</w:t>
+      </w:r>
+    </w:p>
+    <w:p>
+      <w:pPr>
+        <w:pStyle w:val="ListNumber"/>
+        <w:spacing w:line="240" w:lineRule="auto"/>
+        <w:ind w:left="720"/>
+      </w:pPr>
+      <w:r>
+        <w:rPr>
+          <w:lang w:val="zh_TW" w:bidi="zh_TW"/>
+        </w:rPr>
+      </w:r>
+      <w:r>
+        <w:rPr>
+          <w:lang w:val="zh_TW" w:bidi="zh_TW"/>
+        </w:rPr>
+        <w:t>某些性方面的罪要處以火刑（</w:t>
+      </w:r>
+      <w:hyperlink r:id="rId96">
+        <w:r>
+          <w:rPr>
+            <w:lang w:val="zh_TW" w:bidi="zh_TW"/>
+          </w:rPr>
+          <w:rPr>
+            <w:color w:val="0000EE"/>
+            <w:u w:val="single"/>
+          </w:rPr>
+          <w:t>利20:14</w:t>
+        </w:r>
+      </w:hyperlink>
+      <w:r>
+        <w:rPr>
+          <w:lang w:val="zh_TW" w:bidi="zh_TW"/>
+        </w:rPr>
+        <w:t>，</w:t>
+      </w:r>
+      <w:hyperlink r:id="rId97">
+        <w:r>
+          <w:rPr>
+            <w:lang w:val="zh_TW" w:bidi="zh_TW"/>
+          </w:rPr>
+          <w:rPr>
+            <w:color w:val="0000EE"/>
+            <w:u w:val="single"/>
+          </w:rPr>
+          <w:t>21:9</w:t>
+        </w:r>
+      </w:hyperlink>
+      <w:r>
+        <w:rPr>
+          <w:lang w:val="zh_TW" w:bidi="zh_TW"/>
+        </w:rPr>
+        <w:t>）。猶大的兒婦他瑪被指控犯了姦淫罪，因此有人下令把她帶到城外燒死（</w:t>
+      </w:r>
+      <w:hyperlink r:id="rId98">
+        <w:r>
+          <w:rPr>
+            <w:lang w:val="zh_TW" w:bidi="zh_TW"/>
+          </w:rPr>
+          <w:rPr>
+            <w:color w:val="0000EE"/>
+            <w:u w:val="single"/>
+          </w:rPr>
+          <w:t>創38:24</w:t>
+        </w:r>
+      </w:hyperlink>
+      <w:r>
+        <w:rPr>
+          <w:lang w:val="zh_TW" w:bidi="zh_TW"/>
+        </w:rPr>
+        <w:t>）。耶和華也吩咐說，凡踏上西奈山聖地的人，都要用箭射死或用石頭打死（</w:t>
+      </w:r>
+      <w:hyperlink r:id="rId99">
+        <w:r>
+          <w:rPr>
+            <w:lang w:val="zh_TW" w:bidi="zh_TW"/>
+          </w:rPr>
+          <w:rPr>
+            <w:color w:val="0000EE"/>
+            <w:u w:val="single"/>
+          </w:rPr>
+          <w:t>出19:13</w:t>
+        </w:r>
+      </w:hyperlink>
+      <w:r>
+        <w:rPr>
+          <w:lang w:val="zh_TW" w:bidi="zh_TW"/>
+        </w:rPr>
+        <w:t>）。</w:t>
+      </w:r>
+    </w:p>
+    <w:p>
+      <w:pPr>
+        <w:pStyle w:val="ListNumber"/>
+        <w:spacing w:line="240" w:lineRule="auto"/>
+        <w:ind w:left="720"/>
+      </w:pPr>
+      <w:r>
+        <w:rPr>
+          <w:lang w:val="zh_TW" w:bidi="zh_TW"/>
+        </w:rPr>
+      </w:r>
+      <w:r>
+        <w:rPr>
+          <w:lang w:val="zh_TW" w:bidi="zh_TW"/>
+        </w:rPr>
+        <w:t>把人掛起來可能是聖經時代的一種處決方式。不過，許多學者認為，譯為「掛起來」或「掛在木頭上」的詞語，其實是指刺刑（</w:t>
+      </w:r>
+      <w:hyperlink r:id="rId100">
+        <w:r>
+          <w:rPr>
+            <w:lang w:val="zh_TW" w:bidi="zh_TW"/>
+          </w:rPr>
+          <w:rPr>
+            <w:color w:val="0000EE"/>
+            <w:u w:val="single"/>
+          </w:rPr>
+          <w:t>民25:4</w:t>
+        </w:r>
+      </w:hyperlink>
+      <w:r>
+        <w:rPr>
+          <w:lang w:val="zh_TW" w:bidi="zh_TW"/>
+        </w:rPr>
+        <w:t>；</w:t>
+      </w:r>
+      <w:hyperlink r:id="rId101">
+        <w:r>
+          <w:rPr>
+            <w:lang w:val="zh_TW" w:bidi="zh_TW"/>
+          </w:rPr>
+          <w:rPr>
+            <w:color w:val="0000EE"/>
+            <w:u w:val="single"/>
+          </w:rPr>
+          <w:t>申21:22–23</w:t>
+        </w:r>
+      </w:hyperlink>
+      <w:r>
+        <w:rPr>
+          <w:lang w:val="zh_TW" w:bidi="zh_TW"/>
+        </w:rPr>
+        <w:t>；</w:t>
+      </w:r>
+      <w:hyperlink r:id="rId102">
+        <w:r>
+          <w:rPr>
+            <w:lang w:val="zh_TW" w:bidi="zh_TW"/>
+          </w:rPr>
+          <w:rPr>
+            <w:color w:val="0000EE"/>
+            <w:u w:val="single"/>
+          </w:rPr>
+          <w:t>書8:29</w:t>
+        </w:r>
+      </w:hyperlink>
+      <w:r>
+        <w:rPr>
+          <w:lang w:val="zh_TW" w:bidi="zh_TW"/>
+        </w:rPr>
+        <w:t>；</w:t>
+      </w:r>
+      <w:hyperlink r:id="rId103">
+        <w:r>
+          <w:rPr>
+            <w:lang w:val="zh_TW" w:bidi="zh_TW"/>
+          </w:rPr>
+          <w:rPr>
+            <w:color w:val="0000EE"/>
+            <w:u w:val="single"/>
+          </w:rPr>
+          <w:t>撒下21:6</w:t>
+        </w:r>
+      </w:hyperlink>
+      <w:r>
+        <w:rPr>
+          <w:lang w:val="zh_TW" w:bidi="zh_TW"/>
+        </w:rPr>
+        <w:t>、</w:t>
+      </w:r>
+      <w:hyperlink r:id="rId103">
+        <w:r>
+          <w:rPr>
+            <w:lang w:val="zh_TW" w:bidi="zh_TW"/>
+          </w:rPr>
+          <w:rPr>
+            <w:color w:val="0000EE"/>
+            <w:u w:val="single"/>
+          </w:rPr>
+          <w:t>9</w:t>
+        </w:r>
+      </w:hyperlink>
+      <w:r>
+        <w:rPr>
+          <w:lang w:val="zh_TW" w:bidi="zh_TW"/>
+        </w:rPr>
+        <w:t>；</w:t>
+      </w:r>
+      <w:hyperlink r:id="rId104">
+        <w:r>
+          <w:rPr>
+            <w:lang w:val="zh_TW" w:bidi="zh_TW"/>
+          </w:rPr>
+          <w:rPr>
+            <w:color w:val="0000EE"/>
+            <w:u w:val="single"/>
+          </w:rPr>
+          <w:t>斯9:14</w:t>
+        </w:r>
+      </w:hyperlink>
+      <w:r>
+        <w:rPr>
+          <w:lang w:val="zh_TW" w:bidi="zh_TW"/>
+        </w:rPr>
+        <w:t>）。人們會把一根尖銳的木樁立在地上，再把受刑人的身體強行刺入木樁；木樁的尖端很可能從受刑人的胸部或口中穿出。亞述人經常使用這種處決方式，通常是用來處置犯下最嚴重罪行的人，以及戰俘或逃兵。據說波斯王大流士進軍巴比倫時，曾把3,000人施以刺刑。大流士也規定，凡更改他重建聖殿諭令的人，都要受刺刑（</w:t>
+      </w:r>
+      <w:hyperlink r:id="rId105">
+        <w:r>
+          <w:rPr>
+            <w:lang w:val="zh_TW" w:bidi="zh_TW"/>
+          </w:rPr>
+          <w:rPr>
+            <w:color w:val="0000EE"/>
+            <w:u w:val="single"/>
+          </w:rPr>
+          <w:t>拉6:11–12</w:t>
+        </w:r>
+      </w:hyperlink>
+      <w:r>
+        <w:rPr>
+          <w:lang w:val="zh_TW" w:bidi="zh_TW"/>
+        </w:rPr>
+        <w:t>）。至於哈曼究竟是被吊死還是受刺刑，至今仍無法確定（見</w:t>
+      </w:r>
+      <w:hyperlink r:id="rId106">
+        <w:r>
+          <w:rPr>
+            <w:lang w:val="zh_TW" w:bidi="zh_TW"/>
+          </w:rPr>
+          <w:rPr>
+            <w:color w:val="0000EE"/>
+            <w:u w:val="single"/>
+          </w:rPr>
+          <w:t>斯7:9–10</w:t>
+        </w:r>
+      </w:hyperlink>
+      <w:r>
+        <w:rPr>
+          <w:lang w:val="zh_TW" w:bidi="zh_TW"/>
+        </w:rPr>
+        <w:t>）。</w:t>
+        <w:br/>
+      </w:r>
+      <w:r>
+        <w:rPr>
+          <w:lang w:val="zh_TW" w:bidi="zh_TW"/>
+        </w:rPr>
+        <w:t>通常，「掛起來」是展示屍體的一種方式，這樣做是用來警戒當地居民（</w:t>
+      </w:r>
+      <w:hyperlink r:id="rId107">
+        <w:r>
+          <w:rPr>
+            <w:lang w:val="zh_TW" w:bidi="zh_TW"/>
+          </w:rPr>
+          <w:rPr>
+            <w:color w:val="0000EE"/>
+            <w:u w:val="single"/>
+          </w:rPr>
+          <w:t>創40:19</w:t>
+        </w:r>
+      </w:hyperlink>
+      <w:r>
+        <w:rPr>
+          <w:lang w:val="zh_TW" w:bidi="zh_TW"/>
+        </w:rPr>
+        <w:t>；</w:t>
+      </w:r>
+      <w:hyperlink r:id="rId102">
+        <w:r>
+          <w:rPr>
+            <w:lang w:val="zh_TW" w:bidi="zh_TW"/>
+          </w:rPr>
+          <w:rPr>
+            <w:color w:val="0000EE"/>
+            <w:u w:val="single"/>
+          </w:rPr>
+          <w:t>書8:29</w:t>
+        </w:r>
+      </w:hyperlink>
+      <w:r>
+        <w:rPr>
+          <w:lang w:val="zh_TW" w:bidi="zh_TW"/>
+        </w:rPr>
+        <w:t>，</w:t>
+      </w:r>
+      <w:hyperlink r:id="rId108">
+        <w:r>
+          <w:rPr>
+            <w:lang w:val="zh_TW" w:bidi="zh_TW"/>
+          </w:rPr>
+          <w:rPr>
+            <w:color w:val="0000EE"/>
+            <w:u w:val="single"/>
+          </w:rPr>
+          <w:t>10:26</w:t>
+        </w:r>
+      </w:hyperlink>
+      <w:r>
+        <w:rPr>
+          <w:lang w:val="zh_TW" w:bidi="zh_TW"/>
+        </w:rPr>
+        <w:t>；</w:t>
+      </w:r>
+      <w:hyperlink r:id="rId109">
+        <w:r>
+          <w:rPr>
+            <w:lang w:val="zh_TW" w:bidi="zh_TW"/>
+          </w:rPr>
+          <w:rPr>
+            <w:color w:val="0000EE"/>
+            <w:u w:val="single"/>
+          </w:rPr>
+          <w:t>撒下4:12</w:t>
+        </w:r>
+      </w:hyperlink>
+      <w:r>
+        <w:rPr>
+          <w:lang w:val="zh_TW" w:bidi="zh_TW"/>
+        </w:rPr>
+        <w:t>）。人們通常只會將屍體展示一天，並在日落前把屍體埋葬。人們認為掛在木頭上的屍體會玷污神所賜的土地（</w:t>
+      </w:r>
+      <w:hyperlink r:id="rId101">
+        <w:r>
+          <w:rPr>
+            <w:lang w:val="zh_TW" w:bidi="zh_TW"/>
+          </w:rPr>
+          <w:rPr>
+            <w:color w:val="0000EE"/>
+            <w:u w:val="single"/>
+          </w:rPr>
+          <w:t>申21:22–23</w:t>
+        </w:r>
+      </w:hyperlink>
+      <w:r>
+        <w:rPr>
+          <w:lang w:val="zh_TW" w:bidi="zh_TW"/>
+        </w:rPr>
+        <w:t>）。根據米示拿的記載，人們會把死者的雙手綁在一起，再把屍體掛在木架的橫臂上。</w:t>
+      </w:r>
+    </w:p>
+    <w:p>
+      <w:pPr>
+        <w:pStyle w:val="ListNumber"/>
+        <w:spacing w:line="240" w:lineRule="auto"/>
+        <w:ind w:left="720"/>
+      </w:pPr>
+      <w:r>
+        <w:rPr>
+          <w:lang w:val="zh_TW" w:bidi="zh_TW"/>
+        </w:rPr>
+      </w:r>
+      <w:r>
+        <w:rPr>
+          <w:lang w:val="zh_TW" w:bidi="zh_TW"/>
+        </w:rPr>
+        <w:t>敘利亞王安提阿古四世·伊皮法尼（Antiochus IV Epiphanes）在公元前167至166年間曾使用釘十字架作為刑罰。根據公元一世紀猶太歷史學家約瑟夫（Josephus）的記載，那些拒絕放棄傳統信仰的猶太人就是這樣被處死的。在馬加比（Maccabean）時期（公元前167–40年），亞歷山大·詹納烏斯（Alexander Janneus ）為了重新鞏固自己的權力，曾把800名反叛的法利賽人釘在十字架上。釘十字架是一種廣泛使用的處決方式。羅馬帝國大部分地區都使用這種刑罰，包括印度、北非和日耳曼地區。在公元前4年至公元70年間，有些時候一次被釘十字架的人數多達數千人。</w:t>
+        <w:br/>
+      </w:r>
+      <w:r>
+        <w:rPr>
+          <w:lang w:val="zh_TW" w:bidi="zh_TW"/>
+        </w:rPr>
+        <w:t>看起來人們使用過三種十字架：橫木位於直木頂端下方的十字架（拉丁十字架）、T形十字架（聖安東尼的十字架〔St Anthony’s cross〕）、X形十字架（聖安得烈十字架〔St Andrew’s cross〕）。馬太福音記載，有一塊寫著「這是猶太人的王耶穌」的牌子，在耶穌釘十架時被安放在祂頭的上方（</w:t>
+      </w:r>
+      <w:hyperlink r:id="rId110">
+        <w:r>
+          <w:rPr>
+            <w:lang w:val="zh_TW" w:bidi="zh_TW"/>
+          </w:rPr>
+          <w:rPr>
+            <w:color w:val="0000EE"/>
+            <w:u w:val="single"/>
+          </w:rPr>
+          <w:t>太27:37</w:t>
+        </w:r>
+      </w:hyperlink>
+      <w:r>
+        <w:rPr>
+          <w:lang w:val="zh_TW" w:bidi="zh_TW"/>
+        </w:rPr>
+        <w:t>）。這表示耶穌受釘時所用的十字架是拉丁十字架，這也正是藝術家歷來描繪的樣式。行刑時，人們很可能先把十字架平放在地上，然後把受刑的人固定在上面。之後，人們把十字架豎立起來，放進預先挖好的坑中。受刑人的雙手可能被釘在十字架上，也可能被綁在十字架上；至於雙腳究竟用一根釘子還是兩根釘子釘住，至今仍無法確定。受刑人的身體重量由腳下的一塊木頭支撐，而兩腿之間可能另有一塊像尖樁一樣的木頭提供支撐。</w:t>
+      </w:r>
+    </w:p>
+    <w:p>
+      <w:pPr>
+        <w:pStyle w:val="ListNumber"/>
+        <w:spacing w:line="240" w:lineRule="auto"/>
+        <w:ind w:left="720"/>
+      </w:pPr>
+      <w:r>
+        <w:rPr>
+          <w:lang w:val="zh_TW" w:bidi="zh_TW"/>
+        </w:rPr>
+      </w:r>
+      <w:r>
+        <w:rPr>
+          <w:lang w:val="zh_TW" w:bidi="zh_TW"/>
+        </w:rPr>
+        <w:t>石刑是最常見的希伯來死刑。最初的石頭由控方證人投擲，然後圍觀的人也投擲。石刑適用於某些宗教方面的罪（</w:t>
+      </w:r>
+      <w:hyperlink r:id="rId111">
+        <w:r>
+          <w:rPr>
+            <w:lang w:val="zh_TW" w:bidi="zh_TW"/>
+          </w:rPr>
+          <w:rPr>
+            <w:color w:val="0000EE"/>
+            <w:u w:val="single"/>
+          </w:rPr>
+          <w:t>利24:16</w:t>
+        </w:r>
+      </w:hyperlink>
+      <w:r>
+        <w:rPr>
+          <w:lang w:val="zh_TW" w:bidi="zh_TW"/>
+        </w:rPr>
+        <w:t>；</w:t>
+      </w:r>
+      <w:hyperlink r:id="rId20">
+        <w:r>
+          <w:rPr>
+            <w:lang w:val="zh_TW" w:bidi="zh_TW"/>
+          </w:rPr>
+          <w:rPr>
+            <w:color w:val="0000EE"/>
+            <w:u w:val="single"/>
+          </w:rPr>
+          <w:t>民15:32–36</w:t>
+        </w:r>
+      </w:hyperlink>
+      <w:r>
+        <w:rPr>
+          <w:lang w:val="zh_TW" w:bidi="zh_TW"/>
+        </w:rPr>
+        <w:t>；</w:t>
+      </w:r>
+      <w:hyperlink r:id="rId112">
+        <w:r>
+          <w:rPr>
+            <w:lang w:val="zh_TW" w:bidi="zh_TW"/>
+          </w:rPr>
+          <w:rPr>
+            <w:color w:val="0000EE"/>
+            <w:u w:val="single"/>
+          </w:rPr>
+          <w:t>申13:1–10</w:t>
+        </w:r>
+      </w:hyperlink>
+      <w:r>
+        <w:rPr>
+          <w:lang w:val="zh_TW" w:bidi="zh_TW"/>
+        </w:rPr>
+        <w:t>，</w:t>
+      </w:r>
+      <w:hyperlink r:id="rId113">
+        <w:r>
+          <w:rPr>
+            <w:lang w:val="zh_TW" w:bidi="zh_TW"/>
+          </w:rPr>
+          <w:rPr>
+            <w:color w:val="0000EE"/>
+            <w:u w:val="single"/>
+          </w:rPr>
+          <w:t>17:2–5</w:t>
+        </w:r>
+      </w:hyperlink>
+      <w:r>
+        <w:rPr>
+          <w:lang w:val="zh_TW" w:bidi="zh_TW"/>
+        </w:rPr>
+        <w:t>）、姦淫（</w:t>
+      </w:r>
+      <w:hyperlink r:id="rId114">
+        <w:r>
+          <w:rPr>
+            <w:lang w:val="zh_TW" w:bidi="zh_TW"/>
+          </w:rPr>
+          <w:rPr>
+            <w:color w:val="0000EE"/>
+            <w:u w:val="single"/>
+          </w:rPr>
+          <w:t>申22:23–24</w:t>
+        </w:r>
+      </w:hyperlink>
+      <w:r>
+        <w:rPr>
+          <w:lang w:val="zh_TW" w:bidi="zh_TW"/>
+        </w:rPr>
+        <w:t>）、獻兒女為祭（</w:t>
+      </w:r>
       <w:hyperlink r:id="rId15">
         <w:r>
           <w:rPr>
@@ -434,52 +2920,321 @@
             <w:color w:val="0000EE"/>
             <w:u w:val="single"/>
           </w:rPr>
-          <w:t>–</w:t>
-        </w:r>
-      </w:hyperlink>
-      <w:hyperlink r:id="rId18">
-        <w:r>
-          <w:rPr>
-            <w:lang w:val="zh_TW" w:bidi="zh_TW"/>
-          </w:rPr>
-          <w:rPr>
-            <w:color w:val="0000EE"/>
-            <w:u w:val="single"/>
-          </w:rPr>
-          <w:t>22</w:t>
-        </w:r>
-      </w:hyperlink>
-      <w:r>
-        <w:rPr>
-          <w:lang w:val="zh_TW" w:bidi="zh_TW"/>
-        </w:rPr>
-        <w:t>）。哈拿許願說，假如神賜給她一個兒子，她將把他歸給神（</w:t>
-      </w:r>
-      <w:hyperlink r:id="rId19">
-        <w:r>
-          <w:rPr>
-            <w:lang w:val="zh_TW" w:bidi="zh_TW"/>
-          </w:rPr>
-          <w:rPr>
-            <w:color w:val="0000EE"/>
-            <w:u w:val="single"/>
-          </w:rPr>
-          <w:t>撒母耳記上1:11、27</w:t>
-        </w:r>
-      </w:hyperlink>
-      <w:hyperlink r:id="rId15">
-        <w:r>
-          <w:rPr>
-            <w:lang w:val="zh_TW" w:bidi="zh_TW"/>
-          </w:rPr>
-          <w:rPr>
-            <w:color w:val="0000EE"/>
-            <w:u w:val="single"/>
-          </w:rPr>
-          <w:t>–</w:t>
-        </w:r>
-      </w:hyperlink>
-      <w:hyperlink r:id="rId19">
+          <w:t>利20:2</w:t>
+        </w:r>
+      </w:hyperlink>
+      <w:r>
+        <w:rPr>
+          <w:lang w:val="zh_TW" w:bidi="zh_TW"/>
+        </w:rPr>
+        <w:t>）、交鬼行巫術（</w:t>
+      </w:r>
+      <w:hyperlink r:id="rId115">
+        <w:r>
+          <w:rPr>
+            <w:lang w:val="zh_TW" w:bidi="zh_TW"/>
+          </w:rPr>
+          <w:rPr>
+            <w:color w:val="0000EE"/>
+            <w:u w:val="single"/>
+          </w:rPr>
+          <w:t>利20:27</w:t>
+        </w:r>
+      </w:hyperlink>
+      <w:r>
+        <w:rPr>
+          <w:lang w:val="zh_TW" w:bidi="zh_TW"/>
+        </w:rPr>
+        <w:t>）和悖逆（</w:t>
+      </w:r>
+      <w:hyperlink r:id="rId38">
+        <w:r>
+          <w:rPr>
+            <w:lang w:val="zh_TW" w:bidi="zh_TW"/>
+          </w:rPr>
+          <w:rPr>
+            <w:color w:val="0000EE"/>
+            <w:u w:val="single"/>
+          </w:rPr>
+          <w:t>申21:18–21</w:t>
+        </w:r>
+      </w:hyperlink>
+      <w:r>
+        <w:rPr>
+          <w:lang w:val="zh_TW" w:bidi="zh_TW"/>
+        </w:rPr>
+        <w:t>）。使徒保羅歸信之前，曾親眼看見人們用石頭打死司提反，他當時也贊同這樣做（</w:t>
+      </w:r>
+      <w:hyperlink r:id="rId116">
+        <w:r>
+          <w:rPr>
+            <w:lang w:val="zh_TW" w:bidi="zh_TW"/>
+          </w:rPr>
+          <w:rPr>
+            <w:color w:val="0000EE"/>
+            <w:u w:val="single"/>
+          </w:rPr>
+          <w:t>徒7:58–59</w:t>
+        </w:r>
+      </w:hyperlink>
+      <w:r>
+        <w:rPr>
+          <w:lang w:val="zh_TW" w:bidi="zh_TW"/>
+        </w:rPr>
+        <w:t>）。後來，保羅自己在路司得也曾遭人用石頭打，卻倖免於死（</w:t>
+      </w:r>
+      <w:hyperlink r:id="rId117">
+        <w:r>
+          <w:rPr>
+            <w:lang w:val="zh_TW" w:bidi="zh_TW"/>
+          </w:rPr>
+          <w:rPr>
+            <w:color w:val="0000EE"/>
+            <w:u w:val="single"/>
+          </w:rPr>
+          <w:t>14:19</w:t>
+        </w:r>
+      </w:hyperlink>
+      <w:r>
+        <w:rPr>
+          <w:lang w:val="zh_TW" w:bidi="zh_TW"/>
+        </w:rPr>
+        <w:t>）。到了羅馬時代，人們有時會把受刑人綁在木架上，然後用石頭打死他。</w:t>
+      </w:r>
+    </w:p>
+    <w:p>
+      <w:pPr>
+        <w:pStyle w:val="Heading3"/>
+      </w:pPr>
+      <w:r>
+        <w:rPr>
+          <w:lang w:val="zh_TW" w:bidi="zh_TW"/>
+        </w:rPr>
+        <w:t>結論</w:t>
+      </w:r>
+    </w:p>
+    <w:p>
+      <w:pPr/>
+      <w:r>
+        <w:rPr>
+          <w:lang w:val="zh_TW" w:bidi="zh_TW"/>
+        </w:rPr>
+      </w:r>
+      <w:r>
+        <w:rPr>
+          <w:lang w:val="zh_TW" w:bidi="zh_TW"/>
+        </w:rPr>
+        <w:t>希伯來律法是妥拉（「教導」）的一部分。神把這些律法賜給祂立約的百姓，以使他們成為聖潔。當時，以色列人是一群剛脫離奴役的半遊牧民族。雖然希伯來律法與漢謨拉比法典及其它近東定居民族的法律有一些相似之處，但兩者也存在許多差異。即使在較不發達的文化環境中，希伯來律法往往展現出更廣闊的視野；它的目的似乎不只是維持社會秩序，更是要教導人過敬虔的生活。尤其是十誡簡明直接，直到今天仍然影響著法理學，甚至在現代世俗社會中也是如此。</w:t>
+      </w:r>
+    </w:p>
+    <w:p>
+      <w:pPr/>
+      <w:r>
+        <w:rPr>
+          <w:lang w:val="zh_TW" w:bidi="zh_TW"/>
+        </w:rPr>
+      </w:r>
+      <w:r>
+        <w:rPr>
+          <w:lang w:val="zh_TW" w:bidi="zh_TW"/>
+        </w:rPr>
+        <w:t>聖經最主要的信息是神愛祂立約百姓；然而，聖經從未忽略墮落世界中的殘酷現實。人會犯罪，也會犯下各種罪；人因自己的罪與神隔絕，也因所犯的罪受到懲罰。十字架是基督教信仰的象徵，它不斷提醒基督徒：神的愛並不是脫離現實的空談。他們認為，耶穌基督被釘十字架，正應驗了舊約聖經的預言：耶和華使我們眾人的罪孽都歸在他身上（</w:t>
+      </w:r>
+      <w:hyperlink r:id="rId118">
+        <w:r>
+          <w:rPr>
+            <w:lang w:val="zh_TW" w:bidi="zh_TW"/>
+          </w:rPr>
+          <w:rPr>
+            <w:color w:val="0000EE"/>
+            <w:u w:val="single"/>
+          </w:rPr>
+          <w:t>賽53:5–6</w:t>
+        </w:r>
+      </w:hyperlink>
+      <w:r>
+        <w:rPr>
+          <w:lang w:val="zh_TW" w:bidi="zh_TW"/>
+        </w:rPr>
+        <w:t>）。新約聖經宣告，基督照著聖經所說的，為我們的罪死了（</w:t>
+      </w:r>
+      <w:hyperlink r:id="rId119">
+        <w:r>
+          <w:rPr>
+            <w:lang w:val="zh_TW" w:bidi="zh_TW"/>
+          </w:rPr>
+          <w:rPr>
+            <w:color w:val="0000EE"/>
+            <w:u w:val="single"/>
+          </w:rPr>
+          <w:t>林前15:3</w:t>
+        </w:r>
+      </w:hyperlink>
+      <w:r>
+        <w:rPr>
+          <w:lang w:val="zh_TW" w:bidi="zh_TW"/>
+        </w:rPr>
+        <w:t>）。</w:t>
+      </w:r>
+    </w:p>
+    <w:p>
+      <w:pPr/>
+      <w:r>
+        <w:rPr>
+          <w:lang w:val="zh_TW" w:bidi="zh_TW"/>
+        </w:rPr>
+      </w:r>
+      <w:r>
+        <w:rPr>
+          <w:i/>
+          <w:lang w:val="zh_TW" w:bidi="zh_TW"/>
+        </w:rPr>
+        <w:t>另見</w:t>
+      </w:r>
+      <w:r>
+        <w:rPr>
+          <w:lang w:val="zh_TW" w:bidi="zh_TW"/>
+        </w:rPr>
+        <w:t xml:space="preserve"> </w:t>
+      </w:r>
+      <w:r>
+        <w:rPr>
+          <w:lang w:val="zh_TW" w:bidi="zh_TW"/>
+        </w:rPr>
+        <w:t>民事法律和司法</w:t>
+      </w:r>
+      <w:r>
+        <w:rPr>
+          <w:lang w:val="zh_TW" w:bidi="zh_TW"/>
+        </w:rPr>
+        <w:t>；</w:t>
+      </w:r>
+      <w:r>
+        <w:rPr>
+          <w:lang w:val="zh_TW" w:bidi="zh_TW"/>
+        </w:rPr>
+        <w:t>法院和審判</w:t>
+      </w:r>
+      <w:r>
+        <w:rPr>
+          <w:lang w:val="zh_TW" w:bidi="zh_TW"/>
+        </w:rPr>
+        <w:t>；</w:t>
+      </w:r>
+      <w:r>
+        <w:rPr>
+          <w:lang w:val="zh_TW" w:bidi="zh_TW"/>
+        </w:rPr>
+        <w:t>漢謨拉比法典</w:t>
+      </w:r>
+      <w:r>
+        <w:rPr>
+          <w:lang w:val="zh_TW" w:bidi="zh_TW"/>
+        </w:rPr>
+        <w:t>；</w:t>
+      </w:r>
+      <w:r>
+        <w:rPr>
+          <w:lang w:val="zh_TW" w:bidi="zh_TW"/>
+        </w:rPr>
+        <w:t>聖經中的律法概念</w:t>
+      </w:r>
+      <w:r>
+        <w:rPr>
+          <w:lang w:val="zh_TW" w:bidi="zh_TW"/>
+        </w:rPr>
+        <w:t>。</w:t>
+      </w:r>
+      <w:r>
+        <w:rPr>
+          <w:lang w:val="zh_TW" w:bidi="zh_TW"/>
+        </w:rPr>
+      </w:r>
+      <w:r>
+        <w:rPr>
+          <w:lang w:val="zh_TW" w:bidi="zh_TW"/>
+        </w:rPr>
+      </w:r>
+    </w:p>
+    <w:p>
+      <w:pPr/>
+      <w:r>
+        <w:rPr>
+          <w:lang w:val="zh_TW" w:bidi="zh_TW"/>
+        </w:rPr>
+      </w:r>
+    </w:p>
+    <w:p>
+      <w:pPr>
+        <w:pStyle w:val="Heading2"/>
+      </w:pPr>
+      <w:r>
+        <w:rPr>
+          <w:lang w:val="zh_TW" w:bidi="zh_TW"/>
+        </w:rPr>
+        <w:t>性，性慾</w:t>
+      </w:r>
+      <w:r>
+        <w:rPr>
+          <w:lang w:val="zh_TW" w:bidi="zh_TW"/>
+        </w:rPr>
+      </w:r>
+    </w:p>
+    <w:p>
+      <w:pPr>
+        <w:pStyle w:val="Heading3"/>
+      </w:pPr>
+      <w:r>
+        <w:rPr>
+          <w:lang w:val="zh_TW" w:bidi="zh_TW"/>
+        </w:rPr>
+        <w:t>聖經對性與性慾的正面觀點</w:t>
+      </w:r>
+    </w:p>
+    <w:p>
+      <w:pPr/>
+      <w:r>
+        <w:rPr>
+          <w:lang w:val="zh_TW" w:bidi="zh_TW"/>
+        </w:rPr>
+      </w:r>
+      <w:r>
+        <w:rPr>
+          <w:lang w:val="zh_TW" w:bidi="zh_TW"/>
+        </w:rPr>
+        <w:t>與某些宗教和哲學不同，聖經對人類的性有正面看法。根據舊約，神創造人是具有性別的存在。成為男性或女性，是</w:t>
+      </w:r>
+      <w:r>
+        <w:rPr>
+          <w:lang w:val="zh_TW" w:bidi="zh_TW"/>
+        </w:rPr>
+        <w:t>神就照着自己的形像造人</w:t>
+      </w:r>
+      <w:r>
+        <w:rPr>
+          <w:lang w:val="zh_TW" w:bidi="zh_TW"/>
+        </w:rPr>
+        <w:t>（</w:t>
+      </w:r>
+      <w:hyperlink r:id="rId120">
+        <w:r>
+          <w:rPr>
+            <w:lang w:val="zh_TW" w:bidi="zh_TW"/>
+          </w:rPr>
+          <w:rPr>
+            <w:color w:val="0000EE"/>
+            <w:u w:val="single"/>
+          </w:rPr>
+          <w:t>創1:26</w:t>
+        </w:r>
+      </w:hyperlink>
+      <w:r>
+        <w:rPr>
+          <w:lang w:val="zh_TW" w:bidi="zh_TW"/>
+        </w:rPr>
+        <w:t>–</w:t>
+      </w:r>
+      <w:hyperlink r:id="rId120">
         <w:r>
           <w:rPr>
             <w:lang w:val="zh_TW" w:bidi="zh_TW"/>
@@ -495,42 +3250,68 @@
         <w:rPr>
           <w:lang w:val="zh_TW" w:bidi="zh_TW"/>
         </w:rPr>
-        <w:t>）。在詩篇中，還願通常與因為從危險或痛苦中得救而感恩有關（比如，</w:t>
-      </w:r>
-      <w:hyperlink r:id="rId20">
-        <w:r>
-          <w:rPr>
-            <w:lang w:val="zh_TW" w:bidi="zh_TW"/>
-          </w:rPr>
-          <w:rPr>
-            <w:color w:val="0000EE"/>
-            <w:u w:val="single"/>
-          </w:rPr>
-          <w:t>詩篇22:24</w:t>
-        </w:r>
-      </w:hyperlink>
-      <w:hyperlink r:id="rId15">
-        <w:r>
-          <w:rPr>
-            <w:lang w:val="zh_TW" w:bidi="zh_TW"/>
-          </w:rPr>
-          <w:rPr>
-            <w:color w:val="0000EE"/>
-            <w:u w:val="single"/>
-          </w:rPr>
-          <w:t>–</w:t>
-        </w:r>
-      </w:hyperlink>
-      <w:hyperlink r:id="rId20">
-        <w:r>
-          <w:rPr>
-            <w:lang w:val="zh_TW" w:bidi="zh_TW"/>
-          </w:rPr>
-          <w:rPr>
-            <w:color w:val="0000EE"/>
-            <w:u w:val="single"/>
-          </w:rPr>
-          <w:t>25</w:t>
+        <w:t>）。因此，性不只是人的行為，而是其身分的重要部份。</w:t>
+      </w:r>
+    </w:p>
+    <w:p>
+      <w:pPr/>
+      <w:r>
+        <w:rPr>
+          <w:lang w:val="zh_TW" w:bidi="zh_TW"/>
+        </w:rPr>
+      </w:r>
+      <w:r>
+        <w:rPr>
+          <w:lang w:val="zh_TW" w:bidi="zh_TW"/>
+        </w:rPr>
+        <w:t>舊約表明男女身體上的差異並不可恥（</w:t>
+      </w:r>
+      <w:hyperlink r:id="rId121">
+        <w:r>
+          <w:rPr>
+            <w:lang w:val="zh_TW" w:bidi="zh_TW"/>
+          </w:rPr>
+          <w:rPr>
+            <w:color w:val="0000EE"/>
+            <w:u w:val="single"/>
+          </w:rPr>
+          <w:t>創2:25</w:t>
+        </w:r>
+      </w:hyperlink>
+      <w:r>
+        <w:rPr>
+          <w:lang w:val="zh_TW" w:bidi="zh_TW"/>
+        </w:rPr>
+        <w:t>）。性行為本身也不羞恥（</w:t>
+      </w:r>
+      <w:hyperlink r:id="rId122">
+        <w:r>
+          <w:rPr>
+            <w:lang w:val="zh_TW" w:bidi="zh_TW"/>
+          </w:rPr>
+          <w:rPr>
+            <w:color w:val="0000EE"/>
+            <w:u w:val="single"/>
+          </w:rPr>
+          <w:t>箴5:18</w:t>
+        </w:r>
+      </w:hyperlink>
+      <w:r>
+        <w:rPr>
+          <w:lang w:val="zh_TW" w:bidi="zh_TW"/>
+        </w:rPr>
+        <w:t>–</w:t>
+      </w:r>
+      <w:hyperlink r:id="rId122">
+        <w:r>
+          <w:rPr>
+            <w:lang w:val="zh_TW" w:bidi="zh_TW"/>
+          </w:rPr>
+          <w:rPr>
+            <w:color w:val="0000EE"/>
+            <w:u w:val="single"/>
+          </w:rPr>
+          <w:t>19</w:t>
         </w:r>
       </w:hyperlink>
       <w:r>
@@ -539,40 +3320,66 @@
         </w:rPr>
         <w:t>；</w:t>
       </w:r>
-      <w:hyperlink r:id="rId21">
-        <w:r>
-          <w:rPr>
-            <w:lang w:val="zh_TW" w:bidi="zh_TW"/>
-          </w:rPr>
-          <w:rPr>
-            <w:color w:val="0000EE"/>
-            <w:u w:val="single"/>
-          </w:rPr>
-          <w:t>56:12</w:t>
-        </w:r>
-      </w:hyperlink>
-      <w:hyperlink r:id="rId15">
-        <w:r>
-          <w:rPr>
-            <w:lang w:val="zh_TW" w:bidi="zh_TW"/>
-          </w:rPr>
-          <w:rPr>
-            <w:color w:val="0000EE"/>
-            <w:u w:val="single"/>
-          </w:rPr>
-          <w:t>–</w:t>
-        </w:r>
-      </w:hyperlink>
-      <w:hyperlink r:id="rId21">
-        <w:r>
-          <w:rPr>
-            <w:lang w:val="zh_TW" w:bidi="zh_TW"/>
-          </w:rPr>
-          <w:rPr>
-            <w:color w:val="0000EE"/>
-            <w:u w:val="single"/>
-          </w:rPr>
-          <w:t>13</w:t>
+      <w:hyperlink r:id="rId123">
+        <w:r>
+          <w:rPr>
+            <w:lang w:val="zh_TW" w:bidi="zh_TW"/>
+          </w:rPr>
+          <w:rPr>
+            <w:color w:val="0000EE"/>
+            <w:u w:val="single"/>
+          </w:rPr>
+          <w:t>傳9:9</w:t>
+        </w:r>
+      </w:hyperlink>
+      <w:r>
+        <w:rPr>
+          <w:lang w:val="zh_TW" w:bidi="zh_TW"/>
+        </w:rPr>
+        <w:t>）。特別是雅歌，這首美麗的愛情詩歌讚美了肉體的激情，不應只從屬靈的角度解釋其內容。</w:t>
+      </w:r>
+    </w:p>
+    <w:p>
+      <w:pPr/>
+      <w:r>
+        <w:rPr>
+          <w:lang w:val="zh_TW" w:bidi="zh_TW"/>
+        </w:rPr>
+      </w:r>
+      <w:r>
+        <w:rPr>
+          <w:lang w:val="zh_TW" w:bidi="zh_TW"/>
+        </w:rPr>
+        <w:t>保羅在哥林多前書和提摩太前書中，同樣表達了正面的態度。哥林多和以弗所的社會充滿淫亂，因此一些基督徒選擇完全禁欲，甚至禁止婚姻（</w:t>
+      </w:r>
+      <w:hyperlink r:id="rId124">
+        <w:r>
+          <w:rPr>
+            <w:lang w:val="zh_TW" w:bidi="zh_TW"/>
+          </w:rPr>
+          <w:rPr>
+            <w:color w:val="0000EE"/>
+            <w:u w:val="single"/>
+          </w:rPr>
+          <w:t>提前4:3</w:t>
+        </w:r>
+      </w:hyperlink>
+      <w:r>
+        <w:rPr>
+          <w:lang w:val="zh_TW" w:bidi="zh_TW"/>
+        </w:rPr>
+        <w:t>）。已婚夫婦停止了性生活，他們認為這樣能使自己更屬靈（參</w:t>
+      </w:r>
+      <w:hyperlink r:id="rId125">
+        <w:r>
+          <w:rPr>
+            <w:lang w:val="zh_TW" w:bidi="zh_TW"/>
+          </w:rPr>
+          <w:rPr>
+            <w:color w:val="0000EE"/>
+            <w:u w:val="single"/>
+          </w:rPr>
+          <w:t>林前7:5</w:t>
         </w:r>
       </w:hyperlink>
       <w:r>
@@ -593,63 +3400,651 @@
         <w:rPr>
           <w:lang w:val="zh_TW" w:bidi="zh_TW"/>
         </w:rPr>
-        <w:t>一旦許了願，就必須嚴肅遵行。</w:t>
-      </w:r>
-      <w:r>
-        <w:rPr>
-          <w:lang w:val="zh_TW" w:bidi="zh_TW"/>
-        </w:rPr>
-        <w:t>若不許願，倒無罪</w:t>
-      </w:r>
-      <w:r>
-        <w:rPr>
-          <w:lang w:val="zh_TW" w:bidi="zh_TW"/>
-        </w:rPr>
-        <w:t>（</w:t>
-      </w:r>
-      <w:hyperlink r:id="rId22">
-        <w:r>
-          <w:rPr>
-            <w:lang w:val="zh_TW" w:bidi="zh_TW"/>
-          </w:rPr>
-          <w:rPr>
-            <w:color w:val="0000EE"/>
-            <w:u w:val="single"/>
-          </w:rPr>
-          <w:t>申命記23:22</w:t>
-        </w:r>
-      </w:hyperlink>
-      <w:r>
-        <w:rPr>
-          <w:lang w:val="zh_TW" w:bidi="zh_TW"/>
-        </w:rPr>
-        <w:t>）。一旦許了願，就必須遵守償還（</w:t>
-      </w:r>
-      <w:hyperlink r:id="rId23">
-        <w:r>
-          <w:rPr>
-            <w:lang w:val="zh_TW" w:bidi="zh_TW"/>
-          </w:rPr>
-          <w:rPr>
-            <w:color w:val="0000EE"/>
-            <w:u w:val="single"/>
-          </w:rPr>
-          <w:t>申命記23:21</w:t>
-        </w:r>
-      </w:hyperlink>
-      <w:hyperlink r:id="rId15">
-        <w:r>
-          <w:rPr>
-            <w:lang w:val="zh_TW" w:bidi="zh_TW"/>
-          </w:rPr>
-          <w:rPr>
-            <w:color w:val="0000EE"/>
-            <w:u w:val="single"/>
-          </w:rPr>
-          <w:t>–</w:t>
-        </w:r>
-      </w:hyperlink>
-      <w:hyperlink r:id="rId23">
+        <w:t>然而，保羅拒絕這種看法。他引用創世記，提醒信徒要為神的恩賜感恩（</w:t>
+      </w:r>
+      <w:hyperlink r:id="rId126">
+        <w:r>
+          <w:rPr>
+            <w:lang w:val="zh_TW" w:bidi="zh_TW"/>
+          </w:rPr>
+          <w:rPr>
+            <w:color w:val="0000EE"/>
+            <w:u w:val="single"/>
+          </w:rPr>
+          <w:t>提前4:3–5</w:t>
+        </w:r>
+      </w:hyperlink>
+      <w:r>
+        <w:rPr>
+          <w:lang w:val="zh_TW" w:bidi="zh_TW"/>
+        </w:rPr>
+        <w:t>）。他也教導夫妻應當滿足彼此的性需要（</w:t>
+      </w:r>
+      <w:hyperlink r:id="rId127">
+        <w:r>
+          <w:rPr>
+            <w:lang w:val="zh_TW" w:bidi="zh_TW"/>
+          </w:rPr>
+          <w:rPr>
+            <w:color w:val="0000EE"/>
+            <w:u w:val="single"/>
+          </w:rPr>
+          <w:t>林前7:3–4</w:t>
+        </w:r>
+      </w:hyperlink>
+      <w:r>
+        <w:rPr>
+          <w:lang w:val="zh_TW" w:bidi="zh_TW"/>
+        </w:rPr>
+        <w:t>）。</w:t>
+      </w:r>
+    </w:p>
+    <w:p>
+      <w:pPr/>
+      <w:r>
+        <w:rPr>
+          <w:lang w:val="zh_TW" w:bidi="zh_TW"/>
+        </w:rPr>
+      </w:r>
+      <w:r>
+        <w:rPr>
+          <w:lang w:val="zh_TW" w:bidi="zh_TW"/>
+        </w:rPr>
+        <w:t>神設立性是為了繁衍後代（</w:t>
+      </w:r>
+      <w:hyperlink r:id="rId128">
+        <w:r>
+          <w:rPr>
+            <w:lang w:val="zh_TW" w:bidi="zh_TW"/>
+          </w:rPr>
+          <w:rPr>
+            <w:color w:val="0000EE"/>
+            <w:u w:val="single"/>
+          </w:rPr>
+          <w:t>創1:28</w:t>
+        </w:r>
+      </w:hyperlink>
+      <w:r>
+        <w:rPr>
+          <w:lang w:val="zh_TW" w:bidi="zh_TW"/>
+        </w:rPr>
+        <w:t>），但性行為也能加深夫妻關係。</w:t>
+      </w:r>
+      <w:hyperlink r:id="rId129">
+        <w:r>
+          <w:rPr>
+            <w:lang w:val="zh_TW" w:bidi="zh_TW"/>
+          </w:rPr>
+          <w:rPr>
+            <w:color w:val="0000EE"/>
+            <w:u w:val="single"/>
+          </w:rPr>
+          <w:t>創世記第2章</w:t>
+        </w:r>
+      </w:hyperlink>
+      <w:r>
+        <w:rPr>
+          <w:lang w:val="zh_TW" w:bidi="zh_TW"/>
+        </w:rPr>
+        <w:t>描述神創造女人為男人的伴侶（</w:t>
+      </w:r>
+      <w:hyperlink r:id="rId130">
+        <w:r>
+          <w:rPr>
+            <w:lang w:val="zh_TW" w:bidi="zh_TW"/>
+          </w:rPr>
+          <w:rPr>
+            <w:color w:val="0000EE"/>
+            <w:u w:val="single"/>
+          </w:rPr>
+          <w:t>2:18</w:t>
+        </w:r>
+      </w:hyperlink>
+      <w:r>
+        <w:rPr>
+          <w:lang w:val="zh_TW" w:bidi="zh_TW"/>
+        </w:rPr>
+        <w:t>–</w:t>
+      </w:r>
+      <w:hyperlink r:id="rId130">
+        <w:r>
+          <w:rPr>
+            <w:lang w:val="zh_TW" w:bidi="zh_TW"/>
+          </w:rPr>
+          <w:rPr>
+            <w:color w:val="0000EE"/>
+            <w:u w:val="single"/>
+          </w:rPr>
+          <w:t>24</w:t>
+        </w:r>
+      </w:hyperlink>
+      <w:r>
+        <w:rPr>
+          <w:lang w:val="zh_TW" w:bidi="zh_TW"/>
+        </w:rPr>
+        <w:t>），人類的性不僅是肉體上的交合，成為男性或女性也是神幫助人類建立各種關係的方式，甚至包括那些通常不被認為與性有關的關係。</w:t>
+      </w:r>
+    </w:p>
+    <w:p>
+      <w:pPr>
+        <w:pStyle w:val="Heading3"/>
+      </w:pPr>
+      <w:r>
+        <w:rPr>
+          <w:lang w:val="zh_TW" w:bidi="zh_TW"/>
+        </w:rPr>
+        <w:t>罪對人類性行為的影響</w:t>
+      </w:r>
+    </w:p>
+    <w:p>
+      <w:pPr/>
+      <w:r>
+        <w:rPr>
+          <w:lang w:val="zh_TW" w:bidi="zh_TW"/>
+        </w:rPr>
+      </w:r>
+      <w:r>
+        <w:rPr>
+          <w:lang w:val="zh_TW" w:bidi="zh_TW"/>
+        </w:rPr>
+        <w:t>聖經坦白承認人性中負面的部份。在描述「性」在上帝的完美計劃中的美好之後，創世記解釋「性」如何像其他一切一樣，被罪所玷污：</w:t>
+      </w:r>
+    </w:p>
+    <w:p>
+      <w:pPr>
+        <w:pStyle w:val="ListBullet"/>
+        <w:spacing w:line="240" w:lineRule="auto"/>
+        <w:ind w:left="720"/>
+      </w:pPr>
+      <w:r>
+        <w:rPr>
+          <w:lang w:val="zh_TW" w:bidi="zh_TW"/>
+        </w:rPr>
+      </w:r>
+      <w:r>
+        <w:rPr>
+          <w:lang w:val="zh_TW" w:bidi="zh_TW"/>
+        </w:rPr>
+        <w:t>裸體變得羞恥和令人懼怕</w:t>
+      </w:r>
+    </w:p>
+    <w:p>
+      <w:pPr>
+        <w:pStyle w:val="ListBullet"/>
+        <w:spacing w:line="240" w:lineRule="auto"/>
+        <w:ind w:left="720"/>
+      </w:pPr>
+      <w:r>
+        <w:rPr>
+          <w:lang w:val="zh_TW" w:bidi="zh_TW"/>
+        </w:rPr>
+      </w:r>
+      <w:r>
+        <w:rPr>
+          <w:lang w:val="zh_TW" w:bidi="zh_TW"/>
+        </w:rPr>
+        <w:t>男女開始把彼此當作性的工具，而不是完整的人（</w:t>
+      </w:r>
+      <w:hyperlink r:id="rId131">
+        <w:r>
+          <w:rPr>
+            <w:lang w:val="zh_TW" w:bidi="zh_TW"/>
+          </w:rPr>
+          <w:rPr>
+            <w:color w:val="0000EE"/>
+            <w:u w:val="single"/>
+          </w:rPr>
+          <w:t>創3:7</w:t>
+        </w:r>
+      </w:hyperlink>
+      <w:r>
+        <w:rPr>
+          <w:lang w:val="zh_TW" w:bidi="zh_TW"/>
+        </w:rPr>
+        <w:t>–</w:t>
+      </w:r>
+      <w:hyperlink r:id="rId131">
+        <w:r>
+          <w:rPr>
+            <w:lang w:val="zh_TW" w:bidi="zh_TW"/>
+          </w:rPr>
+          <w:rPr>
+            <w:color w:val="0000EE"/>
+            <w:u w:val="single"/>
+          </w:rPr>
+          <w:t>10</w:t>
+        </w:r>
+      </w:hyperlink>
+      <w:r>
+        <w:rPr>
+          <w:lang w:val="zh_TW" w:bidi="zh_TW"/>
+        </w:rPr>
+        <w:t>）</w:t>
+      </w:r>
+    </w:p>
+    <w:p>
+      <w:pPr>
+        <w:pStyle w:val="ListBullet"/>
+        <w:spacing w:line="240" w:lineRule="auto"/>
+        <w:ind w:left="720"/>
+      </w:pPr>
+      <w:r>
+        <w:rPr>
+          <w:lang w:val="zh_TW" w:bidi="zh_TW"/>
+        </w:rPr>
+      </w:r>
+      <w:r>
+        <w:rPr>
+          <w:lang w:val="zh_TW" w:bidi="zh_TW"/>
+        </w:rPr>
+        <w:t>信任與溫柔被背叛與苛刻所取代</w:t>
+      </w:r>
+    </w:p>
+    <w:p>
+      <w:pPr/>
+      <w:r>
+        <w:rPr>
+          <w:lang w:val="zh_TW" w:bidi="zh_TW"/>
+        </w:rPr>
+      </w:r>
+      <w:r>
+        <w:rPr>
+          <w:lang w:val="zh_TW" w:bidi="zh_TW"/>
+        </w:rPr>
+        <w:t>這就是歧視與虐待之根源，是今日女性主義所針對的現象。生育也因罪而受損，由此變得痛苦與艱難。</w:t>
+      </w:r>
+    </w:p>
+    <w:p>
+      <w:pPr/>
+      <w:r>
+        <w:rPr>
+          <w:lang w:val="zh_TW" w:bidi="zh_TW"/>
+        </w:rPr>
+      </w:r>
+      <w:r>
+        <w:rPr>
+          <w:lang w:val="zh_TW" w:bidi="zh_TW"/>
+        </w:rPr>
+        <w:t>這就是聖經禁止婚外性行為的背景。它禁止姦淫（</w:t>
+      </w:r>
+      <w:hyperlink r:id="rId132">
+        <w:r>
+          <w:rPr>
+            <w:lang w:val="zh_TW" w:bidi="zh_TW"/>
+          </w:rPr>
+          <w:rPr>
+            <w:color w:val="0000EE"/>
+            <w:u w:val="single"/>
+          </w:rPr>
+          <w:t>出20:14</w:t>
+        </w:r>
+      </w:hyperlink>
+      <w:r>
+        <w:rPr>
+          <w:lang w:val="zh_TW" w:bidi="zh_TW"/>
+        </w:rPr>
+        <w:t>），並且禁止一切婚姻之外的性行為（</w:t>
+      </w:r>
+      <w:hyperlink r:id="rId133">
+        <w:r>
+          <w:rPr>
+            <w:lang w:val="zh_TW" w:bidi="zh_TW"/>
+          </w:rPr>
+          <w:rPr>
+            <w:color w:val="0000EE"/>
+            <w:u w:val="single"/>
+          </w:rPr>
+          <w:t>林前6:18</w:t>
+        </w:r>
+      </w:hyperlink>
+      <w:r>
+        <w:rPr>
+          <w:lang w:val="zh_TW" w:bidi="zh_TW"/>
+        </w:rPr>
+        <w:t>；</w:t>
+      </w:r>
+      <w:hyperlink r:id="rId134">
+        <w:r>
+          <w:rPr>
+            <w:lang w:val="zh_TW" w:bidi="zh_TW"/>
+          </w:rPr>
+          <w:rPr>
+            <w:color w:val="0000EE"/>
+            <w:u w:val="single"/>
+          </w:rPr>
+          <w:t>帖前4:3</w:t>
+        </w:r>
+      </w:hyperlink>
+      <w:r>
+        <w:rPr>
+          <w:lang w:val="zh_TW" w:bidi="zh_TW"/>
+        </w:rPr>
+        <w:t>）。聖經並不常解釋為何某些行為被禁止。然而，當它提供禁止婚外關係的理由時，這些理由往往非常重要。其重點並非疾病、意外懷孕之類的後果，也不是行為背後的動機。</w:t>
+      </w:r>
+    </w:p>
+    <w:p>
+      <w:pPr/>
+      <w:r>
+        <w:rPr>
+          <w:lang w:val="zh_TW" w:bidi="zh_TW"/>
+        </w:rPr>
+      </w:r>
+      <w:r>
+        <w:rPr>
+          <w:lang w:val="zh_TW" w:bidi="zh_TW"/>
+        </w:rPr>
+        <w:t>所有婚姻以外的性行為都是錯誤的，因為身體並不是為淫亂而造，犯下與性罪的人是在傷害自己的身體（</w:t>
+      </w:r>
+      <w:hyperlink r:id="rId135">
+        <w:r>
+          <w:rPr>
+            <w:lang w:val="zh_TW" w:bidi="zh_TW"/>
+          </w:rPr>
+          <w:rPr>
+            <w:color w:val="0000EE"/>
+            <w:u w:val="single"/>
+          </w:rPr>
+          <w:t>林前6:13、18</w:t>
+        </w:r>
+      </w:hyperlink>
+      <w:r>
+        <w:rPr>
+          <w:lang w:val="zh_TW" w:bidi="zh_TW"/>
+        </w:rPr>
+        <w:t>）。性交是神所設計的特殊肢體交流，用來彰顯並確認男女之間獨特且終身的關係，聖經稱之為「婚姻」。</w:t>
+      </w:r>
+    </w:p>
+    <w:p>
+      <w:pPr/>
+      <w:r>
+        <w:rPr>
+          <w:lang w:val="zh_TW" w:bidi="zh_TW"/>
+        </w:rPr>
+      </w:r>
+      <w:r>
+        <w:rPr>
+          <w:lang w:val="zh_TW" w:bidi="zh_TW"/>
+        </w:rPr>
+        <w:t>聖經禁止同性戀（</w:t>
+      </w:r>
+      <w:hyperlink r:id="rId136">
+        <w:r>
+          <w:rPr>
+            <w:lang w:val="zh_TW" w:bidi="zh_TW"/>
+          </w:rPr>
+          <w:rPr>
+            <w:color w:val="0000EE"/>
+            <w:u w:val="single"/>
+          </w:rPr>
+          <w:t>利18:22</w:t>
+        </w:r>
+      </w:hyperlink>
+      <w:r>
+        <w:rPr>
+          <w:lang w:val="zh_TW" w:bidi="zh_TW"/>
+        </w:rPr>
+        <w:t>；</w:t>
+      </w:r>
+      <w:hyperlink r:id="rId137">
+        <w:r>
+          <w:rPr>
+            <w:lang w:val="zh_TW" w:bidi="zh_TW"/>
+          </w:rPr>
+          <w:rPr>
+            <w:color w:val="0000EE"/>
+            <w:u w:val="single"/>
+          </w:rPr>
+          <w:t>羅1:26</w:t>
+        </w:r>
+      </w:hyperlink>
+      <w:r>
+        <w:rPr>
+          <w:lang w:val="zh_TW" w:bidi="zh_TW"/>
+        </w:rPr>
+        <w:t>–</w:t>
+      </w:r>
+      <w:hyperlink r:id="rId137">
+        <w:r>
+          <w:rPr>
+            <w:lang w:val="zh_TW" w:bidi="zh_TW"/>
+          </w:rPr>
+          <w:rPr>
+            <w:color w:val="0000EE"/>
+            <w:u w:val="single"/>
+          </w:rPr>
+          <w:t>27</w:t>
+        </w:r>
+      </w:hyperlink>
+      <w:r>
+        <w:rPr>
+          <w:lang w:val="zh_TW" w:bidi="zh_TW"/>
+        </w:rPr>
+        <w:t>；</w:t>
+      </w:r>
+      <w:hyperlink r:id="rId138">
+        <w:r>
+          <w:rPr>
+            <w:lang w:val="zh_TW" w:bidi="zh_TW"/>
+          </w:rPr>
+          <w:rPr>
+            <w:color w:val="0000EE"/>
+            <w:u w:val="single"/>
+          </w:rPr>
+          <w:t>林前6:9</w:t>
+        </w:r>
+      </w:hyperlink>
+      <w:r>
+        <w:rPr>
+          <w:lang w:val="zh_TW" w:bidi="zh_TW"/>
+        </w:rPr>
+        <w:t>–</w:t>
+      </w:r>
+      <w:hyperlink r:id="rId138">
+        <w:r>
+          <w:rPr>
+            <w:lang w:val="zh_TW" w:bidi="zh_TW"/>
+          </w:rPr>
+          <w:rPr>
+            <w:color w:val="0000EE"/>
+            <w:u w:val="single"/>
+          </w:rPr>
+          <w:t>10</w:t>
+        </w:r>
+      </w:hyperlink>
+      <w:r>
+        <w:rPr>
+          <w:lang w:val="zh_TW" w:bidi="zh_TW"/>
+        </w:rPr>
+        <w:t>；</w:t>
+      </w:r>
+      <w:hyperlink r:id="rId139">
+        <w:r>
+          <w:rPr>
+            <w:lang w:val="zh_TW" w:bidi="zh_TW"/>
+          </w:rPr>
+          <w:rPr>
+            <w:color w:val="0000EE"/>
+            <w:u w:val="single"/>
+          </w:rPr>
+          <w:t>提前1:9</w:t>
+        </w:r>
+      </w:hyperlink>
+      <w:r>
+        <w:rPr>
+          <w:lang w:val="zh_TW" w:bidi="zh_TW"/>
+        </w:rPr>
+        <w:t>–</w:t>
+      </w:r>
+      <w:hyperlink r:id="rId139">
+        <w:r>
+          <w:rPr>
+            <w:lang w:val="zh_TW" w:bidi="zh_TW"/>
+          </w:rPr>
+          <w:rPr>
+            <w:color w:val="0000EE"/>
+            <w:u w:val="single"/>
+          </w:rPr>
+          <w:t>10</w:t>
+        </w:r>
+      </w:hyperlink>
+      <w:r>
+        <w:rPr>
+          <w:lang w:val="zh_TW" w:bidi="zh_TW"/>
+        </w:rPr>
+        <w:t>）。這禁令的唯一解釋，見於</w:t>
+      </w:r>
+      <w:hyperlink r:id="rId140">
+        <w:r>
+          <w:rPr>
+            <w:lang w:val="zh_TW" w:bidi="zh_TW"/>
+          </w:rPr>
+          <w:rPr>
+            <w:color w:val="0000EE"/>
+            <w:u w:val="single"/>
+          </w:rPr>
+          <w:t>羅馬書一章24至27節</w:t>
+        </w:r>
+      </w:hyperlink>
+      <w:r>
+        <w:rPr>
+          <w:lang w:val="zh_TW" w:bidi="zh_TW"/>
+        </w:rPr>
+        <w:t>。這些經文表明，人遠離神、轉向偶像之後，神便任憑他們隨從情慾，其中包括同性戀。在這觀點中，同性戀被視為違背神所設立的自然秩序，這秩序是為了讓男女能繁衍生命。</w:t>
+      </w:r>
+    </w:p>
+    <w:p>
+      <w:pPr>
+        <w:pStyle w:val="Heading3"/>
+      </w:pPr>
+      <w:r>
+        <w:rPr>
+          <w:lang w:val="zh_TW" w:bidi="zh_TW"/>
+        </w:rPr>
+        <w:t>勝過性誘惑</w:t>
+      </w:r>
+    </w:p>
+    <w:p>
+      <w:pPr/>
+      <w:r>
+        <w:rPr>
+          <w:lang w:val="zh_TW" w:bidi="zh_TW"/>
+        </w:rPr>
+      </w:r>
+      <w:r>
+        <w:rPr>
+          <w:lang w:val="zh_TW" w:bidi="zh_TW"/>
+        </w:rPr>
+        <w:t>聖經提供了實用的建議來勝過性誘惑：逃避它。當約瑟被他主人之妻引誘時，他就逃跑，甚至丟下外衣（</w:t>
+      </w:r>
+      <w:hyperlink r:id="rId141">
+        <w:r>
+          <w:rPr>
+            <w:lang w:val="zh_TW" w:bidi="zh_TW"/>
+          </w:rPr>
+          <w:rPr>
+            <w:color w:val="0000EE"/>
+            <w:u w:val="single"/>
+          </w:rPr>
+          <w:t>創39:12</w:t>
+        </w:r>
+      </w:hyperlink>
+      <w:r>
+        <w:rPr>
+          <w:lang w:val="zh_TW" w:bidi="zh_TW"/>
+        </w:rPr>
+        <w:t>）。保羅勸勉基督徒要效法約瑟的榜樣（</w:t>
+      </w:r>
+      <w:hyperlink r:id="rId133">
+        <w:r>
+          <w:rPr>
+            <w:lang w:val="zh_TW" w:bidi="zh_TW"/>
+          </w:rPr>
+          <w:rPr>
+            <w:color w:val="0000EE"/>
+            <w:u w:val="single"/>
+          </w:rPr>
+          <w:t>林前6:18</w:t>
+        </w:r>
+      </w:hyperlink>
+      <w:r>
+        <w:rPr>
+          <w:lang w:val="zh_TW" w:bidi="zh_TW"/>
+        </w:rPr>
+        <w:t>；</w:t>
+      </w:r>
+      <w:hyperlink r:id="rId142">
+        <w:r>
+          <w:rPr>
+            <w:lang w:val="zh_TW" w:bidi="zh_TW"/>
+          </w:rPr>
+          <w:rPr>
+            <w:color w:val="0000EE"/>
+            <w:u w:val="single"/>
+          </w:rPr>
+          <w:t>提後2:22</w:t>
+        </w:r>
+      </w:hyperlink>
+      <w:r>
+        <w:rPr>
+          <w:lang w:val="zh_TW" w:bidi="zh_TW"/>
+        </w:rPr>
+        <w:t>）。這承認人類對性的強烈渴望，但並不是叫人絕望。保羅教導，聖靈賜給信徒能力，使他們可以勝過性誘惑。他見過一些基督徒憑藉聖靈的能力，克制自己，甚至戰勝最難改變的惡習（</w:t>
+      </w:r>
+      <w:hyperlink r:id="rId143">
+        <w:r>
+          <w:rPr>
+            <w:lang w:val="zh_TW" w:bidi="zh_TW"/>
+          </w:rPr>
+          <w:rPr>
+            <w:color w:val="0000EE"/>
+            <w:u w:val="single"/>
+          </w:rPr>
+          <w:t>林前6:9</w:t>
+        </w:r>
+      </w:hyperlink>
+      <w:r>
+        <w:rPr>
+          <w:lang w:val="zh_TW" w:bidi="zh_TW"/>
+        </w:rPr>
+        <w:t>–</w:t>
+      </w:r>
+      <w:hyperlink r:id="rId143">
+        <w:r>
+          <w:rPr>
+            <w:lang w:val="zh_TW" w:bidi="zh_TW"/>
+          </w:rPr>
+          <w:rPr>
+            <w:color w:val="0000EE"/>
+            <w:u w:val="single"/>
+          </w:rPr>
+          <w:t>11</w:t>
+        </w:r>
+      </w:hyperlink>
+      <w:r>
+        <w:rPr>
+          <w:lang w:val="zh_TW" w:bidi="zh_TW"/>
+        </w:rPr>
+        <w:t>；</w:t>
+      </w:r>
+      <w:hyperlink r:id="rId144">
+        <w:r>
+          <w:rPr>
+            <w:lang w:val="zh_TW" w:bidi="zh_TW"/>
+          </w:rPr>
+          <w:rPr>
+            <w:color w:val="0000EE"/>
+            <w:u w:val="single"/>
+          </w:rPr>
+          <w:t>加5:22</w:t>
+        </w:r>
+      </w:hyperlink>
+      <w:r>
+        <w:rPr>
+          <w:lang w:val="zh_TW" w:bidi="zh_TW"/>
+        </w:rPr>
+        <w:t>–</w:t>
+      </w:r>
+      <w:hyperlink r:id="rId144">
         <w:r>
           <w:rPr>
             <w:lang w:val="zh_TW" w:bidi="zh_TW"/>
@@ -665,60 +4060,18 @@
         <w:rPr>
           <w:lang w:val="zh_TW" w:bidi="zh_TW"/>
         </w:rPr>
-        <w:t>；另見</w:t>
-      </w:r>
-      <w:hyperlink r:id="rId24">
-        <w:r>
-          <w:rPr>
-            <w:lang w:val="zh_TW" w:bidi="zh_TW"/>
-          </w:rPr>
-          <w:rPr>
-            <w:color w:val="0000EE"/>
-            <w:u w:val="single"/>
-          </w:rPr>
-          <w:t>民數記30:2</w:t>
-        </w:r>
-      </w:hyperlink>
-      <w:r>
-        <w:rPr>
-          <w:lang w:val="zh_TW" w:bidi="zh_TW"/>
-        </w:rPr>
         <w:t>；</w:t>
       </w:r>
-      <w:hyperlink r:id="rId25">
-        <w:r>
-          <w:rPr>
-            <w:lang w:val="zh_TW" w:bidi="zh_TW"/>
-          </w:rPr>
-          <w:rPr>
-            <w:color w:val="0000EE"/>
-            <w:u w:val="single"/>
-          </w:rPr>
-          <w:t>傳道書5:4</w:t>
-        </w:r>
-      </w:hyperlink>
-      <w:hyperlink r:id="rId15">
-        <w:r>
-          <w:rPr>
-            <w:lang w:val="zh_TW" w:bidi="zh_TW"/>
-          </w:rPr>
-          <w:rPr>
-            <w:color w:val="0000EE"/>
-            <w:u w:val="single"/>
-          </w:rPr>
-          <w:t>–</w:t>
-        </w:r>
-      </w:hyperlink>
-      <w:hyperlink r:id="rId25">
-        <w:r>
-          <w:rPr>
-            <w:lang w:val="zh_TW" w:bidi="zh_TW"/>
-          </w:rPr>
-          <w:rPr>
-            <w:color w:val="0000EE"/>
-            <w:u w:val="single"/>
-          </w:rPr>
-          <w:t>6</w:t>
+      <w:hyperlink r:id="rId145">
+        <w:r>
+          <w:rPr>
+            <w:lang w:val="zh_TW" w:bidi="zh_TW"/>
+          </w:rPr>
+          <w:rPr>
+            <w:color w:val="0000EE"/>
+            <w:u w:val="single"/>
+          </w:rPr>
+          <w:t>提後1:7</w:t>
         </w:r>
       </w:hyperlink>
       <w:r>
@@ -736,7 +4089,7 @@
         <w:rPr>
           <w:lang w:val="zh_TW" w:bidi="zh_TW"/>
         </w:rPr>
-        <w:t>新約聖經中的許願</w:t>
+        <w:t>人類性慾的未來</w:t>
       </w:r>
     </w:p>
     <w:p>
@@ -750,151 +4103,25 @@
         <w:rPr>
           <w:lang w:val="zh_TW" w:bidi="zh_TW"/>
         </w:rPr>
-        <w:t>「許願」在新約聖經中只出現兩次。這兩次都與使徒保羅有關（</w:t>
-      </w:r>
-      <w:hyperlink r:id="rId26">
-        <w:r>
-          <w:rPr>
-            <w:lang w:val="zh_TW" w:bidi="zh_TW"/>
-          </w:rPr>
-          <w:rPr>
-            <w:color w:val="0000EE"/>
-            <w:u w:val="single"/>
-          </w:rPr>
-          <w:t>使徒行傳18:18</w:t>
-        </w:r>
-      </w:hyperlink>
-      <w:r>
-        <w:rPr>
-          <w:lang w:val="zh_TW" w:bidi="zh_TW"/>
-        </w:rPr>
-        <w:t>，</w:t>
-      </w:r>
-      <w:hyperlink r:id="rId27">
-        <w:r>
-          <w:rPr>
-            <w:lang w:val="zh_TW" w:bidi="zh_TW"/>
-          </w:rPr>
-          <w:rPr>
-            <w:color w:val="0000EE"/>
-            <w:u w:val="single"/>
-          </w:rPr>
-          <w:t>21:23</w:t>
-        </w:r>
-      </w:hyperlink>
-      <w:hyperlink r:id="rId15">
-        <w:r>
-          <w:rPr>
-            <w:lang w:val="zh_TW" w:bidi="zh_TW"/>
-          </w:rPr>
-          <w:rPr>
-            <w:color w:val="0000EE"/>
-            <w:u w:val="single"/>
-          </w:rPr>
-          <w:t>–</w:t>
-        </w:r>
-      </w:hyperlink>
-      <w:hyperlink r:id="rId27">
-        <w:r>
-          <w:rPr>
-            <w:lang w:val="zh_TW" w:bidi="zh_TW"/>
-          </w:rPr>
-          <w:rPr>
-            <w:color w:val="0000EE"/>
-            <w:u w:val="single"/>
-          </w:rPr>
-          <w:t>24</w:t>
-        </w:r>
-      </w:hyperlink>
-      <w:r>
-        <w:rPr>
-          <w:lang w:val="zh_TW" w:bidi="zh_TW"/>
-        </w:rPr>
-        <w:t>）。但在「各耳板」這個詞的情況中涉及相同的原則（</w:t>
-      </w:r>
-      <w:hyperlink r:id="rId28">
-        <w:r>
-          <w:rPr>
-            <w:lang w:val="zh_TW" w:bidi="zh_TW"/>
-          </w:rPr>
-          <w:rPr>
-            <w:color w:val="0000EE"/>
-            <w:u w:val="single"/>
-          </w:rPr>
-          <w:t>馬可福音7:11</w:t>
-        </w:r>
-      </w:hyperlink>
-      <w:hyperlink r:id="rId15">
-        <w:r>
-          <w:rPr>
-            <w:lang w:val="zh_TW" w:bidi="zh_TW"/>
-          </w:rPr>
-          <w:rPr>
-            <w:color w:val="0000EE"/>
-            <w:u w:val="single"/>
-          </w:rPr>
-          <w:t>–</w:t>
-        </w:r>
-      </w:hyperlink>
-      <w:hyperlink r:id="rId28">
-        <w:r>
-          <w:rPr>
-            <w:lang w:val="zh_TW" w:bidi="zh_TW"/>
-          </w:rPr>
-          <w:rPr>
-            <w:color w:val="0000EE"/>
-            <w:u w:val="single"/>
-          </w:rPr>
-          <w:t>13</w:t>
-        </w:r>
-      </w:hyperlink>
-      <w:r>
-        <w:rPr>
-          <w:lang w:val="zh_TW" w:bidi="zh_TW"/>
-        </w:rPr>
-        <w:t>；比較</w:t>
-      </w:r>
-      <w:hyperlink r:id="rId29">
-        <w:r>
-          <w:rPr>
-            <w:lang w:val="zh_TW" w:bidi="zh_TW"/>
-          </w:rPr>
-          <w:rPr>
-            <w:color w:val="0000EE"/>
-            <w:u w:val="single"/>
-          </w:rPr>
-          <w:t>馬太福音15:5</w:t>
-        </w:r>
-      </w:hyperlink>
-      <w:hyperlink r:id="rId15">
-        <w:r>
-          <w:rPr>
-            <w:lang w:val="zh_TW" w:bidi="zh_TW"/>
-          </w:rPr>
-          <w:rPr>
-            <w:color w:val="0000EE"/>
-            <w:u w:val="single"/>
-          </w:rPr>
-          <w:t>–</w:t>
-        </w:r>
-      </w:hyperlink>
-      <w:hyperlink r:id="rId29">
-        <w:r>
-          <w:rPr>
-            <w:lang w:val="zh_TW" w:bidi="zh_TW"/>
-          </w:rPr>
-          <w:rPr>
-            <w:color w:val="0000EE"/>
-            <w:u w:val="single"/>
-          </w:rPr>
-          <w:t>6</w:t>
-        </w:r>
-      </w:hyperlink>
-      <w:r>
-        <w:rPr>
-          <w:lang w:val="zh_TW" w:bidi="zh_TW"/>
-        </w:rPr>
-        <w:t>）。在這兩段經文中，耶穌責備那些許願的人，因為許願是一種逃避其它責任的方法。這樣的「禮物」或「供物」涉及金錢。但耶穌說，神不希望這種經過設計從而不照顧人的禮物。</w:t>
+        <w:t>新約暗示神將結束人類的性，正如祂起初設立它一樣。耶穌教導說，在將來的世界裡「人也不娶，也不嫁」（</w:t>
+      </w:r>
+      <w:hyperlink r:id="rId146">
+        <w:r>
+          <w:rPr>
+            <w:lang w:val="zh_TW" w:bidi="zh_TW"/>
+          </w:rPr>
+          <w:rPr>
+            <w:color w:val="0000EE"/>
+            <w:u w:val="single"/>
+          </w:rPr>
+          <w:t>太22:30</w:t>
+        </w:r>
+      </w:hyperlink>
+      <w:r>
+        <w:rPr>
+          <w:lang w:val="zh_TW" w:bidi="zh_TW"/>
+        </w:rPr>
+        <w:t>）。這是意料之外，但卻合乎聖經教導的結論。當不再有死亡時，生育的需要便消失。當人際關係達到完全的愛時，性作為維繫關係的需要也就不復存在。因此，神對人類性慾的兩大目的——繁衍與加深關係，都將在永恆中得著完全實現。</w:t>
       </w:r>
     </w:p>
     <w:p>
@@ -906,20 +4133,6 @@
       </w:r>
       <w:r>
         <w:rPr>
-          <w:lang w:val="zh_TW" w:bidi="zh_TW"/>
-        </w:rPr>
-        <w:t>保羅可能許了願，以避免猶太人和猶太基督徒信徒對他常有的反對。他們經常反對保羅解除外邦信徒遵行摩西律法的義務。保羅在耶路撒冷受到猶太當局的監視。他特意與其他四位猶太信徒一起在聖殿中還願。他的敵人隨後指控保羅將外邦人帶入聖潔的聖殿。</w:t>
-      </w:r>
-    </w:p>
-    <w:p>
-      <w:pPr/>
-      <w:r>
-        <w:rPr>
-          <w:lang w:val="zh_TW" w:bidi="zh_TW"/>
-        </w:rPr>
-      </w:r>
-      <w:r>
-        <w:rPr>
           <w:i/>
           <w:lang w:val="zh_TW" w:bidi="zh_TW"/>
         </w:rPr>
@@ -929,1354 +4142,67 @@
         <w:rPr>
           <w:lang w:val="zh_TW" w:bidi="zh_TW"/>
         </w:rPr>
-        <w:t xml:space="preserve"> </w:t>
-      </w:r>
-      <w:r>
-        <w:rPr>
-          <w:lang w:val="zh_TW" w:bidi="zh_TW"/>
-        </w:rPr>
-        <w:t>盟約</w:t>
-      </w:r>
-      <w:r>
-        <w:rPr>
-          <w:lang w:val="zh_TW" w:bidi="zh_TW"/>
-        </w:rPr>
-        <w:t>；</w:t>
-      </w:r>
-      <w:r>
-        <w:rPr>
-          <w:lang w:val="zh_TW" w:bidi="zh_TW"/>
-        </w:rPr>
-        <w:t>誓言</w:t>
-      </w:r>
-      <w:r>
-        <w:rPr>
-          <w:lang w:val="zh_TW" w:bidi="zh_TW"/>
-        </w:rPr>
-        <w:t>。</w:t>
-      </w:r>
-      <w:r>
-        <w:rPr>
-          <w:lang w:val="zh_TW" w:bidi="zh_TW"/>
-        </w:rPr>
-      </w:r>
-      <w:r>
-        <w:rPr>
-          <w:lang w:val="zh_TW" w:bidi="zh_TW"/>
-        </w:rPr>
-      </w:r>
-    </w:p>
-    <w:p>
-      <w:pPr/>
-      <w:r>
-        <w:rPr>
-          <w:lang w:val="zh_TW" w:bidi="zh_TW"/>
-        </w:rPr>
-      </w:r>
-    </w:p>
-    <w:p>
-      <w:pPr>
-        <w:pStyle w:val="Heading2"/>
-      </w:pPr>
-      <w:r>
-        <w:rPr>
-          <w:lang w:val="zh_TW" w:bidi="zh_TW"/>
-        </w:rPr>
-        <w:t>敘加</w:t>
-      </w:r>
-      <w:r>
-        <w:rPr>
-          <w:lang w:val="zh_TW" w:bidi="zh_TW"/>
-        </w:rPr>
-      </w:r>
-    </w:p>
-    <w:p>
-      <w:pPr/>
-      <w:r>
-        <w:rPr>
-          <w:lang w:val="zh_TW" w:bidi="zh_TW"/>
-        </w:rPr>
-      </w:r>
-      <w:r>
-        <w:rPr>
-          <w:lang w:val="zh_TW" w:bidi="zh_TW"/>
-        </w:rPr>
-        <w:t>撒馬利亞的一座城，聖經只在</w:t>
-      </w:r>
-      <w:hyperlink r:id="rId30">
-        <w:r>
-          <w:rPr>
-            <w:lang w:val="zh_TW" w:bidi="zh_TW"/>
-          </w:rPr>
-          <w:rPr>
-            <w:color w:val="0000EE"/>
-            <w:u w:val="single"/>
-          </w:rPr>
-          <w:t>約翰福音四章5節</w:t>
-        </w:r>
-      </w:hyperlink>
-      <w:r>
-        <w:rPr>
-          <w:lang w:val="zh_TW" w:bidi="zh_TW"/>
-        </w:rPr>
-        <w:t>中提到這地方。有人認為敘加是希伯來文地名示劍的希臘文音譯之異文形式。許多學者認為，敘加就是今日的阿斯卡（Askar）村。該村位於以巴路山東南麓，距離雅各井北面約半英里（0.8公里）。然而，考古發掘的結果似乎較支持敘加就是示劍的看法；這種看法最早由耶柔米（Jerome）提出。《巴比倫塔木德（Babylonian Talmud）》則提到一個名為Sichar或Suchar的地方，但其位置已不可考。</w:t>
-      </w:r>
-    </w:p>
-    <w:p>
-      <w:pPr/>
-      <w:r>
-        <w:rPr>
-          <w:lang w:val="zh_TW" w:bidi="zh_TW"/>
-        </w:rPr>
-      </w:r>
-      <w:r>
-        <w:rPr>
-          <w:lang w:val="zh_TW" w:bidi="zh_TW"/>
-        </w:rPr>
-        <w:t>經文說，敘加靠近雅各給他兒子約瑟的那塊田地（</w:t>
-      </w:r>
-      <w:hyperlink r:id="rId30">
-        <w:r>
-          <w:rPr>
-            <w:lang w:val="zh_TW" w:bidi="zh_TW"/>
-          </w:rPr>
-          <w:rPr>
-            <w:color w:val="0000EE"/>
-            <w:u w:val="single"/>
-          </w:rPr>
-          <w:t>約4:5</w:t>
-        </w:r>
-      </w:hyperlink>
-      <w:r>
-        <w:rPr>
-          <w:lang w:val="zh_TW" w:bidi="zh_TW"/>
-        </w:rPr>
-        <w:t>）。</w:t>
-      </w:r>
-      <w:hyperlink r:id="rId31">
-        <w:r>
-          <w:rPr>
-            <w:lang w:val="zh_TW" w:bidi="zh_TW"/>
-          </w:rPr>
-          <w:rPr>
-            <w:color w:val="0000EE"/>
-            <w:u w:val="single"/>
-          </w:rPr>
-          <w:t>創世記四十八章22節</w:t>
-        </w:r>
-      </w:hyperlink>
-      <w:r>
-        <w:rPr>
-          <w:lang w:val="zh_TW" w:bidi="zh_TW"/>
-        </w:rPr>
-        <w:t>記載了這塊土地的來歷。當雅各為約瑟的兩個兒子瑪拿西和以法蓮祝福完畢後，他對約瑟說，他賜給約瑟的產業比眾弟兄多一分，就是「我從前用弓用刀從亞摩利人手下奪的那塊地」（</w:t>
-      </w:r>
-      <w:hyperlink r:id="rId31">
-        <w:r>
-          <w:rPr>
-            <w:lang w:val="zh_TW" w:bidi="zh_TW"/>
-          </w:rPr>
-          <w:rPr>
-            <w:color w:val="0000EE"/>
-            <w:u w:val="single"/>
-          </w:rPr>
-          <w:t>創48:22</w:t>
-        </w:r>
-      </w:hyperlink>
-      <w:r>
-        <w:rPr>
-          <w:lang w:val="zh_TW" w:bidi="zh_TW"/>
-        </w:rPr>
-        <w:t>）。這裡譯作「一分」的希伯來詞語，原意是「肩膀」，也是示劍這座城的名稱。約瑟後來就被葬在這塊土地上（</w:t>
-      </w:r>
-      <w:hyperlink r:id="rId32">
-        <w:r>
-          <w:rPr>
-            <w:lang w:val="zh_TW" w:bidi="zh_TW"/>
-          </w:rPr>
-          <w:rPr>
-            <w:color w:val="0000EE"/>
-            <w:u w:val="single"/>
-          </w:rPr>
-          <w:t>書24:32</w:t>
-        </w:r>
-      </w:hyperlink>
-      <w:r>
-        <w:rPr>
-          <w:lang w:val="zh_TW" w:bidi="zh_TW"/>
-        </w:rPr>
-        <w:t>）。該節經文也提到，雅各用一百塊銀子向示劍的父親哈抹的子孫買了這塊地（參</w:t>
-      </w:r>
-      <w:hyperlink r:id="rId33">
-        <w:r>
-          <w:rPr>
-            <w:lang w:val="zh_TW" w:bidi="zh_TW"/>
-          </w:rPr>
-          <w:rPr>
-            <w:color w:val="0000EE"/>
-            <w:u w:val="single"/>
-          </w:rPr>
-          <w:t>創33:19</w:t>
-        </w:r>
-      </w:hyperlink>
-      <w:r>
-        <w:rPr>
-          <w:lang w:val="zh_TW" w:bidi="zh_TW"/>
-        </w:rPr>
-        <w:t>；</w:t>
-      </w:r>
-      <w:hyperlink r:id="rId34">
-        <w:r>
-          <w:rPr>
-            <w:lang w:val="zh_TW" w:bidi="zh_TW"/>
-          </w:rPr>
-          <w:rPr>
-            <w:color w:val="0000EE"/>
-            <w:u w:val="single"/>
-          </w:rPr>
-          <w:t>徒7:16</w:t>
-        </w:r>
-      </w:hyperlink>
-      <w:r>
-        <w:rPr>
-          <w:lang w:val="zh_TW" w:bidi="zh_TW"/>
-        </w:rPr>
-        <w:t>）。</w:t>
-      </w:r>
-    </w:p>
-    <w:p>
-      <w:pPr/>
-      <w:r>
-        <w:rPr>
-          <w:lang w:val="zh_TW" w:bidi="zh_TW"/>
-        </w:rPr>
-      </w:r>
-      <w:hyperlink r:id="rId35">
-        <w:r>
-          <w:rPr>
-            <w:lang w:val="zh_TW" w:bidi="zh_TW"/>
-          </w:rPr>
-          <w:rPr>
-            <w:color w:val="0000EE"/>
-            <w:u w:val="single"/>
-          </w:rPr>
-          <w:t>約翰福音四章</w:t>
-        </w:r>
-      </w:hyperlink>
-      <w:r>
-        <w:rPr>
-          <w:lang w:val="zh_TW" w:bidi="zh_TW"/>
-        </w:rPr>
-        <w:t>中記載了耶穌前往敘加，這段記載十分重要。耶穌來到敘加，是出於屬靈上的需要，而不是地理上的原因（</w:t>
-      </w:r>
-      <w:hyperlink r:id="rId36">
-        <w:r>
-          <w:rPr>
-            <w:lang w:val="zh_TW" w:bidi="zh_TW"/>
-          </w:rPr>
-          <w:rPr>
-            <w:color w:val="0000EE"/>
-            <w:u w:val="single"/>
-          </w:rPr>
-          <w:t>約4:4</w:t>
-        </w:r>
-      </w:hyperlink>
-      <w:r>
-        <w:rPr>
-          <w:lang w:val="zh_TW" w:bidi="zh_TW"/>
-        </w:rPr>
-        <w:t>）。這次行動的一個目的，是要拆除人與人之間的隔閡：包括純正猶太人與混血撒馬利亞人之間彼此敵視（</w:t>
-      </w:r>
-      <w:hyperlink r:id="rId37">
-        <w:r>
-          <w:rPr>
-            <w:lang w:val="zh_TW" w:bidi="zh_TW"/>
-          </w:rPr>
-          <w:rPr>
-            <w:color w:val="0000EE"/>
-            <w:u w:val="single"/>
-          </w:rPr>
-          <w:t>9</w:t>
-        </w:r>
-      </w:hyperlink>
-      <w:r>
-        <w:rPr>
-          <w:lang w:val="zh_TW" w:bidi="zh_TW"/>
-        </w:rPr>
-        <w:t>節）；當時社會限制男女交往（</w:t>
-      </w:r>
-      <w:hyperlink r:id="rId38">
-        <w:r>
-          <w:rPr>
-            <w:lang w:val="zh_TW" w:bidi="zh_TW"/>
-          </w:rPr>
-          <w:rPr>
-            <w:color w:val="0000EE"/>
-            <w:u w:val="single"/>
-          </w:rPr>
-          <w:t>27</w:t>
-        </w:r>
-      </w:hyperlink>
-      <w:r>
-        <w:rPr>
-          <w:lang w:val="zh_TW" w:bidi="zh_TW"/>
-        </w:rPr>
-        <w:t>節）；社會把禮儀上潔淨的人和被視為不潔的人區分開來的做法（這婦人遭人排斥，因此獨自一人並在不尋常的時間來打水，</w:t>
-      </w:r>
-      <w:hyperlink r:id="rId39">
-        <w:r>
-          <w:rPr>
-            <w:lang w:val="zh_TW" w:bidi="zh_TW"/>
-          </w:rPr>
-          <w:rPr>
-            <w:color w:val="0000EE"/>
-            <w:u w:val="single"/>
-          </w:rPr>
-          <w:t>6</w:t>
-        </w:r>
-      </w:hyperlink>
-      <w:r>
-        <w:rPr>
-          <w:lang w:val="zh_TW" w:bidi="zh_TW"/>
-        </w:rPr>
-        <w:t>節）。耶穌與這婦人的談話，也為個人見證提供了寶貴的教導。耶穌屬靈的洞察力和憐憫清楚顯明出來。當這婦人接受耶穌就是彌賽亞的見證後，她也成為一位有效的見證人（</w:t>
-      </w:r>
-      <w:hyperlink r:id="rId40">
-        <w:r>
-          <w:rPr>
-            <w:lang w:val="zh_TW" w:bidi="zh_TW"/>
-          </w:rPr>
-          <w:rPr>
-            <w:color w:val="0000EE"/>
-            <w:u w:val="single"/>
-          </w:rPr>
-          <w:t>28–30</w:t>
-        </w:r>
-      </w:hyperlink>
-      <w:r>
-        <w:rPr>
-          <w:lang w:val="zh_TW" w:bidi="zh_TW"/>
-        </w:rPr>
-        <w:t>節）。後來，這些新歸信的撒馬利亞人請求耶穌留下來，祂就在那裡住了兩天，於是有更多人信了祂（</w:t>
-      </w:r>
-      <w:hyperlink r:id="rId41">
-        <w:r>
-          <w:rPr>
-            <w:lang w:val="zh_TW" w:bidi="zh_TW"/>
-          </w:rPr>
-          <w:rPr>
-            <w:color w:val="0000EE"/>
-            <w:u w:val="single"/>
-          </w:rPr>
-          <w:t>39–41</w:t>
-        </w:r>
-      </w:hyperlink>
-      <w:r>
-        <w:rPr>
-          <w:lang w:val="zh_TW" w:bidi="zh_TW"/>
-        </w:rPr>
-        <w:t>節）。</w:t>
-      </w:r>
-      <w:r>
-        <w:rPr>
-          <w:lang w:val="zh_TW" w:bidi="zh_TW"/>
-        </w:rPr>
-      </w:r>
-      <w:r>
-        <w:rPr>
-          <w:lang w:val="zh_TW" w:bidi="zh_TW"/>
-        </w:rPr>
-      </w:r>
-    </w:p>
-    <w:p>
-      <w:pPr/>
-      <w:r>
-        <w:rPr>
-          <w:lang w:val="zh_TW" w:bidi="zh_TW"/>
-        </w:rPr>
-      </w:r>
-    </w:p>
-    <w:p>
-      <w:pPr>
-        <w:pStyle w:val="Heading2"/>
-      </w:pPr>
-      <w:r>
-        <w:rPr>
-          <w:lang w:val="zh_TW" w:bidi="zh_TW"/>
-        </w:rPr>
-        <w:t>敘利腓尼基</w:t>
-      </w:r>
-      <w:r>
-        <w:rPr>
-          <w:lang w:val="zh_TW" w:bidi="zh_TW"/>
-        </w:rPr>
-      </w:r>
-    </w:p>
-    <w:p>
-      <w:pPr/>
-      <w:r>
-        <w:rPr>
-          <w:lang w:val="zh_TW" w:bidi="zh_TW"/>
-        </w:rPr>
-      </w:r>
-      <w:r>
-        <w:rPr>
-          <w:lang w:val="zh_TW" w:bidi="zh_TW"/>
-        </w:rPr>
-        <w:t>在泰爾和西頓附近，求耶穌將鬼從她女兒身上趕出去的希臘婦女（</w:t>
-      </w:r>
-      <w:hyperlink r:id="rId42">
-        <w:r>
-          <w:rPr>
-            <w:lang w:val="zh_TW" w:bidi="zh_TW"/>
-          </w:rPr>
-          <w:rPr>
-            <w:color w:val="0000EE"/>
-            <w:u w:val="single"/>
-          </w:rPr>
-          <w:t>馬可福音7:26</w:t>
-        </w:r>
-      </w:hyperlink>
-      <w:r>
-        <w:rPr>
-          <w:lang w:val="zh_TW" w:bidi="zh_TW"/>
-        </w:rPr>
-        <w:t>）的家鄉。腓尼基地區位於羅馬省的敘利亞。</w:t>
-      </w:r>
-    </w:p>
-    <w:p>
-      <w:pPr/>
-      <w:r>
-        <w:rPr>
-          <w:lang w:val="zh_TW" w:bidi="zh_TW"/>
-        </w:rPr>
-      </w:r>
-      <w:r>
-        <w:rPr>
-          <w:lang w:val="zh_TW" w:bidi="zh_TW"/>
-        </w:rPr>
-        <w:t>我們不清楚為什麼馬可特別指出她的家鄉是敘利腓尼基。另一個北非省份被稱為利比亞腓尼基（Libyaphoenicia）。這可能會引起混淆。在平行經文中，這位婦女被稱為迦南人。腓尼基人自稱為迦南人（</w:t>
-      </w:r>
-      <w:hyperlink r:id="rId43">
-        <w:r>
-          <w:rPr>
-            <w:lang w:val="zh_TW" w:bidi="zh_TW"/>
-          </w:rPr>
-          <w:rPr>
-            <w:color w:val="0000EE"/>
-            <w:u w:val="single"/>
-          </w:rPr>
-          <w:t>馬太福音15:22</w:t>
-        </w:r>
-      </w:hyperlink>
-      <w:r>
-        <w:rPr>
-          <w:lang w:val="zh_TW" w:bidi="zh_TW"/>
-        </w:rPr>
-        <w:t>）。</w:t>
-      </w:r>
-      <w:r>
-        <w:rPr>
-          <w:lang w:val="zh_TW" w:bidi="zh_TW"/>
-        </w:rPr>
-      </w:r>
-      <w:r>
-        <w:rPr>
-          <w:lang w:val="zh_TW" w:bidi="zh_TW"/>
-        </w:rPr>
-      </w:r>
-    </w:p>
-    <w:p>
-      <w:pPr/>
-      <w:r>
-        <w:rPr>
-          <w:lang w:val="zh_TW" w:bidi="zh_TW"/>
-        </w:rPr>
-      </w:r>
-    </w:p>
-    <w:p>
-      <w:pPr>
-        <w:pStyle w:val="Heading2"/>
-      </w:pPr>
-      <w:r>
-        <w:rPr>
-          <w:lang w:val="zh_TW" w:bidi="zh_TW"/>
-        </w:rPr>
-        <w:t>敘利亞，敘利亞人</w:t>
-      </w:r>
-      <w:r>
-        <w:rPr>
-          <w:lang w:val="zh_TW" w:bidi="zh_TW"/>
-        </w:rPr>
-      </w:r>
-    </w:p>
-    <w:p>
-      <w:pPr/>
-      <w:r>
-        <w:rPr>
-          <w:lang w:val="zh_TW" w:bidi="zh_TW"/>
-        </w:rPr>
-      </w:r>
-      <w:r>
-        <w:rPr>
-          <w:lang w:val="zh_TW" w:bidi="zh_TW"/>
-        </w:rPr>
-        <w:t>在七十士譯本和一些英文翻譯中用來翻譯亞蘭，亞蘭人的詞。</w:t>
-      </w:r>
-    </w:p>
-    <w:p>
-      <w:pPr>
-        <w:pStyle w:val="Heading3"/>
-      </w:pPr>
-      <w:r>
-        <w:rPr>
-          <w:lang w:val="zh_TW" w:bidi="zh_TW"/>
-        </w:rPr>
-        <w:t>亞蘭人的歷史</w:t>
-      </w:r>
-    </w:p>
-    <w:p>
-      <w:pPr/>
-      <w:r>
-        <w:rPr>
-          <w:lang w:val="zh_TW" w:bidi="zh_TW"/>
-        </w:rPr>
-      </w:r>
-      <w:r>
-        <w:rPr>
-          <w:lang w:val="zh_TW" w:bidi="zh_TW"/>
-        </w:rPr>
-        <w:t>根據</w:t>
-      </w:r>
-      <w:hyperlink r:id="rId44">
-        <w:r>
-          <w:rPr>
-            <w:lang w:val="zh_TW" w:bidi="zh_TW"/>
-          </w:rPr>
-          <w:rPr>
-            <w:color w:val="0000EE"/>
-            <w:u w:val="single"/>
-          </w:rPr>
-          <w:t>創世記十章22至23節</w:t>
-        </w:r>
-      </w:hyperlink>
-      <w:r>
-        <w:rPr>
-          <w:lang w:val="zh_TW" w:bidi="zh_TW"/>
-        </w:rPr>
-        <w:t>的「國家列表」，亞蘭人（Arameans）是閃族的一支，是閃的後裔。在</w:t>
-      </w:r>
-      <w:hyperlink r:id="rId45">
-        <w:r>
-          <w:rPr>
-            <w:lang w:val="zh_TW" w:bidi="zh_TW"/>
-          </w:rPr>
-          <w:rPr>
-            <w:color w:val="0000EE"/>
-            <w:u w:val="single"/>
-          </w:rPr>
-          <w:t>創世記二十二章20至21節</w:t>
-        </w:r>
-      </w:hyperlink>
-      <w:r>
-        <w:rPr>
-          <w:lang w:val="zh_TW" w:bidi="zh_TW"/>
-        </w:rPr>
-        <w:t>的另一個家譜中，亞蘭是拿鶴的後裔。根據</w:t>
-      </w:r>
-      <w:hyperlink r:id="rId46">
-        <w:r>
-          <w:rPr>
-            <w:lang w:val="zh_TW" w:bidi="zh_TW"/>
-          </w:rPr>
-          <w:rPr>
-            <w:color w:val="0000EE"/>
-            <w:u w:val="single"/>
-          </w:rPr>
-          <w:t>阿摩司屬九章7節</w:t>
-        </w:r>
-      </w:hyperlink>
-      <w:r>
-        <w:rPr>
-          <w:lang w:val="zh_TW" w:bidi="zh_TW"/>
-        </w:rPr>
-        <w:t>，亞蘭人（敘利亞人）來自吉珥，這與</w:t>
-      </w:r>
-      <w:hyperlink r:id="rId47">
-        <w:r>
-          <w:rPr>
-            <w:lang w:val="zh_TW" w:bidi="zh_TW"/>
-          </w:rPr>
-          <w:rPr>
-            <w:color w:val="0000EE"/>
-            <w:u w:val="single"/>
-          </w:rPr>
-          <w:t>以賽亞書二十二章6節</w:t>
-        </w:r>
-      </w:hyperlink>
-      <w:r>
-        <w:rPr>
-          <w:lang w:val="zh_TW" w:bidi="zh_TW"/>
-        </w:rPr>
-        <w:t>中的以攔有關。亞蘭人被擄到吉珥（</w:t>
-      </w:r>
-      <w:hyperlink r:id="rId48">
-        <w:r>
-          <w:rPr>
-            <w:lang w:val="zh_TW" w:bidi="zh_TW"/>
-          </w:rPr>
-          <w:rPr>
-            <w:color w:val="0000EE"/>
-            <w:u w:val="single"/>
-          </w:rPr>
-          <w:t>列王紀下16:9</w:t>
-        </w:r>
-      </w:hyperlink>
-      <w:r>
-        <w:rPr>
-          <w:lang w:val="zh_TW" w:bidi="zh_TW"/>
-        </w:rPr>
-        <w:t>；</w:t>
-      </w:r>
-      <w:hyperlink r:id="rId49">
-        <w:r>
-          <w:rPr>
-            <w:lang w:val="zh_TW" w:bidi="zh_TW"/>
-          </w:rPr>
-          <w:rPr>
-            <w:color w:val="0000EE"/>
-            <w:u w:val="single"/>
-          </w:rPr>
-          <w:t>阿摩司書1:5</w:t>
-        </w:r>
-      </w:hyperlink>
-      <w:r>
-        <w:rPr>
-          <w:lang w:val="zh_TW" w:bidi="zh_TW"/>
-        </w:rPr>
-        <w:t>）可能暗示他們要回到他們原來的家園。然而，這群人的確切起源在歷史中已經失傳。當他們清晰地被載入歷史時，他們定居在幼發拉底河中部，從那裡向東方、西方和北方擴展。</w:t>
-      </w:r>
-    </w:p>
-    <w:p>
-      <w:pPr/>
-      <w:r>
-        <w:rPr>
-          <w:lang w:val="zh_TW" w:bidi="zh_TW"/>
-        </w:rPr>
-      </w:r>
-      <w:r>
-        <w:rPr>
-          <w:lang w:val="zh_TW" w:bidi="zh_TW"/>
-        </w:rPr>
-        <w:t>亞蘭族在傳統上被認為是在公元前第二個千年的前半期建立於上美索不達米亞。彼土利和拉班被稱為亞蘭人（</w:t>
-      </w:r>
-      <w:hyperlink r:id="rId50">
-        <w:r>
-          <w:rPr>
-            <w:lang w:val="zh_TW" w:bidi="zh_TW"/>
-          </w:rPr>
-          <w:rPr>
-            <w:color w:val="0000EE"/>
-            <w:u w:val="single"/>
-          </w:rPr>
-          <w:t>創世記25:20</w:t>
-        </w:r>
-      </w:hyperlink>
-      <w:r>
-        <w:rPr>
-          <w:lang w:val="zh_TW" w:bidi="zh_TW"/>
-        </w:rPr>
-        <w:t>，</w:t>
-      </w:r>
-      <w:hyperlink r:id="rId51">
-        <w:r>
-          <w:rPr>
-            <w:lang w:val="zh_TW" w:bidi="zh_TW"/>
-          </w:rPr>
-          <w:rPr>
-            <w:color w:val="0000EE"/>
-            <w:u w:val="single"/>
-          </w:rPr>
-          <w:t>28:1–7</w:t>
-        </w:r>
-      </w:hyperlink>
-      <w:r>
-        <w:rPr>
-          <w:lang w:val="zh_TW" w:bidi="zh_TW"/>
-        </w:rPr>
-        <w:t>）；彼土利的家在巴旦‧亞蘭（</w:t>
-      </w:r>
-      <w:hyperlink r:id="rId50">
-        <w:r>
-          <w:rPr>
-            <w:lang w:val="zh_TW" w:bidi="zh_TW"/>
-          </w:rPr>
-          <w:rPr>
-            <w:color w:val="0000EE"/>
-            <w:u w:val="single"/>
-          </w:rPr>
-          <w:t>25:20</w:t>
-        </w:r>
-      </w:hyperlink>
-      <w:r>
-        <w:rPr>
-          <w:lang w:val="zh_TW" w:bidi="zh_TW"/>
-        </w:rPr>
-        <w:t>）。先知何西阿回顧了歷史，指出雅各逃往「</w:t>
-      </w:r>
-      <w:r>
-        <w:rPr>
-          <w:lang w:val="zh_TW" w:bidi="zh_TW"/>
-        </w:rPr>
-        <w:t>亞蘭地</w:t>
-      </w:r>
-      <w:r>
-        <w:rPr>
-          <w:lang w:val="zh_TW" w:bidi="zh_TW"/>
-        </w:rPr>
-        <w:t>」（</w:t>
-      </w:r>
-      <w:hyperlink r:id="rId52">
-        <w:r>
-          <w:rPr>
-            <w:lang w:val="zh_TW" w:bidi="zh_TW"/>
-          </w:rPr>
-          <w:rPr>
-            <w:color w:val="0000EE"/>
-            <w:u w:val="single"/>
-          </w:rPr>
-          <w:t>何西阿書12:12</w:t>
-        </w:r>
-      </w:hyperlink>
-      <w:r>
-        <w:rPr>
-          <w:lang w:val="zh_TW" w:bidi="zh_TW"/>
-        </w:rPr>
-        <w:t>）或「亞蘭一納哈拉音」（兩河間的亞蘭），這是美索不達米亞北部位於幼發拉底河和底格里斯河之間的地區。在</w:t>
-      </w:r>
-      <w:hyperlink r:id="rId53">
-        <w:r>
-          <w:rPr>
-            <w:lang w:val="zh_TW" w:bidi="zh_TW"/>
-          </w:rPr>
-          <w:rPr>
-            <w:color w:val="0000EE"/>
-            <w:u w:val="single"/>
-          </w:rPr>
-          <w:t>申命記二十六章5節</w:t>
-        </w:r>
-      </w:hyperlink>
-      <w:r>
-        <w:rPr>
-          <w:lang w:val="zh_TW" w:bidi="zh_TW"/>
-        </w:rPr>
-        <w:t>中的認信宣告中，帶來初熟果子的以色列人承認：「</w:t>
-      </w:r>
-      <w:r>
-        <w:rPr>
-          <w:lang w:val="zh_TW" w:bidi="zh_TW"/>
-        </w:rPr>
-        <w:t>我祖</w:t>
-      </w:r>
-      <w:r>
-        <w:rPr>
-          <w:lang w:val="zh_TW" w:bidi="zh_TW"/>
-        </w:rPr>
-        <w:t>〔可能是雅各〕</w:t>
-      </w:r>
-      <w:r>
-        <w:rPr>
-          <w:lang w:val="zh_TW" w:bidi="zh_TW"/>
-        </w:rPr>
-        <w:t>原是一個將亡的亞蘭人</w:t>
-      </w:r>
-      <w:r>
-        <w:rPr>
-          <w:lang w:val="zh_TW" w:bidi="zh_TW"/>
-        </w:rPr>
-        <w:t>。」</w:t>
-      </w:r>
-    </w:p>
-    <w:p>
-      <w:pPr/>
-      <w:r>
-        <w:rPr>
-          <w:lang w:val="zh_TW" w:bidi="zh_TW"/>
-        </w:rPr>
-      </w:r>
-      <w:r>
-        <w:rPr>
-          <w:lang w:val="zh_TW" w:bidi="zh_TW"/>
-        </w:rPr>
-        <w:t>提革拉‧毗列色一世（Tiglath-pileser I）可能是這個地區早期亞蘭人存在的最佳證據。在他第四年的編年史中（公元前1112年），他提到在幼發拉底河中游地區進行了一次針對「阿赫拉瑪，亞蘭人（Akhlama, Arameans）」的戰役，並洗劫了比什里山區（Mt Bishri）的六個亞蘭村莊。</w:t>
-      </w:r>
-    </w:p>
-    <w:p>
-      <w:pPr/>
-      <w:r>
-        <w:rPr>
-          <w:lang w:val="zh_TW" w:bidi="zh_TW"/>
-        </w:rPr>
-      </w:r>
-      <w:r>
-        <w:rPr>
-          <w:lang w:val="zh_TW" w:bidi="zh_TW"/>
-        </w:rPr>
-        <w:t>上美索不達米亞的亞蘭人在聖經歷史中變得重要。他們建立了若干獨立的亞蘭國家，其中兩個對以色列百姓尤為重要—大衛時代的亞蘭-瑣巴，以及從所羅門時代開始的亞蘭-大馬士革。</w:t>
-      </w:r>
-    </w:p>
-    <w:p>
-      <w:pPr/>
-      <w:r>
-        <w:rPr>
-          <w:lang w:val="zh_TW" w:bidi="zh_TW"/>
-        </w:rPr>
-      </w:r>
-      <w:r>
-        <w:rPr>
-          <w:lang w:val="zh_TW" w:bidi="zh_TW"/>
-        </w:rPr>
-        <w:t>大約在公元前1100年，亞蘭部落已經遍布敘利亞，並擴展到約旦河東岸北部，在那裡他們與以色列人發生了衝突。在亞蘭-瑣巴王哈大底謝的鼎盛時期，他有幾個附庸國，如大馬士革、瑪迦和</w:t>
-      </w:r>
-      <w:r>
-        <w:rPr>
-          <w:lang w:val="zh_TW" w:bidi="zh_TW"/>
-        </w:rPr>
-        <w:t>陀伯</w:t>
-      </w:r>
-      <w:r>
-        <w:rPr>
-          <w:lang w:val="zh_TW" w:bidi="zh_TW"/>
-        </w:rPr>
-        <w:t>。他最終被大衛王擊敗（</w:t>
-      </w:r>
-      <w:hyperlink r:id="rId54">
-        <w:r>
-          <w:rPr>
-            <w:lang w:val="zh_TW" w:bidi="zh_TW"/>
-          </w:rPr>
-          <w:rPr>
-            <w:color w:val="0000EE"/>
-            <w:u w:val="single"/>
-          </w:rPr>
-          <w:t>撒母耳記下8:3–4</w:t>
-        </w:r>
-      </w:hyperlink>
-      <w:r>
-        <w:rPr>
-          <w:lang w:val="zh_TW" w:bidi="zh_TW"/>
-        </w:rPr>
-        <w:t>；</w:t>
-      </w:r>
-      <w:hyperlink r:id="rId55">
-        <w:r>
-          <w:rPr>
-            <w:lang w:val="zh_TW" w:bidi="zh_TW"/>
-          </w:rPr>
-          <w:rPr>
-            <w:color w:val="0000EE"/>
-            <w:u w:val="single"/>
-          </w:rPr>
-          <w:t>10:17–19</w:t>
-        </w:r>
-      </w:hyperlink>
-      <w:r>
-        <w:rPr>
-          <w:lang w:val="zh_TW" w:bidi="zh_TW"/>
-        </w:rPr>
-        <w:t>）。</w:t>
-      </w:r>
-    </w:p>
-    <w:p>
-      <w:pPr/>
-      <w:r>
-        <w:rPr>
-          <w:lang w:val="zh_TW" w:bidi="zh_TW"/>
-        </w:rPr>
-      </w:r>
-      <w:r>
-        <w:rPr>
-          <w:lang w:val="zh_TW" w:bidi="zh_TW"/>
-        </w:rPr>
-        <w:t>以色列和猶大發生的事件對大馬士革有一些影響。所羅門去世後，曾經統一的王國分裂為猶大和以色列，兩個小國之間出現了緊張的關係。戰爭在公元前890–880年間爆發，巴沙的以色列與亞撒的猶大之間發生了衝突。亞撒尋求大馬士革的便‧哈達一世的援助（</w:t>
-      </w:r>
-      <w:hyperlink r:id="rId56">
-        <w:r>
-          <w:rPr>
-            <w:lang w:val="zh_TW" w:bidi="zh_TW"/>
-          </w:rPr>
-          <w:rPr>
-            <w:color w:val="0000EE"/>
-            <w:u w:val="single"/>
-          </w:rPr>
-          <w:t>列王紀上15:18</w:t>
-        </w:r>
-      </w:hyperlink>
-      <w:r>
-        <w:rPr>
-          <w:lang w:val="zh_TW" w:bidi="zh_TW"/>
-        </w:rPr>
-        <w:t>）。約旦河東岸的土地多次易手。以色列王暗利的繼任者——即亞哈、亞哈謝、約蘭、耶戶、約哈斯和約阿施——與大馬士革發生了許多衝突。亞哈與便‧哈達及圍攻撒馬利亞的32個盟友作戰（</w:t>
-      </w:r>
-      <w:hyperlink r:id="rId57">
-        <w:r>
-          <w:rPr>
-            <w:lang w:val="zh_TW" w:bidi="zh_TW"/>
-          </w:rPr>
-          <w:rPr>
-            <w:color w:val="0000EE"/>
-            <w:u w:val="single"/>
-          </w:rPr>
-          <w:t>20:1</w:t>
-        </w:r>
-      </w:hyperlink>
-      <w:r>
-        <w:rPr>
-          <w:lang w:val="zh_TW" w:bidi="zh_TW"/>
-        </w:rPr>
-        <w:t>），但以色列擊敗了便‧哈達。第二次，便‧哈達進入以色列領土並到達</w:t>
-      </w:r>
-      <w:r>
-        <w:rPr>
-          <w:lang w:val="zh_TW" w:bidi="zh_TW"/>
-        </w:rPr>
-        <w:t>亞弗</w:t>
-      </w:r>
-      <w:r>
-        <w:rPr>
-          <w:lang w:val="zh_TW" w:bidi="zh_TW"/>
-        </w:rPr>
-        <w:t>（</w:t>
-      </w:r>
-      <w:hyperlink r:id="rId58">
-        <w:r>
-          <w:rPr>
-            <w:lang w:val="zh_TW" w:bidi="zh_TW"/>
-          </w:rPr>
-          <w:rPr>
-            <w:color w:val="0000EE"/>
-            <w:u w:val="single"/>
-          </w:rPr>
-          <w:t>20:26</w:t>
-        </w:r>
-      </w:hyperlink>
-      <w:r>
-        <w:rPr>
-          <w:lang w:val="zh_TW" w:bidi="zh_TW"/>
-        </w:rPr>
-        <w:t>），但他再次被擊敗並被俘。由於他戰敗，並被釋放，作為代價，他被迫在大馬士革開設市場供以色列貿易。在以色列和大馬士革之間三年的平安之後，敵對行動再次爆發，並導致亞哈在基列的拉末地區的戰鬥中被殺（</w:t>
-      </w:r>
-      <w:hyperlink r:id="rId59">
-        <w:r>
-          <w:rPr>
-            <w:lang w:val="zh_TW" w:bidi="zh_TW"/>
-          </w:rPr>
-          <w:rPr>
-            <w:color w:val="0000EE"/>
-            <w:u w:val="single"/>
-          </w:rPr>
-          <w:t>22:29–37</w:t>
-        </w:r>
-      </w:hyperlink>
-      <w:r>
-        <w:rPr>
-          <w:lang w:val="zh_TW" w:bidi="zh_TW"/>
-        </w:rPr>
-        <w:t>）。亞蘭-大馬士革最終被以色列王約阿施擊敗（</w:t>
-      </w:r>
-      <w:hyperlink r:id="rId60">
-        <w:r>
-          <w:rPr>
-            <w:lang w:val="zh_TW" w:bidi="zh_TW"/>
-          </w:rPr>
-          <w:rPr>
-            <w:color w:val="0000EE"/>
-            <w:u w:val="single"/>
-          </w:rPr>
-          <w:t>列王紀下13:25</w:t>
-        </w:r>
-      </w:hyperlink>
-      <w:r>
-        <w:rPr>
-          <w:lang w:val="zh_TW" w:bidi="zh_TW"/>
-        </w:rPr>
-        <w:t>）。</w:t>
-      </w:r>
-    </w:p>
-    <w:p>
-      <w:pPr>
-        <w:pStyle w:val="Heading3"/>
-      </w:pPr>
-      <w:r>
-        <w:rPr>
-          <w:lang w:val="zh_TW" w:bidi="zh_TW"/>
-        </w:rPr>
-        <w:t>亞蘭王國崩潰後的敘利亞</w:t>
-      </w:r>
-    </w:p>
-    <w:p>
-      <w:pPr/>
-      <w:r>
-        <w:rPr>
-          <w:lang w:val="zh_TW" w:bidi="zh_TW"/>
-        </w:rPr>
-      </w:r>
-      <w:r>
-        <w:rPr>
-          <w:lang w:val="zh_TW" w:bidi="zh_TW"/>
-        </w:rPr>
-        <w:t>在公元前733至732年，亞蘭-大馬士革崩潰後，整個地區的政治特性發生了變化。在隨後的幾個世紀中，直到基督教時代，該地區先後被幾個大國控制，沒有獨立的亞蘭國家存留。當亞述在公元前612至609年崩潰時，該地區短暫地被巴比倫控制。隨著波斯王居魯士崛起，敘利亞地區迅速被波斯軍隊佔領。巴勒斯坦、小亞細亞和埃及同時被納入波斯帝國。</w:t>
-      </w:r>
-    </w:p>
-    <w:p>
-      <w:pPr/>
-      <w:r>
-        <w:rPr>
-          <w:lang w:val="zh_TW" w:bidi="zh_TW"/>
-        </w:rPr>
-      </w:r>
-      <w:r>
-        <w:rPr>
-          <w:lang w:val="zh_TW" w:bidi="zh_TW"/>
-        </w:rPr>
-        <w:t>對該地區產生影響的下一個重要政治變革是於公元前360年出現的馬其頓的腓力。他的兒子亞歷山大大帝（公元前336–323年）鞏固了希臘在整個西亞細亞以及遠至印度邊界的勢力。當年僅33歲的他於公元前323年去世後，西亞細亞的控制權落入亞歷山大的將軍手中。將軍塞琉古一世（Seleucus I，公元前312–280年）控制了小亞細亞的南部、敘利亞地區、美索不達米亞，並向東延伸至印度邊界。因此，敘利亞落入了希臘化統治者塞琉古的影響之下，他在安提阿建立了一個新的首都。</w:t>
-      </w:r>
-    </w:p>
-    <w:p>
-      <w:pPr/>
-      <w:r>
-        <w:rPr>
-          <w:lang w:val="zh_TW" w:bidi="zh_TW"/>
-        </w:rPr>
-      </w:r>
-      <w:r>
-        <w:rPr>
-          <w:lang w:val="zh_TW" w:bidi="zh_TW"/>
-        </w:rPr>
-        <w:t>再往西，羅馬正在崛起並將目光投向東方。龐培將軍擊敗了本都年輕的王米特里達梯（Mithridates），並著手摧毀塞琉古王國的殘餘勢力。敘利亞的西部地區在公元前64年被劃為羅馬省。龐培最終進入巴勒斯坦，該地在公元前63年落入羅馬的控制之下。</w:t>
-      </w:r>
-    </w:p>
-    <w:p>
-      <w:pPr/>
-      <w:r>
-        <w:rPr>
-          <w:lang w:val="zh_TW" w:bidi="zh_TW"/>
-        </w:rPr>
-      </w:r>
-      <w:r>
-        <w:rPr>
-          <w:lang w:val="zh_TW" w:bidi="zh_TW"/>
-        </w:rPr>
-        <w:t>羅馬的敘利亞省包括基利家，這是位於小亞細亞東南角的條形領土。北部邊界延伸到幼發拉底河，邊界向南一直延伸到大馬士革，然後向西轉，約在死海中途，繼續向西到地中海。敘利亞的西部邊界是地中海，直到亞歷山大港灣，然後向西。敘利亞省和基利家省（</w:t>
-      </w:r>
-      <w:hyperlink r:id="rId61">
-        <w:r>
-          <w:rPr>
-            <w:lang w:val="zh_TW" w:bidi="zh_TW"/>
-          </w:rPr>
-          <w:rPr>
-            <w:color w:val="0000EE"/>
-            <w:u w:val="single"/>
-          </w:rPr>
-          <w:t>使徒行傳15:23、41</w:t>
-        </w:r>
-      </w:hyperlink>
-      <w:r>
-        <w:rPr>
-          <w:lang w:val="zh_TW" w:bidi="zh_TW"/>
-        </w:rPr>
-        <w:t>；</w:t>
-      </w:r>
-      <w:hyperlink r:id="rId62">
-        <w:r>
-          <w:rPr>
-            <w:lang w:val="zh_TW" w:bidi="zh_TW"/>
-          </w:rPr>
-          <w:rPr>
-            <w:color w:val="0000EE"/>
-            <w:u w:val="single"/>
-          </w:rPr>
-          <w:t>加拉太書1:21</w:t>
-        </w:r>
-      </w:hyperlink>
-      <w:r>
-        <w:rPr>
-          <w:lang w:val="zh_TW" w:bidi="zh_TW"/>
-        </w:rPr>
-        <w:t>）由一位帝國將軍（</w:t>
-      </w:r>
-      <w:r>
-        <w:rPr>
-          <w:i/>
-          <w:lang w:val="zh_TW" w:bidi="zh_TW"/>
-        </w:rPr>
-        <w:t>legatis</w:t>
-      </w:r>
-      <w:r>
-        <w:rPr>
-          <w:lang w:val="zh_TW" w:bidi="zh_TW"/>
-        </w:rPr>
-        <w:t>）統治，他指揮著一支強大的軍團部隊。這樣的一位巡撫居里扭（Quirinius），在凱撒奧古斯都的人口普查時期統治敘利亞；這次人口普查使約瑟和馬利亞來到伯利恆，在那裡耶穌誕生了（</w:t>
-      </w:r>
-      <w:hyperlink r:id="rId63">
-        <w:r>
-          <w:rPr>
-            <w:lang w:val="zh_TW" w:bidi="zh_TW"/>
-          </w:rPr>
-          <w:rPr>
-            <w:color w:val="0000EE"/>
-            <w:u w:val="single"/>
-          </w:rPr>
-          <w:t>路加福音2:2</w:t>
-        </w:r>
-      </w:hyperlink>
-      <w:r>
-        <w:rPr>
-          <w:lang w:val="zh_TW" w:bidi="zh_TW"/>
-        </w:rPr>
-        <w:t>）。</w:t>
-      </w:r>
-    </w:p>
-    <w:p>
-      <w:pPr/>
-      <w:r>
-        <w:rPr>
-          <w:lang w:val="zh_TW" w:bidi="zh_TW"/>
-        </w:rPr>
-      </w:r>
-      <w:r>
-        <w:rPr>
-          <w:lang w:val="zh_TW" w:bidi="zh_TW"/>
-        </w:rPr>
-        <w:t>在接下來的幾個世紀中，大馬士革的人口被基督教化，基督教傳播到羅馬的敘利亞省，形成了至今仍存在的古敘利亞教會。那裡留下了用亞蘭文寫成的基督教文學的非凡遺產。古老的亞蘭文仍然存在，雖然使用了修改過的字母來書寫。</w:t>
-      </w:r>
-    </w:p>
-    <w:p>
-      <w:pPr/>
-      <w:r>
-        <w:rPr>
-          <w:lang w:val="zh_TW" w:bidi="zh_TW"/>
-        </w:rPr>
-      </w:r>
-      <w:r>
-        <w:rPr>
-          <w:lang w:val="zh_TW" w:bidi="zh_TW"/>
-        </w:rPr>
-        <w:t>七世紀伊斯蘭教興起，導致敘利亞教會明顯削弱，不過它從未被完全摧毀。散居的亞蘭文使用者群體仍然在敘利亞的部分地區生存，而現代考古工作已經使許多基督教教堂的遺跡重見光明。</w:t>
-      </w:r>
-    </w:p>
-    <w:p>
-      <w:pPr>
-        <w:pStyle w:val="Heading3"/>
-      </w:pPr>
-      <w:r>
-        <w:rPr>
-          <w:lang w:val="zh_TW" w:bidi="zh_TW"/>
-        </w:rPr>
-        <w:t>語言與文化</w:t>
-      </w:r>
-    </w:p>
-    <w:p>
-      <w:pPr/>
-      <w:r>
-        <w:rPr>
-          <w:lang w:val="zh_TW" w:bidi="zh_TW"/>
-        </w:rPr>
-      </w:r>
-      <w:r>
-        <w:rPr>
-          <w:lang w:val="zh_TW" w:bidi="zh_TW"/>
-        </w:rPr>
-        <w:t>亞蘭文是亞蘭人的語言，目前已發現許多銘文。以色列人採用了亞蘭文字母，該語言成為整個近東外交和行政的國際語言。在波斯時期，從埃及到印度，它是通用語言，在耶穌的時代廣泛使用於巴勒斯坦。「</w:t>
-      </w:r>
-      <w:r>
-        <w:rPr>
-          <w:lang w:val="zh_TW" w:bidi="zh_TW"/>
-        </w:rPr>
-        <w:t>大利大，古米〔</w:t>
-      </w:r>
-      <w:r>
-        <w:rPr>
-          <w:i/>
-          <w:lang w:val="zh_TW" w:bidi="zh_TW"/>
-        </w:rPr>
-        <w:t>talitha cumi</w:t>
-      </w:r>
-      <w:r>
-        <w:rPr>
-          <w:lang w:val="zh_TW" w:bidi="zh_TW"/>
-        </w:rPr>
-        <w:t>〕</w:t>
-      </w:r>
-      <w:r>
-        <w:rPr>
-          <w:lang w:val="zh_TW" w:bidi="zh_TW"/>
-        </w:rPr>
-        <w:t>」（</w:t>
-      </w:r>
-      <w:hyperlink r:id="rId64">
-        <w:r>
-          <w:rPr>
-            <w:lang w:val="zh_TW" w:bidi="zh_TW"/>
-          </w:rPr>
-          <w:rPr>
-            <w:color w:val="0000EE"/>
-            <w:u w:val="single"/>
-          </w:rPr>
-          <w:t>馬可福音5:41</w:t>
-        </w:r>
-      </w:hyperlink>
-      <w:r>
-        <w:rPr>
-          <w:lang w:val="zh_TW" w:bidi="zh_TW"/>
-        </w:rPr>
-        <w:t>）和「主必要來</w:t>
-      </w:r>
-      <w:r>
-        <w:rPr>
-          <w:lang w:val="zh_TW" w:bidi="zh_TW"/>
-        </w:rPr>
-        <w:t>〔</w:t>
-      </w:r>
-      <w:r>
-        <w:rPr>
-          <w:i/>
-          <w:lang w:val="zh_TW" w:bidi="zh_TW"/>
-        </w:rPr>
-        <w:t>marana tha</w:t>
-      </w:r>
-      <w:r>
-        <w:rPr>
-          <w:lang w:val="zh_TW" w:bidi="zh_TW"/>
-        </w:rPr>
-        <w:t>〕</w:t>
-      </w:r>
-      <w:r>
-        <w:rPr>
-          <w:lang w:val="zh_TW" w:bidi="zh_TW"/>
-        </w:rPr>
-        <w:t>」（</w:t>
-      </w:r>
-      <w:hyperlink r:id="rId65">
-        <w:r>
-          <w:rPr>
-            <w:lang w:val="zh_TW" w:bidi="zh_TW"/>
-          </w:rPr>
-          <w:rPr>
-            <w:color w:val="0000EE"/>
-            <w:u w:val="single"/>
-          </w:rPr>
-          <w:t>哥林多前書16:22</w:t>
-        </w:r>
-      </w:hyperlink>
-      <w:r>
-        <w:rPr>
-          <w:lang w:val="zh_TW" w:bidi="zh_TW"/>
-        </w:rPr>
-        <w:t>）是亞蘭文。</w:t>
-      </w:r>
-    </w:p>
-    <w:p>
-      <w:pPr/>
-      <w:r>
-        <w:rPr>
-          <w:lang w:val="zh_TW" w:bidi="zh_TW"/>
-        </w:rPr>
-      </w:r>
-      <w:r>
-        <w:rPr>
-          <w:lang w:val="zh_TW" w:bidi="zh_TW"/>
-        </w:rPr>
-        <w:t>在許多地點的發掘提供了對亞蘭建築、雕塑、陶器和其他藝術的良好了解。亞蘭人的宗教是多神教。人們也崇拜許多外國神祇。主要的亞蘭神祇是古代西閃族的風暴神哈大（Hadad）。在猶大的亞哈斯時代，當基於大馬士革</w:t>
-      </w:r>
-      <w:r>
-        <w:rPr>
-          <w:lang w:val="zh_TW" w:bidi="zh_TW"/>
-        </w:rPr>
-        <w:t>規模樣式</w:t>
-      </w:r>
-      <w:r>
-        <w:rPr>
-          <w:lang w:val="zh_TW" w:bidi="zh_TW"/>
-        </w:rPr>
-        <w:t>的壇被放在聖殿時，大馬士革的崇拜被強加給耶路撒冷的百姓（</w:t>
-      </w:r>
-      <w:hyperlink r:id="rId66">
-        <w:r>
-          <w:rPr>
-            <w:lang w:val="zh_TW" w:bidi="zh_TW"/>
-          </w:rPr>
-          <w:rPr>
-            <w:color w:val="0000EE"/>
-            <w:u w:val="single"/>
-          </w:rPr>
-          <w:t>列王紀下16:10–13</w:t>
-        </w:r>
-      </w:hyperlink>
-      <w:r>
-        <w:rPr>
-          <w:lang w:val="zh_TW" w:bidi="zh_TW"/>
-        </w:rPr>
-        <w:t>）。被亞述統治者撒珥根（Sargon）擄到撒馬利亞的亞蘭人，則帶來了外國的亞蘭崇拜（</w:t>
-      </w:r>
-      <w:hyperlink r:id="rId67">
-        <w:r>
-          <w:rPr>
-            <w:lang w:val="zh_TW" w:bidi="zh_TW"/>
-          </w:rPr>
-          <w:rPr>
-            <w:color w:val="0000EE"/>
-            <w:u w:val="single"/>
-          </w:rPr>
-          <w:t>17:24–34</w:t>
-        </w:r>
-      </w:hyperlink>
-      <w:r>
-        <w:rPr>
-          <w:lang w:val="zh_TW" w:bidi="zh_TW"/>
-        </w:rPr>
-        <w:t>）。</w:t>
-      </w:r>
-    </w:p>
-    <w:p>
-      <w:pPr/>
-      <w:r>
-        <w:rPr>
-          <w:lang w:val="zh_TW" w:bidi="zh_TW"/>
-        </w:rPr>
-      </w:r>
-      <w:r>
-        <w:rPr>
-          <w:lang w:val="zh_TW" w:bidi="zh_TW"/>
-        </w:rPr>
-        <w:t>在亞蘭國家消失後的幾個世紀中，亞蘭文依然存活。基督教形式的亞蘭文，即敘利亞語，留下了大量的文學、歷史、神學、註釋、論文和翻譯作品，這些作品被小心地保存在古老的修道院圖書館中，尤其是在敘利亞北部、伊拉克北部和土耳其南部。</w:t>
-      </w:r>
-    </w:p>
-    <w:p>
-      <w:pPr/>
-      <w:r>
-        <w:rPr>
-          <w:lang w:val="zh_TW" w:bidi="zh_TW"/>
-        </w:rPr>
-      </w:r>
-      <w:r>
-        <w:rPr>
-          <w:i/>
-          <w:lang w:val="zh_TW" w:bidi="zh_TW"/>
-        </w:rPr>
-        <w:t>另見</w:t>
-      </w:r>
-      <w:r>
-        <w:rPr>
-          <w:lang w:val="zh_TW" w:bidi="zh_TW"/>
-        </w:rPr>
-        <w:t xml:space="preserve"> </w:t>
-      </w:r>
-      <w:r>
-        <w:rPr>
-          <w:lang w:val="zh_TW" w:bidi="zh_TW"/>
-        </w:rPr>
-        <w:t>亞蘭文</w:t>
+        <w:t>休妻</w:t>
+      </w:r>
+      <w:r>
+        <w:rPr>
+          <w:lang w:val="zh_TW" w:bidi="zh_TW"/>
+        </w:rPr>
+        <w:t>、</w:t>
+      </w:r>
+      <w:r>
+        <w:rPr>
+          <w:lang w:val="zh_TW" w:bidi="zh_TW"/>
+        </w:rPr>
+        <w:t>家庭生活和關係</w:t>
+      </w:r>
+      <w:r>
+        <w:rPr>
+          <w:lang w:val="zh_TW" w:bidi="zh_TW"/>
+        </w:rPr>
+        <w:t>、</w:t>
+      </w:r>
+      <w:r>
+        <w:rPr>
+          <w:lang w:val="zh_TW" w:bidi="zh_TW"/>
+        </w:rPr>
+        <w:t>男人</w:t>
+      </w:r>
+      <w:r>
+        <w:rPr>
+          <w:lang w:val="zh_TW" w:bidi="zh_TW"/>
+        </w:rPr>
+        <w:t>、</w:t>
+      </w:r>
+      <w:r>
+        <w:rPr>
+          <w:lang w:val="zh_TW" w:bidi="zh_TW"/>
+        </w:rPr>
+        <w:t>婚姻，婚姻習俗</w:t>
+      </w:r>
+      <w:r>
+        <w:rPr>
+          <w:lang w:val="zh_TW" w:bidi="zh_TW"/>
+        </w:rPr>
+        <w:t>、</w:t>
+      </w:r>
+      <w:r>
+        <w:rPr>
+          <w:lang w:val="zh_TW" w:bidi="zh_TW"/>
+        </w:rPr>
+        <w:t>童貞女</w:t>
+      </w:r>
+      <w:r>
+        <w:rPr>
+          <w:lang w:val="zh_TW" w:bidi="zh_TW"/>
+        </w:rPr>
+        <w:t>、</w:t>
+      </w:r>
+      <w:r>
+        <w:rPr>
+          <w:lang w:val="zh_TW" w:bidi="zh_TW"/>
+        </w:rPr>
+        <w:t>婦女</w:t>
       </w:r>
       <w:r>
         <w:rPr>
@@ -4184,6 +6110,18 @@
   </w:num>
   <w:num w:numId="13" w16cid:durableId="592781308">
     <w:abstractNumId w:val="11"/>
+  </w:num>
+  <w:num w:numId="14">
+    <w:abstractNumId w:val="3"/>
+    <w:lvlOverride w:ilvl="0">
+      <w:startOverride w:val="1"/>
+    </w:lvlOverride>
+  </w:num>
+  <w:num w:numId="15">
+    <w:abstractNumId w:val="3"/>
+    <w:lvlOverride w:ilvl="0">
+      <w:startOverride w:val="1"/>
+    </w:lvlOverride>
   </w:num>
   <w:numIdMacAtCleanup w:val="10"/>
 </w:numbering>

--- a/zht/docx/193.content.docx
+++ b/zht/docx/193.content.docx
@@ -362,18 +362,12 @@
         </w:rPr>
         <w:t>雖然證據顯示，漢謨拉比（Hammurab）參考了更早期的蘇美法典（Sumerian codes）來制定自己部分的法律，但他仍宣稱這部法典是從公義之神撒瑪旭（Shamash）所領受的。這項宣稱的主要目的，很可能是要表明他的法典得到撒瑪旭明確的認可。因為至少有些人會知道，這部法典大部分內容其實是根據更早的法律編纂而成的。同樣地，聖經清楚記載了摩西在西奈山領受律法（</w:t>
       </w:r>
-      <w:hyperlink r:id="rId13">
-        <w:r>
-          <w:rPr>
-            <w:lang w:val="zh_TW" w:bidi="zh_TW"/>
-          </w:rPr>
-          <w:rPr>
-            <w:color w:val="0000EE"/>
-            <w:u w:val="single"/>
-          </w:rPr>
-          <w:t>出19–24章</w:t>
-        </w:r>
-      </w:hyperlink>
+      <w:r>
+        <w:rPr>
+          <w:lang w:val="zh_TW" w:bidi="zh_TW"/>
+        </w:rPr>
+        <w:t>出19–24章</w:t>
+      </w:r>
       <w:r>
         <w:rPr>
           <w:lang w:val="zh_TW" w:bidi="zh_TW"/>
@@ -416,36 +410,24 @@
         </w:rPr>
         <w:t>希伯來律法是為一群將宗教信仰視為至關重要，且他們的信仰又容易受到周圍異教民族影響的人民所制定的。因此，希伯來律法有相當大的篇幅是涉及得罪神的罪，也就不足為奇。律法書或摩西五經（聖經最前面的五卷書）一再禁止人拜偶像：「不可為自己雕刻偶像，也不可做甚麼形像彷彿上天、下地，和地底下、水中的百物。不可跪拜那些像，也不可事奉它。」（</w:t>
       </w:r>
-      <w:hyperlink r:id="rId14">
-        <w:r>
-          <w:rPr>
-            <w:lang w:val="zh_TW" w:bidi="zh_TW"/>
-          </w:rPr>
-          <w:rPr>
-            <w:color w:val="0000EE"/>
-            <w:u w:val="single"/>
-          </w:rPr>
-          <w:t>出20:4–5</w:t>
-        </w:r>
-      </w:hyperlink>
+      <w:r>
+        <w:rPr>
+          <w:lang w:val="zh_TW" w:bidi="zh_TW"/>
+        </w:rPr>
+        <w:t>出20:4–5</w:t>
+      </w:r>
       <w:r>
         <w:rPr>
           <w:lang w:val="zh_TW" w:bidi="zh_TW"/>
         </w:rPr>
         <w:t>）。在一些異教宗教會獻上嬰孩為祭，而在以色列被明文禁止。這項罪與其它殺人罪一樣，都要處以石刑（</w:t>
       </w:r>
-      <w:hyperlink r:id="rId15">
-        <w:r>
-          <w:rPr>
-            <w:lang w:val="zh_TW" w:bidi="zh_TW"/>
-          </w:rPr>
-          <w:rPr>
-            <w:color w:val="0000EE"/>
-            <w:u w:val="single"/>
-          </w:rPr>
-          <w:t>利20:2</w:t>
-        </w:r>
-      </w:hyperlink>
+      <w:r>
+        <w:rPr>
+          <w:lang w:val="zh_TW" w:bidi="zh_TW"/>
+        </w:rPr>
+        <w:t>利20:2</w:t>
+      </w:r>
       <w:r>
         <w:rPr>
           <w:lang w:val="zh_TW" w:bidi="zh_TW"/>
@@ -466,36 +448,24 @@
         </w:rPr>
         <w:t>利未記記載，褻瀆神的名應當處以石刑（</w:t>
       </w:r>
-      <w:hyperlink r:id="rId16">
-        <w:r>
-          <w:rPr>
-            <w:lang w:val="zh_TW" w:bidi="zh_TW"/>
-          </w:rPr>
-          <w:rPr>
-            <w:color w:val="0000EE"/>
-            <w:u w:val="single"/>
-          </w:rPr>
-          <w:t>利24:11–16</w:t>
-        </w:r>
-      </w:hyperlink>
+      <w:r>
+        <w:rPr>
+          <w:lang w:val="zh_TW" w:bidi="zh_TW"/>
+        </w:rPr>
+        <w:t>利24:11–16</w:t>
+      </w:r>
       <w:r>
         <w:rPr>
           <w:lang w:val="zh_TW" w:bidi="zh_TW"/>
         </w:rPr>
         <w:t>）。說假預言也是一種罪。這項指控可能適用於鳳雅巍以外的神的名說預言的人，或假稱自己的預言來自神啟示的人。耶利米曾預言尼布甲尼撒將戰勝猶大南國；人們一度認為這是假預言，因此他幾乎被暴民私刑處死（</w:t>
       </w:r>
-      <w:hyperlink r:id="rId17">
-        <w:r>
-          <w:rPr>
-            <w:lang w:val="zh_TW" w:bidi="zh_TW"/>
-          </w:rPr>
-          <w:rPr>
-            <w:color w:val="0000EE"/>
-            <w:u w:val="single"/>
-          </w:rPr>
-          <w:t>耶26:8–9</w:t>
-        </w:r>
-      </w:hyperlink>
+      <w:r>
+        <w:rPr>
+          <w:lang w:val="zh_TW" w:bidi="zh_TW"/>
+        </w:rPr>
+        <w:t>耶26:8–9</w:t>
+      </w:r>
       <w:r>
         <w:rPr>
           <w:lang w:val="zh_TW" w:bidi="zh_TW"/>
@@ -516,54 +486,36 @@
         </w:rPr>
         <w:t>守一週的第七日為聖日的觀念，源於記念神在六日之內創造天地，並在第七日安息。守安息日，就是要全家停止一切勞動，包括家中的牲畜在內（</w:t>
       </w:r>
-      <w:hyperlink r:id="rId18">
-        <w:r>
-          <w:rPr>
-            <w:lang w:val="zh_TW" w:bidi="zh_TW"/>
-          </w:rPr>
-          <w:rPr>
-            <w:color w:val="0000EE"/>
-            <w:u w:val="single"/>
-          </w:rPr>
-          <w:t>出16:23</w:t>
-        </w:r>
-      </w:hyperlink>
+      <w:r>
+        <w:rPr>
+          <w:lang w:val="zh_TW" w:bidi="zh_TW"/>
+        </w:rPr>
+        <w:t>出16:23</w:t>
+      </w:r>
       <w:r>
         <w:rPr>
           <w:lang w:val="zh_TW" w:bidi="zh_TW"/>
         </w:rPr>
         <w:t>，</w:t>
       </w:r>
-      <w:hyperlink r:id="rId19">
-        <w:r>
-          <w:rPr>
-            <w:lang w:val="zh_TW" w:bidi="zh_TW"/>
-          </w:rPr>
-          <w:rPr>
-            <w:color w:val="0000EE"/>
-            <w:u w:val="single"/>
-          </w:rPr>
-          <w:t>20:8–11</w:t>
-        </w:r>
-      </w:hyperlink>
+      <w:r>
+        <w:rPr>
+          <w:lang w:val="zh_TW" w:bidi="zh_TW"/>
+        </w:rPr>
+        <w:t>20:8–11</w:t>
+      </w:r>
       <w:r>
         <w:rPr>
           <w:lang w:val="zh_TW" w:bidi="zh_TW"/>
         </w:rPr>
         <w:t>）。百姓也必須在安息日聚集敬拜神。到了希伯來歷史較後期，這類聚會包括誦讀聖經、禱告和講道。違反安息日規定的人可能會被判處死刑。正如民數記中記載一個人在安息日撿柴，因此被處死（</w:t>
       </w:r>
-      <w:hyperlink r:id="rId20">
-        <w:r>
-          <w:rPr>
-            <w:lang w:val="zh_TW" w:bidi="zh_TW"/>
-          </w:rPr>
-          <w:rPr>
-            <w:color w:val="0000EE"/>
-            <w:u w:val="single"/>
-          </w:rPr>
-          <w:t>民15:32–36</w:t>
-        </w:r>
-      </w:hyperlink>
+      <w:r>
+        <w:rPr>
+          <w:lang w:val="zh_TW" w:bidi="zh_TW"/>
+        </w:rPr>
+        <w:t>民15:32–36</w:t>
+      </w:r>
       <w:r>
         <w:rPr>
           <w:lang w:val="zh_TW" w:bidi="zh_TW"/>
@@ -584,54 +536,36 @@
         </w:rPr>
         <w:t>任何蓄意犯罪都被視為得罪神的罪，因為一切律法都出於神；因此，這類罪都可判處死刑 （</w:t>
       </w:r>
-      <w:hyperlink r:id="rId21">
-        <w:r>
-          <w:rPr>
-            <w:lang w:val="zh_TW" w:bidi="zh_TW"/>
-          </w:rPr>
-          <w:rPr>
-            <w:color w:val="0000EE"/>
-            <w:u w:val="single"/>
-          </w:rPr>
-          <w:t>民15:30–31</w:t>
-        </w:r>
-      </w:hyperlink>
+      <w:r>
+        <w:rPr>
+          <w:lang w:val="zh_TW" w:bidi="zh_TW"/>
+        </w:rPr>
+        <w:t>民15:30–31</w:t>
+      </w:r>
       <w:r>
         <w:rPr>
           <w:lang w:val="zh_TW" w:bidi="zh_TW"/>
         </w:rPr>
         <w:t>）。希伯來律法也要求人要把初熟之物獻給耶和華，不可拖延。這項規定有時也延伸到長子身上，就是把長子分別出來歸給耶和華（雅巍），在聖殿中事奉祂 （</w:t>
       </w:r>
-      <w:hyperlink r:id="rId22">
-        <w:r>
-          <w:rPr>
-            <w:lang w:val="zh_TW" w:bidi="zh_TW"/>
-          </w:rPr>
-          <w:rPr>
-            <w:color w:val="0000EE"/>
-            <w:u w:val="single"/>
-          </w:rPr>
-          <w:t>出22:29–30</w:t>
-        </w:r>
-      </w:hyperlink>
+      <w:r>
+        <w:rPr>
+          <w:lang w:val="zh_TW" w:bidi="zh_TW"/>
+        </w:rPr>
+        <w:t>出22:29–30</w:t>
+      </w:r>
       <w:r>
         <w:rPr>
           <w:lang w:val="zh_TW" w:bidi="zh_TW"/>
         </w:rPr>
         <w:t>；</w:t>
       </w:r>
-      <w:hyperlink r:id="rId23">
-        <w:r>
-          <w:rPr>
-            <w:lang w:val="zh_TW" w:bidi="zh_TW"/>
-          </w:rPr>
-          <w:rPr>
-            <w:color w:val="0000EE"/>
-            <w:u w:val="single"/>
-          </w:rPr>
-          <w:t>申15:19</w:t>
-        </w:r>
-      </w:hyperlink>
+      <w:r>
+        <w:rPr>
+          <w:lang w:val="zh_TW" w:bidi="zh_TW"/>
+        </w:rPr>
+        <w:t>申15:19</w:t>
+      </w:r>
       <w:r>
         <w:rPr>
           <w:lang w:val="zh_TW" w:bidi="zh_TW"/>
@@ -663,108 +597,72 @@
         </w:rPr>
         <w:t>謀殺是冒犯神形像的罪；在舊約聖經時代，這是許多可判處死刑的罪之一。出埃及記明確規定：「打人以致打死的，必要把他治死。」（</w:t>
       </w:r>
-      <w:hyperlink r:id="rId24">
-        <w:r>
-          <w:rPr>
-            <w:lang w:val="zh_TW" w:bidi="zh_TW"/>
-          </w:rPr>
-          <w:rPr>
-            <w:color w:val="0000EE"/>
-            <w:u w:val="single"/>
-          </w:rPr>
-          <w:t>出21:12</w:t>
-        </w:r>
-      </w:hyperlink>
+      <w:r>
+        <w:rPr>
+          <w:lang w:val="zh_TW" w:bidi="zh_TW"/>
+        </w:rPr>
+        <w:t>出21:12</w:t>
+      </w:r>
       <w:r>
         <w:rPr>
           <w:lang w:val="zh_TW" w:bidi="zh_TW"/>
         </w:rPr>
         <w:t>）。如果兇手使用石頭、木器或鐵器等凶器殺人，死者的親屬可以為死者報仇，將兇手處死。如果死亡事件純屬意外，會眾有時會保護肇事者，並幫助他逃往附近的逃城。他只要留在逃城內，便可得到保護。這人必須住在那裡，直到當時的大祭司去世，之後才可以返回自己的城（</w:t>
       </w:r>
-      <w:hyperlink r:id="rId25">
-        <w:r>
-          <w:rPr>
-            <w:lang w:val="zh_TW" w:bidi="zh_TW"/>
-          </w:rPr>
-          <w:rPr>
-            <w:color w:val="0000EE"/>
-            <w:u w:val="single"/>
-          </w:rPr>
-          <w:t>民35:10–28</w:t>
-        </w:r>
-      </w:hyperlink>
+      <w:r>
+        <w:rPr>
+          <w:lang w:val="zh_TW" w:bidi="zh_TW"/>
+        </w:rPr>
+        <w:t>民35:10–28</w:t>
+      </w:r>
       <w:r>
         <w:rPr>
           <w:lang w:val="zh_TW" w:bidi="zh_TW"/>
         </w:rPr>
         <w:t>）。第六條誡命吩咐說：「不可殺人」（</w:t>
       </w:r>
-      <w:hyperlink r:id="rId26">
-        <w:r>
-          <w:rPr>
-            <w:lang w:val="zh_TW" w:bidi="zh_TW"/>
-          </w:rPr>
-          <w:rPr>
-            <w:color w:val="0000EE"/>
-            <w:u w:val="single"/>
-          </w:rPr>
-          <w:t>出20:13</w:t>
-        </w:r>
-      </w:hyperlink>
+      <w:r>
+        <w:rPr>
+          <w:lang w:val="zh_TW" w:bidi="zh_TW"/>
+        </w:rPr>
+        <w:t>出20:13</w:t>
+      </w:r>
       <w:r>
         <w:rPr>
           <w:lang w:val="zh_TW" w:bidi="zh_TW"/>
         </w:rPr>
         <w:t>）。這裡的希伯來文特指謀殺，而不是所有形式的殺戮。因此，在爭戰中殺死仇敵，以及依法處死殺人犯，都被視為必要之舉，並不在禁止之列。任何定罪都必須有一位以上的見證人，尤其是在謀殺案件中更是如此（</w:t>
       </w:r>
-      <w:hyperlink r:id="rId27">
-        <w:r>
-          <w:rPr>
-            <w:lang w:val="zh_TW" w:bidi="zh_TW"/>
-          </w:rPr>
-          <w:rPr>
-            <w:color w:val="0000EE"/>
-            <w:u w:val="single"/>
-          </w:rPr>
-          <w:t>民35:30</w:t>
-        </w:r>
-      </w:hyperlink>
+      <w:r>
+        <w:rPr>
+          <w:lang w:val="zh_TW" w:bidi="zh_TW"/>
+        </w:rPr>
+        <w:t>民35:30</w:t>
+      </w:r>
       <w:r>
         <w:rPr>
           <w:lang w:val="zh_TW" w:bidi="zh_TW"/>
         </w:rPr>
         <w:t>；</w:t>
       </w:r>
-      <w:hyperlink r:id="rId28">
-        <w:r>
-          <w:rPr>
-            <w:lang w:val="zh_TW" w:bidi="zh_TW"/>
-          </w:rPr>
-          <w:rPr>
-            <w:color w:val="0000EE"/>
-            <w:u w:val="single"/>
-          </w:rPr>
-          <w:t>申17:6</w:t>
-        </w:r>
-      </w:hyperlink>
+      <w:r>
+        <w:rPr>
+          <w:lang w:val="zh_TW" w:bidi="zh_TW"/>
+        </w:rPr>
+        <w:t>申17:6</w:t>
+      </w:r>
       <w:r>
         <w:rPr>
           <w:lang w:val="zh_TW" w:bidi="zh_TW"/>
         </w:rPr>
         <w:t>，</w:t>
       </w:r>
-      <w:hyperlink r:id="rId29">
-        <w:r>
-          <w:rPr>
-            <w:lang w:val="zh_TW" w:bidi="zh_TW"/>
-          </w:rPr>
-          <w:rPr>
-            <w:color w:val="0000EE"/>
-            <w:u w:val="single"/>
-          </w:rPr>
-          <w:t>19:15</w:t>
-        </w:r>
-      </w:hyperlink>
+      <w:r>
+        <w:rPr>
+          <w:lang w:val="zh_TW" w:bidi="zh_TW"/>
+        </w:rPr>
+        <w:t>19:15</w:t>
+      </w:r>
       <w:r>
         <w:rPr>
           <w:lang w:val="zh_TW" w:bidi="zh_TW"/>
@@ -785,18 +683,12 @@
         </w:rPr>
         <w:t>漢謨拉比法典規定，如果一個人意外使他人受傷，他必須支付醫治傷者的費用。如果傷者死亡，則要按照死者的身分地位繳納罰金。從某方面來說，希伯來律法比這更進一步，因為它要求加害者賠償傷者因受傷而損失的時間（</w:t>
       </w:r>
-      <w:hyperlink r:id="rId30">
-        <w:r>
-          <w:rPr>
-            <w:lang w:val="zh_TW" w:bidi="zh_TW"/>
-          </w:rPr>
-          <w:rPr>
-            <w:color w:val="0000EE"/>
-            <w:u w:val="single"/>
-          </w:rPr>
-          <w:t>出21:18–19</w:t>
-        </w:r>
-      </w:hyperlink>
+      <w:r>
+        <w:rPr>
+          <w:lang w:val="zh_TW" w:bidi="zh_TW"/>
+        </w:rPr>
+        <w:t>出21:18–19</w:t>
+      </w:r>
       <w:r>
         <w:rPr>
           <w:lang w:val="zh_TW" w:bidi="zh_TW"/>
@@ -817,18 +709,12 @@
         </w:rPr>
         <w:t>在舊約聖經中，拐帶人口要被判處死刑。出埃及記說：「拐帶人口，或是把人賣了，或是留在他手下，必要把他治死。」（</w:t>
       </w:r>
-      <w:hyperlink r:id="rId31">
-        <w:r>
-          <w:rPr>
-            <w:lang w:val="zh_TW" w:bidi="zh_TW"/>
-          </w:rPr>
-          <w:rPr>
-            <w:color w:val="0000EE"/>
-            <w:u w:val="single"/>
-          </w:rPr>
-          <w:t>出21:16</w:t>
-        </w:r>
-      </w:hyperlink>
+      <w:r>
+        <w:rPr>
+          <w:lang w:val="zh_TW" w:bidi="zh_TW"/>
+        </w:rPr>
+        <w:t>出21:16</w:t>
+      </w:r>
       <w:r>
         <w:rPr>
           <w:lang w:val="zh_TW" w:bidi="zh_TW"/>
@@ -860,18 +746,12 @@
         </w:rPr>
         <w:t>出埃及記對於損害他人財產或農作物的情況有相當具體的規定。如果田地失火，而火勢蔓延到別人的田地，燒毀了那裡的農作物，縱火的人，或者最先失火之田地的主人，都必須賠償所造成的損失（</w:t>
       </w:r>
-      <w:hyperlink r:id="rId32">
-        <w:r>
-          <w:rPr>
-            <w:lang w:val="zh_TW" w:bidi="zh_TW"/>
-          </w:rPr>
-          <w:rPr>
-            <w:color w:val="0000EE"/>
-            <w:u w:val="single"/>
-          </w:rPr>
-          <w:t>出22:6</w:t>
-        </w:r>
-      </w:hyperlink>
+      <w:r>
+        <w:rPr>
+          <w:lang w:val="zh_TW" w:bidi="zh_TW"/>
+        </w:rPr>
+        <w:t>出22:6</w:t>
+      </w:r>
       <w:r>
         <w:rPr>
           <w:lang w:val="zh_TW" w:bidi="zh_TW"/>
@@ -892,18 +772,12 @@
         </w:rPr>
         <w:t>牲畜受傷，尤其是牛隻受傷，以及牲畜造成的人身傷害或財產損失，都是希伯來律法中重要的內容。如果一頭一向溫馴的牛撞死人，牛的主人無罪，但那頭牛必須要被處死。這對主人來說，失去牛本身就是相當重的經濟損失。如果一頭慣常頂傷人的牛撞死人，而主人又沒有妥善看管，那麼牛和主人便要被處死。不過，主人可以繳納議定的贖價來贖回自己的性命。如果被牛撞死的是奴僕，就要用石頭打死那頭牛，而主人則要繳納罰金（</w:t>
       </w:r>
-      <w:hyperlink r:id="rId33">
-        <w:r>
-          <w:rPr>
-            <w:lang w:val="zh_TW" w:bidi="zh_TW"/>
-          </w:rPr>
-          <w:rPr>
-            <w:color w:val="0000EE"/>
-            <w:u w:val="single"/>
-          </w:rPr>
-          <w:t>出21:28–32</w:t>
-        </w:r>
-      </w:hyperlink>
+      <w:r>
+        <w:rPr>
+          <w:lang w:val="zh_TW" w:bidi="zh_TW"/>
+        </w:rPr>
+        <w:t>出21:28–32</w:t>
+      </w:r>
       <w:r>
         <w:rPr>
           <w:lang w:val="zh_TW" w:bidi="zh_TW"/>
@@ -924,18 +798,12 @@
         </w:rPr>
         <w:t>希伯來律法也懲罰因疏忽而導致牲畜受傷的情況。如果有人挖了坑卻沒有蓋好，以致牛或驢掉進坑裡，牲畜的主人就有權獲得賠償（</w:t>
       </w:r>
-      <w:hyperlink r:id="rId34">
-        <w:r>
-          <w:rPr>
-            <w:lang w:val="zh_TW" w:bidi="zh_TW"/>
-          </w:rPr>
-          <w:rPr>
-            <w:color w:val="0000EE"/>
-            <w:u w:val="single"/>
-          </w:rPr>
-          <w:t>出21:33–36</w:t>
-        </w:r>
-      </w:hyperlink>
+      <w:r>
+        <w:rPr>
+          <w:lang w:val="zh_TW" w:bidi="zh_TW"/>
+        </w:rPr>
+        <w:t>出21:33–36</w:t>
+      </w:r>
       <w:r>
         <w:rPr>
           <w:lang w:val="zh_TW" w:bidi="zh_TW"/>
@@ -956,90 +824,60 @@
         </w:rPr>
         <w:t>在古代文化中，人們一般將婦女視為財產，就像牲畜或奴僕一樣。女兒出嫁前算作父親的財產；出嫁後算作丈夫的財產。因此，任何人若侵害已婚婦女，律法就將這種行為列為侵犯丈夫財產的罪。按照漢謨拉比法典，人們可以把兒女賣為奴僕或債奴，且通常是為了償還父親的債務（參</w:t>
       </w:r>
-      <w:hyperlink r:id="rId35">
-        <w:r>
-          <w:rPr>
-            <w:lang w:val="zh_TW" w:bidi="zh_TW"/>
-          </w:rPr>
-          <w:rPr>
-            <w:color w:val="0000EE"/>
-            <w:u w:val="single"/>
-          </w:rPr>
-          <w:t>出21:2–7</w:t>
-        </w:r>
-      </w:hyperlink>
+      <w:r>
+        <w:rPr>
+          <w:lang w:val="zh_TW" w:bidi="zh_TW"/>
+        </w:rPr>
+        <w:t>出21:2–7</w:t>
+      </w:r>
       <w:r>
         <w:rPr>
           <w:lang w:val="zh_TW" w:bidi="zh_TW"/>
         </w:rPr>
         <w:t>；</w:t>
       </w:r>
-      <w:hyperlink r:id="rId36">
-        <w:r>
-          <w:rPr>
-            <w:lang w:val="zh_TW" w:bidi="zh_TW"/>
-          </w:rPr>
-          <w:rPr>
-            <w:color w:val="0000EE"/>
-            <w:u w:val="single"/>
-          </w:rPr>
-          <w:t>尼5:5–8</w:t>
-        </w:r>
-      </w:hyperlink>
+      <w:r>
+        <w:rPr>
+          <w:lang w:val="zh_TW" w:bidi="zh_TW"/>
+        </w:rPr>
+        <w:t>尼5:5–8</w:t>
+      </w:r>
       <w:r>
         <w:rPr>
           <w:lang w:val="zh_TW" w:bidi="zh_TW"/>
         </w:rPr>
         <w:t>；</w:t>
       </w:r>
-      <w:hyperlink r:id="rId37">
-        <w:r>
-          <w:rPr>
-            <w:lang w:val="zh_TW" w:bidi="zh_TW"/>
-          </w:rPr>
-          <w:rPr>
-            <w:color w:val="0000EE"/>
-            <w:u w:val="single"/>
-          </w:rPr>
-          <w:t>賽50:1</w:t>
-        </w:r>
-      </w:hyperlink>
+      <w:r>
+        <w:rPr>
+          <w:lang w:val="zh_TW" w:bidi="zh_TW"/>
+        </w:rPr>
+        <w:t>賽50:1</w:t>
+      </w:r>
       <w:r>
         <w:rPr>
           <w:lang w:val="zh_TW" w:bidi="zh_TW"/>
         </w:rPr>
         <w:t>）。聖經律法非常重視父母的權柄。如果兒子頑梗悖逆、不肯聽從父母，又是貪食好酒的人，父母可以把他帶到長老面前受審。長老若判定他有罪，本城的人就要用石頭打死他（</w:t>
       </w:r>
-      <w:hyperlink r:id="rId38">
-        <w:r>
-          <w:rPr>
-            <w:lang w:val="zh_TW" w:bidi="zh_TW"/>
-          </w:rPr>
-          <w:rPr>
-            <w:color w:val="0000EE"/>
-            <w:u w:val="single"/>
-          </w:rPr>
-          <w:t>申21:18–21</w:t>
-        </w:r>
-      </w:hyperlink>
+      <w:r>
+        <w:rPr>
+          <w:lang w:val="zh_TW" w:bidi="zh_TW"/>
+        </w:rPr>
+        <w:t>申21:18–21</w:t>
+      </w:r>
       <w:r>
         <w:rPr>
           <w:lang w:val="zh_TW" w:bidi="zh_TW"/>
         </w:rPr>
         <w:t>）。然而，即使是這樣的規定，某種程度上仍是在保障兒女的權利，因為一些近東法典允許父母不必經過長老或任何人的審理，就可以直接下令處死自己的兒女。雖然當時的人普遍輕看女兒，律法仍規定如果沒有兒子，女兒可以承受產業（</w:t>
       </w:r>
-      <w:hyperlink r:id="rId39">
-        <w:r>
-          <w:rPr>
-            <w:lang w:val="zh_TW" w:bidi="zh_TW"/>
-          </w:rPr>
-          <w:rPr>
-            <w:color w:val="0000EE"/>
-            <w:u w:val="single"/>
-          </w:rPr>
-          <w:t>民27:8</w:t>
-        </w:r>
-      </w:hyperlink>
+      <w:r>
+        <w:rPr>
+          <w:lang w:val="zh_TW" w:bidi="zh_TW"/>
+        </w:rPr>
+        <w:t>民27:8</w:t>
+      </w:r>
       <w:r>
         <w:rPr>
           <w:lang w:val="zh_TW" w:bidi="zh_TW"/>
@@ -1060,54 +898,36 @@
         </w:rPr>
         <w:t>姦淫是十誡中所禁止的罪。當時人們把妻子看作丈夫的財產，因此也把姦淫列為侵犯丈夫財產的罪。申命記相當詳細地論及姦淫的各種情況，並規定男女雙方都要處死（</w:t>
       </w:r>
-      <w:hyperlink r:id="rId40">
-        <w:r>
-          <w:rPr>
-            <w:lang w:val="zh_TW" w:bidi="zh_TW"/>
-          </w:rPr>
-          <w:rPr>
-            <w:color w:val="0000EE"/>
-            <w:u w:val="single"/>
-          </w:rPr>
-          <w:t>申22:22</w:t>
-        </w:r>
-      </w:hyperlink>
+      <w:r>
+        <w:rPr>
+          <w:lang w:val="zh_TW" w:bidi="zh_TW"/>
+        </w:rPr>
+        <w:t>申22:22</w:t>
+      </w:r>
       <w:r>
         <w:rPr>
           <w:lang w:val="zh_TW" w:bidi="zh_TW"/>
         </w:rPr>
         <w:t>）。如果有人引誘一名尚未許配人的年輕女子與他同寢，他必須向女子的父親支付聘禮（50舍客勒銀子）。此後，他不可休她，必須終身娶她為妻（</w:t>
       </w:r>
-      <w:hyperlink r:id="rId41">
-        <w:r>
-          <w:rPr>
-            <w:lang w:val="zh_TW" w:bidi="zh_TW"/>
-          </w:rPr>
-          <w:rPr>
-            <w:color w:val="0000EE"/>
-            <w:u w:val="single"/>
-          </w:rPr>
-          <w:t>出22:16</w:t>
-        </w:r>
-      </w:hyperlink>
+      <w:r>
+        <w:rPr>
+          <w:lang w:val="zh_TW" w:bidi="zh_TW"/>
+        </w:rPr>
+        <w:t>出22:16</w:t>
+      </w:r>
       <w:r>
         <w:rPr>
           <w:lang w:val="zh_TW" w:bidi="zh_TW"/>
         </w:rPr>
         <w:t>；</w:t>
       </w:r>
-      <w:hyperlink r:id="rId42">
-        <w:r>
-          <w:rPr>
-            <w:lang w:val="zh_TW" w:bidi="zh_TW"/>
-          </w:rPr>
-          <w:rPr>
-            <w:color w:val="0000EE"/>
-            <w:u w:val="single"/>
-          </w:rPr>
-          <w:t>申22:28–29</w:t>
-        </w:r>
-      </w:hyperlink>
+      <w:r>
+        <w:rPr>
+          <w:lang w:val="zh_TW" w:bidi="zh_TW"/>
+        </w:rPr>
+        <w:t>申22:28–29</w:t>
+      </w:r>
       <w:r>
         <w:rPr>
           <w:lang w:val="zh_TW" w:bidi="zh_TW"/>
@@ -1128,18 +948,12 @@
         </w:rPr>
         <w:t>如果有人指控妻子犯了姦淫罪，卻沒有證據，就要進行審判。丈夫要帶其妻子到祭司那裡，並獻上供物（十分之一伊法大麥麵，不可澆上油，也不可加上乳香），這是一份疑恨的素祭，表明丈夫如今是在懷疑妻子。接著，那婦人要站在耶和華面前，手拿一個盛著聖水的瓦器。祭司要把會幕地上的塵土摻入水中，並把素祭放在婦人的手中。祭司要散開婦人的頭髮，這不但表示她的憂傷，也顯出她失去了丈夫的尊重。然後，婦人必須起誓。之後，祭司向她宣告咒詛，大意是：她雖然容易受孕，卻會多次流產。婦人必須同意這項誓言。祭司把咒詛的話寫在書上，再把字跡洗入「苦水」之中。之後，婦人要喝下這苦水；同時，祭司要把她手中的素祭在耶和華面前搖一搖，又取一部分燒在壇上。祭司告訴她，如果她有罪，這水就會使她的大腿消瘦、肚腹發脹。如果發生這種情況，她會遭人棄絕；但如果證明她無罪，她就可以自由離去。無論結果如何，丈夫都不必為這項指控承擔罪責（</w:t>
       </w:r>
-      <w:hyperlink r:id="rId43">
-        <w:r>
-          <w:rPr>
-            <w:lang w:val="zh_TW" w:bidi="zh_TW"/>
-          </w:rPr>
-          <w:rPr>
-            <w:color w:val="0000EE"/>
-            <w:u w:val="single"/>
-          </w:rPr>
-          <w:t>民5:12–31</w:t>
-        </w:r>
-      </w:hyperlink>
+      <w:r>
+        <w:rPr>
+          <w:lang w:val="zh_TW" w:bidi="zh_TW"/>
+        </w:rPr>
+        <w:t>民5:12–31</w:t>
+      </w:r>
       <w:r>
         <w:rPr>
           <w:lang w:val="zh_TW" w:bidi="zh_TW"/>
@@ -1160,36 +974,24 @@
         </w:rPr>
         <w:t>如果主人毆打奴僕，以致奴僕當場死亡，就必須為奴僕的死追討罪責。如果奴僕拖延數日才死，就不必追討罪責，因為主人失去奴僕本身已經算是對他的懲罰（</w:t>
       </w:r>
-      <w:hyperlink r:id="rId44">
-        <w:r>
-          <w:rPr>
-            <w:lang w:val="zh_TW" w:bidi="zh_TW"/>
-          </w:rPr>
-          <w:rPr>
-            <w:color w:val="0000EE"/>
-            <w:u w:val="single"/>
-          </w:rPr>
-          <w:t>出21:20–21</w:t>
-        </w:r>
-      </w:hyperlink>
+      <w:r>
+        <w:rPr>
+          <w:lang w:val="zh_TW" w:bidi="zh_TW"/>
+        </w:rPr>
+        <w:t>出21:20–21</w:t>
+      </w:r>
       <w:r>
         <w:rPr>
           <w:lang w:val="zh_TW" w:bidi="zh_TW"/>
         </w:rPr>
         <w:t>）。希伯來人大概很少實際運用這條律法；漢謨拉比法典中也沒有與之相對應的條文。如果主人傷害奴僕，導致他失去一隻眼睛或一顆牙齒，希伯來律法規定主人必須釋放那名奴僕（</w:t>
       </w:r>
-      <w:hyperlink r:id="rId45">
-        <w:r>
-          <w:rPr>
-            <w:lang w:val="zh_TW" w:bidi="zh_TW"/>
-          </w:rPr>
-          <w:rPr>
-            <w:color w:val="0000EE"/>
-            <w:u w:val="single"/>
-          </w:rPr>
-          <w:t>26–27</w:t>
-        </w:r>
-      </w:hyperlink>
+      <w:r>
+        <w:rPr>
+          <w:lang w:val="zh_TW" w:bidi="zh_TW"/>
+        </w:rPr>
+        <w:t>26–27</w:t>
+      </w:r>
       <w:r>
         <w:rPr>
           <w:lang w:val="zh_TW" w:bidi="zh_TW"/>
@@ -1210,36 +1012,24 @@
         </w:rPr>
         <w:t>希伯來律法對盜竊和入室行竊著墨不多。律法推定竊賊願意悔改並作出賠償。在歸還贓物並繳納少量罰款之後，盜賊便可以再次「親近耶和華」（</w:t>
       </w:r>
-      <w:hyperlink r:id="rId46">
-        <w:r>
-          <w:rPr>
-            <w:lang w:val="zh_TW" w:bidi="zh_TW"/>
-          </w:rPr>
-          <w:rPr>
-            <w:color w:val="0000EE"/>
-            <w:u w:val="single"/>
-          </w:rPr>
-          <w:t>利6:2–7</w:t>
-        </w:r>
-      </w:hyperlink>
+      <w:r>
+        <w:rPr>
+          <w:lang w:val="zh_TW" w:bidi="zh_TW"/>
+        </w:rPr>
+        <w:t>利6:2–7</w:t>
+      </w:r>
       <w:r>
         <w:rPr>
           <w:lang w:val="zh_TW" w:bidi="zh_TW"/>
         </w:rPr>
         <w:t>）。然而，漢謨拉比法典規定，入室行竊要判處死刑。按照希伯來律法，偷竊牲畜的人至少要賠償兩倍；如果偷的是公牛或母牛，或者已把牠賣掉，就必須五倍償還。漢謨拉比法典也有類似條文：「如果有人偷竊牛、羊、驢、豬或山羊，若屬神廟或王宮所有，就要償還三十倍；若屬自由人所有，就要償還十倍。如果盜賊無力償還，就要處死。」按照希伯來律法，從別人家中偷來的財物只須歸還，不必另外受罰。如果盜賊已經失去所偷的財物，又無力賠償等值財物，人們可以把他賣為奴僕，直到完成賠償為止（</w:t>
       </w:r>
-      <w:hyperlink r:id="rId47">
-        <w:r>
-          <w:rPr>
-            <w:lang w:val="zh_TW" w:bidi="zh_TW"/>
-          </w:rPr>
-          <w:rPr>
-            <w:color w:val="0000EE"/>
-            <w:u w:val="single"/>
-          </w:rPr>
-          <w:t>出22:1–4</w:t>
-        </w:r>
-      </w:hyperlink>
+      <w:r>
+        <w:rPr>
+          <w:lang w:val="zh_TW" w:bidi="zh_TW"/>
+        </w:rPr>
+        <w:t>出22:1–4</w:t>
+      </w:r>
       <w:r>
         <w:rPr>
           <w:lang w:val="zh_TW" w:bidi="zh_TW"/>
@@ -1271,144 +1061,96 @@
         </w:rPr>
         <w:t>出埃及記和申命記所記載的希伯來律法，包含許多普遍適用的禁令。其中有些涉及商業活動，例如不可挪移地界（</w:t>
       </w:r>
-      <w:hyperlink r:id="rId48">
-        <w:r>
-          <w:rPr>
-            <w:lang w:val="zh_TW" w:bidi="zh_TW"/>
-          </w:rPr>
-          <w:rPr>
-            <w:color w:val="0000EE"/>
-            <w:u w:val="single"/>
-          </w:rPr>
-          <w:t>申19:14</w:t>
-        </w:r>
-      </w:hyperlink>
+      <w:r>
+        <w:rPr>
+          <w:lang w:val="zh_TW" w:bidi="zh_TW"/>
+        </w:rPr>
+        <w:t>申19:14</w:t>
+      </w:r>
       <w:r>
         <w:rPr>
           <w:lang w:val="zh_TW" w:bidi="zh_TW"/>
         </w:rPr>
         <w:t>）。律法也譴責使用虛假的度量衡（</w:t>
       </w:r>
-      <w:hyperlink r:id="rId49">
-        <w:r>
-          <w:rPr>
-            <w:lang w:val="zh_TW" w:bidi="zh_TW"/>
-          </w:rPr>
-          <w:rPr>
-            <w:color w:val="0000EE"/>
-            <w:u w:val="single"/>
-          </w:rPr>
-          <w:t>利19:35</w:t>
-        </w:r>
-      </w:hyperlink>
+      <w:r>
+        <w:rPr>
+          <w:lang w:val="zh_TW" w:bidi="zh_TW"/>
+        </w:rPr>
+        <w:t>利19:35</w:t>
+      </w:r>
       <w:r>
         <w:rPr>
           <w:lang w:val="zh_TW" w:bidi="zh_TW"/>
         </w:rPr>
         <w:t>；</w:t>
       </w:r>
-      <w:hyperlink r:id="rId50">
-        <w:r>
-          <w:rPr>
-            <w:lang w:val="zh_TW" w:bidi="zh_TW"/>
-          </w:rPr>
-          <w:rPr>
-            <w:color w:val="0000EE"/>
-            <w:u w:val="single"/>
-          </w:rPr>
-          <w:t>申25:15</w:t>
-        </w:r>
-      </w:hyperlink>
+      <w:r>
+        <w:rPr>
+          <w:lang w:val="zh_TW" w:bidi="zh_TW"/>
+        </w:rPr>
+        <w:t>申25:15</w:t>
+      </w:r>
       <w:r>
         <w:rPr>
           <w:lang w:val="zh_TW" w:bidi="zh_TW"/>
         </w:rPr>
         <w:t>；</w:t>
       </w:r>
-      <w:hyperlink r:id="rId51">
-        <w:r>
-          <w:rPr>
-            <w:lang w:val="zh_TW" w:bidi="zh_TW"/>
-          </w:rPr>
-          <w:rPr>
-            <w:color w:val="0000EE"/>
-            <w:u w:val="single"/>
-          </w:rPr>
-          <w:t>箴11:1</w:t>
-        </w:r>
-      </w:hyperlink>
+      <w:r>
+        <w:rPr>
+          <w:lang w:val="zh_TW" w:bidi="zh_TW"/>
+        </w:rPr>
+        <w:t>箴11:1</w:t>
+      </w:r>
       <w:r>
         <w:rPr>
           <w:lang w:val="zh_TW" w:bidi="zh_TW"/>
         </w:rPr>
         <w:t>，</w:t>
       </w:r>
-      <w:hyperlink r:id="rId52">
-        <w:r>
-          <w:rPr>
-            <w:lang w:val="zh_TW" w:bidi="zh_TW"/>
-          </w:rPr>
-          <w:rPr>
-            <w:color w:val="0000EE"/>
-            <w:u w:val="single"/>
-          </w:rPr>
-          <w:t>20:23</w:t>
-        </w:r>
-      </w:hyperlink>
+      <w:r>
+        <w:rPr>
+          <w:lang w:val="zh_TW" w:bidi="zh_TW"/>
+        </w:rPr>
+        <w:t>20:23</w:t>
+      </w:r>
       <w:r>
         <w:rPr>
           <w:lang w:val="zh_TW" w:bidi="zh_TW"/>
         </w:rPr>
         <w:t>；</w:t>
       </w:r>
-      <w:hyperlink r:id="rId53">
-        <w:r>
-          <w:rPr>
-            <w:lang w:val="zh_TW" w:bidi="zh_TW"/>
-          </w:rPr>
-          <w:rPr>
-            <w:color w:val="0000EE"/>
-            <w:u w:val="single"/>
-          </w:rPr>
-          <w:t>彌6:11</w:t>
-        </w:r>
-      </w:hyperlink>
+      <w:r>
+        <w:rPr>
+          <w:lang w:val="zh_TW" w:bidi="zh_TW"/>
+        </w:rPr>
+        <w:t>彌6:11</w:t>
+      </w:r>
       <w:r>
         <w:rPr>
           <w:lang w:val="zh_TW" w:bidi="zh_TW"/>
         </w:rPr>
         <w:t>）。律法嚴格禁止賄賂（</w:t>
       </w:r>
-      <w:hyperlink r:id="rId54">
-        <w:r>
-          <w:rPr>
-            <w:lang w:val="zh_TW" w:bidi="zh_TW"/>
-          </w:rPr>
-          <w:rPr>
-            <w:color w:val="0000EE"/>
-            <w:u w:val="single"/>
-          </w:rPr>
-          <w:t>出23:8</w:t>
-        </w:r>
-      </w:hyperlink>
+      <w:r>
+        <w:rPr>
+          <w:lang w:val="zh_TW" w:bidi="zh_TW"/>
+        </w:rPr>
+        <w:t>出23:8</w:t>
+      </w:r>
       <w:r>
         <w:rPr>
           <w:lang w:val="zh_TW" w:bidi="zh_TW"/>
         </w:rPr>
         <w:t>），卻沒有規定違反這條律法的人應受什麼懲罰。漢謨拉比法典則規定，如果法官更改判決，卻無法提出令人滿意的理由（尤其是有人懷疑他受賄），他必須支付原罰金的12倍金額，並且喪失法官職位。希伯來律法也處理了作假見證的問題，但同樣沒有規定具體的刑罰。漢謨拉比法典規定，如果有人在可判處死刑的案件中作假見證，那麼作假見證的人自己也要被判處死刑（參</w:t>
       </w:r>
-      <w:hyperlink r:id="rId55">
-        <w:r>
-          <w:rPr>
-            <w:lang w:val="zh_TW" w:bidi="zh_TW"/>
-          </w:rPr>
-          <w:rPr>
-            <w:color w:val="0000EE"/>
-            <w:u w:val="single"/>
-          </w:rPr>
-          <w:t>出23:1</w:t>
-        </w:r>
-      </w:hyperlink>
+      <w:r>
+        <w:rPr>
+          <w:lang w:val="zh_TW" w:bidi="zh_TW"/>
+        </w:rPr>
+        <w:t>出23:1</w:t>
+      </w:r>
       <w:r>
         <w:rPr>
           <w:lang w:val="zh_TW" w:bidi="zh_TW"/>
@@ -1429,72 +1171,48 @@
         </w:rPr>
         <w:t>不少希伯來律法反映出對窮人的關懷。例如，窮人欠債時，人不可向他們收取利息；如果拿了他們的外衣作抵押，也不可讓他們在夜間受寒。律法也要求人以憐憫和體諒對待寡婦、孤兒和寄居的人（</w:t>
       </w:r>
-      <w:hyperlink r:id="rId56">
-        <w:r>
-          <w:rPr>
-            <w:lang w:val="zh_TW" w:bidi="zh_TW"/>
-          </w:rPr>
-          <w:rPr>
-            <w:color w:val="0000EE"/>
-            <w:u w:val="single"/>
-          </w:rPr>
-          <w:t>出22:21–27</w:t>
-        </w:r>
-      </w:hyperlink>
+      <w:r>
+        <w:rPr>
+          <w:lang w:val="zh_TW" w:bidi="zh_TW"/>
+        </w:rPr>
+        <w:t>出22:21–27</w:t>
+      </w:r>
       <w:r>
         <w:rPr>
           <w:lang w:val="zh_TW" w:bidi="zh_TW"/>
         </w:rPr>
         <w:t>，</w:t>
       </w:r>
-      <w:hyperlink r:id="rId57">
-        <w:r>
-          <w:rPr>
-            <w:lang w:val="zh_TW" w:bidi="zh_TW"/>
-          </w:rPr>
-          <w:rPr>
-            <w:color w:val="0000EE"/>
-            <w:u w:val="single"/>
-          </w:rPr>
-          <w:t>23:9</w:t>
-        </w:r>
-      </w:hyperlink>
+      <w:r>
+        <w:rPr>
+          <w:lang w:val="zh_TW" w:bidi="zh_TW"/>
+        </w:rPr>
+        <w:t>23:9</w:t>
+      </w:r>
       <w:r>
         <w:rPr>
           <w:lang w:val="zh_TW" w:bidi="zh_TW"/>
         </w:rPr>
         <w:t>；</w:t>
       </w:r>
-      <w:hyperlink r:id="rId58">
-        <w:r>
-          <w:rPr>
-            <w:lang w:val="zh_TW" w:bidi="zh_TW"/>
-          </w:rPr>
-          <w:rPr>
-            <w:color w:val="0000EE"/>
-            <w:u w:val="single"/>
-          </w:rPr>
-          <w:t>申23:19</w:t>
-        </w:r>
-      </w:hyperlink>
+      <w:r>
+        <w:rPr>
+          <w:lang w:val="zh_TW" w:bidi="zh_TW"/>
+        </w:rPr>
+        <w:t>申23:19</w:t>
+      </w:r>
       <w:r>
         <w:rPr>
           <w:lang w:val="zh_TW" w:bidi="zh_TW"/>
         </w:rPr>
         <w:t>，</w:t>
       </w:r>
-      <w:hyperlink r:id="rId59">
-        <w:r>
-          <w:rPr>
-            <w:lang w:val="zh_TW" w:bidi="zh_TW"/>
-          </w:rPr>
-          <w:rPr>
-            <w:color w:val="0000EE"/>
-            <w:u w:val="single"/>
-          </w:rPr>
-          <w:t>24:17</w:t>
-        </w:r>
-      </w:hyperlink>
+      <w:r>
+        <w:rPr>
+          <w:lang w:val="zh_TW" w:bidi="zh_TW"/>
+        </w:rPr>
+        <w:t>24:17</w:t>
+      </w:r>
       <w:r>
         <w:rPr>
           <w:lang w:val="zh_TW" w:bidi="zh_TW"/>
@@ -1515,198 +1233,132 @@
         </w:rPr>
         <w:t>有些希伯來律法涉及家庭中的行為，例如咒罵父母或不聽從父母的人（</w:t>
       </w:r>
-      <w:hyperlink r:id="rId60">
-        <w:r>
-          <w:rPr>
-            <w:lang w:val="zh_TW" w:bidi="zh_TW"/>
-          </w:rPr>
-          <w:rPr>
-            <w:color w:val="0000EE"/>
-            <w:u w:val="single"/>
-          </w:rPr>
-          <w:t>出21:17</w:t>
-        </w:r>
-      </w:hyperlink>
+      <w:r>
+        <w:rPr>
+          <w:lang w:val="zh_TW" w:bidi="zh_TW"/>
+        </w:rPr>
+        <w:t>出21:17</w:t>
+      </w:r>
       <w:r>
         <w:rPr>
           <w:lang w:val="zh_TW" w:bidi="zh_TW"/>
         </w:rPr>
         <w:t>；</w:t>
       </w:r>
-      <w:hyperlink r:id="rId61">
-        <w:r>
-          <w:rPr>
-            <w:lang w:val="zh_TW" w:bidi="zh_TW"/>
-          </w:rPr>
-          <w:rPr>
-            <w:color w:val="0000EE"/>
-            <w:u w:val="single"/>
-          </w:rPr>
-          <w:t>利20:9</w:t>
-        </w:r>
-      </w:hyperlink>
+      <w:r>
+        <w:rPr>
+          <w:lang w:val="zh_TW" w:bidi="zh_TW"/>
+        </w:rPr>
+        <w:t>利20:9</w:t>
+      </w:r>
       <w:r>
         <w:rPr>
           <w:lang w:val="zh_TW" w:bidi="zh_TW"/>
         </w:rPr>
         <w:t>；</w:t>
       </w:r>
-      <w:hyperlink r:id="rId62">
-        <w:r>
-          <w:rPr>
-            <w:lang w:val="zh_TW" w:bidi="zh_TW"/>
-          </w:rPr>
-          <w:rPr>
-            <w:color w:val="0000EE"/>
-            <w:u w:val="single"/>
-          </w:rPr>
-          <w:t>申27:16</w:t>
-        </w:r>
-      </w:hyperlink>
+      <w:r>
+        <w:rPr>
+          <w:lang w:val="zh_TW" w:bidi="zh_TW"/>
+        </w:rPr>
+        <w:t>申27:16</w:t>
+      </w:r>
       <w:r>
         <w:rPr>
           <w:lang w:val="zh_TW" w:bidi="zh_TW"/>
         </w:rPr>
         <w:t>；參</w:t>
       </w:r>
-      <w:hyperlink r:id="rId63">
-        <w:r>
-          <w:rPr>
-            <w:lang w:val="zh_TW" w:bidi="zh_TW"/>
-          </w:rPr>
-          <w:rPr>
-            <w:color w:val="0000EE"/>
-            <w:u w:val="single"/>
-          </w:rPr>
-          <w:t>箴20:20</w:t>
-        </w:r>
-      </w:hyperlink>
+      <w:r>
+        <w:rPr>
+          <w:lang w:val="zh_TW" w:bidi="zh_TW"/>
+        </w:rPr>
+        <w:t>箴20:20</w:t>
+      </w:r>
       <w:r>
         <w:rPr>
           <w:lang w:val="zh_TW" w:bidi="zh_TW"/>
         </w:rPr>
         <w:t>，</w:t>
       </w:r>
-      <w:hyperlink r:id="rId64">
-        <w:r>
-          <w:rPr>
-            <w:lang w:val="zh_TW" w:bidi="zh_TW"/>
-          </w:rPr>
-          <w:rPr>
-            <w:color w:val="0000EE"/>
-            <w:u w:val="single"/>
-          </w:rPr>
-          <w:t>30:17</w:t>
-        </w:r>
-      </w:hyperlink>
+      <w:r>
+        <w:rPr>
+          <w:lang w:val="zh_TW" w:bidi="zh_TW"/>
+        </w:rPr>
+        <w:t>30:17</w:t>
+      </w:r>
       <w:r>
         <w:rPr>
           <w:lang w:val="zh_TW" w:bidi="zh_TW"/>
         </w:rPr>
         <w:t>）。家庭責任在當時極為重要，因此，家族往往會因其中一個家人犯罪而一同受罰（</w:t>
       </w:r>
-      <w:hyperlink r:id="rId65">
-        <w:r>
-          <w:rPr>
-            <w:lang w:val="zh_TW" w:bidi="zh_TW"/>
-          </w:rPr>
-          <w:rPr>
-            <w:color w:val="0000EE"/>
-            <w:u w:val="single"/>
-          </w:rPr>
-          <w:t>書7:20–26</w:t>
-        </w:r>
-      </w:hyperlink>
+      <w:r>
+        <w:rPr>
+          <w:lang w:val="zh_TW" w:bidi="zh_TW"/>
+        </w:rPr>
+        <w:t>書7:20–26</w:t>
+      </w:r>
       <w:r>
         <w:rPr>
           <w:lang w:val="zh_TW" w:bidi="zh_TW"/>
         </w:rPr>
         <w:t>；</w:t>
       </w:r>
-      <w:hyperlink r:id="rId66">
-        <w:r>
-          <w:rPr>
-            <w:lang w:val="zh_TW" w:bidi="zh_TW"/>
-          </w:rPr>
-          <w:rPr>
-            <w:color w:val="0000EE"/>
-            <w:u w:val="single"/>
-          </w:rPr>
-          <w:t>撒下3:29</w:t>
-        </w:r>
-      </w:hyperlink>
+      <w:r>
+        <w:rPr>
+          <w:lang w:val="zh_TW" w:bidi="zh_TW"/>
+        </w:rPr>
+        <w:t>撒下3:29</w:t>
+      </w:r>
       <w:r>
         <w:rPr>
           <w:lang w:val="zh_TW" w:bidi="zh_TW"/>
         </w:rPr>
         <w:t>，</w:t>
       </w:r>
-      <w:hyperlink r:id="rId67">
-        <w:r>
-          <w:rPr>
-            <w:lang w:val="zh_TW" w:bidi="zh_TW"/>
-          </w:rPr>
-          <w:rPr>
-            <w:color w:val="0000EE"/>
-            <w:u w:val="single"/>
-          </w:rPr>
-          <w:t>21:1–9</w:t>
-        </w:r>
-      </w:hyperlink>
+      <w:r>
+        <w:rPr>
+          <w:lang w:val="zh_TW" w:bidi="zh_TW"/>
+        </w:rPr>
+        <w:t>21:1–9</w:t>
+      </w:r>
       <w:r>
         <w:rPr>
           <w:lang w:val="zh_TW" w:bidi="zh_TW"/>
         </w:rPr>
         <w:t>；</w:t>
       </w:r>
-      <w:hyperlink r:id="rId68">
-        <w:r>
-          <w:rPr>
-            <w:lang w:val="zh_TW" w:bidi="zh_TW"/>
-          </w:rPr>
-          <w:rPr>
-            <w:color w:val="0000EE"/>
-            <w:u w:val="single"/>
-          </w:rPr>
-          <w:t>王下5:27</w:t>
-        </w:r>
-      </w:hyperlink>
+      <w:r>
+        <w:rPr>
+          <w:lang w:val="zh_TW" w:bidi="zh_TW"/>
+        </w:rPr>
+        <w:t>王下5:27</w:t>
+      </w:r>
       <w:r>
         <w:rPr>
           <w:lang w:val="zh_TW" w:bidi="zh_TW"/>
         </w:rPr>
         <w:t>；</w:t>
       </w:r>
-      <w:hyperlink r:id="rId69">
-        <w:r>
-          <w:rPr>
-            <w:lang w:val="zh_TW" w:bidi="zh_TW"/>
-          </w:rPr>
-          <w:rPr>
-            <w:color w:val="0000EE"/>
-            <w:u w:val="single"/>
-          </w:rPr>
-          <w:t>哀5:7</w:t>
-        </w:r>
-      </w:hyperlink>
+      <w:r>
+        <w:rPr>
+          <w:lang w:val="zh_TW" w:bidi="zh_TW"/>
+        </w:rPr>
+        <w:t>哀5:7</w:t>
+      </w:r>
       <w:r>
         <w:rPr>
           <w:lang w:val="zh_TW" w:bidi="zh_TW"/>
         </w:rPr>
         <w:t>）。後來，人們逐漸承認個人應當為自己的行為負責，因此父母不再因兒女所犯的罪被處死，兒女也不再因父母所犯的罪被處死（參</w:t>
       </w:r>
-      <w:hyperlink r:id="rId70">
-        <w:r>
-          <w:rPr>
-            <w:lang w:val="zh_TW" w:bidi="zh_TW"/>
-          </w:rPr>
-          <w:rPr>
-            <w:color w:val="0000EE"/>
-            <w:u w:val="single"/>
-          </w:rPr>
-          <w:t>耶31:29–30</w:t>
-        </w:r>
-      </w:hyperlink>
+      <w:r>
+        <w:rPr>
+          <w:lang w:val="zh_TW" w:bidi="zh_TW"/>
+        </w:rPr>
+        <w:t>耶31:29–30</w:t>
+      </w:r>
       <w:r>
         <w:rPr>
           <w:lang w:val="zh_TW" w:bidi="zh_TW"/>
@@ -1727,36 +1379,24 @@
         </w:rPr>
         <w:t>律法禁止行邪術和施法術。出埃及記明確規定：「行邪術的女人，不可容她存活。」（</w:t>
       </w:r>
-      <w:hyperlink r:id="rId71">
-        <w:r>
-          <w:rPr>
-            <w:lang w:val="zh_TW" w:bidi="zh_TW"/>
-          </w:rPr>
-          <w:rPr>
-            <w:color w:val="0000EE"/>
-            <w:u w:val="single"/>
-          </w:rPr>
-          <w:t>22:18</w:t>
-        </w:r>
-      </w:hyperlink>
+      <w:r>
+        <w:rPr>
+          <w:lang w:val="zh_TW" w:bidi="zh_TW"/>
+        </w:rPr>
+        <w:t>22:18</w:t>
+      </w:r>
       <w:r>
         <w:rPr>
           <w:lang w:val="zh_TW" w:bidi="zh_TW"/>
         </w:rPr>
         <w:t>）。律法也禁止各種性方面的敗壞行為，例如與獸淫合；違犯者要被處死。利未記詳細列出禁止與近親結婚的規定（</w:t>
       </w:r>
-      <w:hyperlink r:id="rId72">
-        <w:r>
-          <w:rPr>
-            <w:lang w:val="zh_TW" w:bidi="zh_TW"/>
-          </w:rPr>
-          <w:rPr>
-            <w:color w:val="0000EE"/>
-            <w:u w:val="single"/>
-          </w:rPr>
-          <w:t>利20:17–21</w:t>
-        </w:r>
-      </w:hyperlink>
+      <w:r>
+        <w:rPr>
+          <w:lang w:val="zh_TW" w:bidi="zh_TW"/>
+        </w:rPr>
+        <w:t>利20:17–21</w:t>
+      </w:r>
       <w:r>
         <w:rPr>
           <w:lang w:val="zh_TW" w:bidi="zh_TW"/>
@@ -1849,84 +1489,54 @@
         </w:rPr>
         <w:t>在舊約聖經中，用杖或鞭責打兒童、愚昧人和奴僕，是常見的管教方式（</w:t>
       </w:r>
-      <w:hyperlink r:id="rId73">
-        <w:r>
-          <w:rPr>
-            <w:lang w:val="zh_TW" w:bidi="zh_TW"/>
-          </w:rPr>
-          <w:rPr>
-            <w:color w:val="0000EE"/>
-            <w:u w:val="single"/>
-          </w:rPr>
-          <w:t>出21:20</w:t>
-        </w:r>
-      </w:hyperlink>
+      <w:r>
+        <w:rPr>
+          <w:lang w:val="zh_TW" w:bidi="zh_TW"/>
+        </w:rPr>
+        <w:t>出21:20</w:t>
+      </w:r>
       <w:r>
         <w:rPr>
           <w:lang w:val="zh_TW" w:bidi="zh_TW"/>
         </w:rPr>
         <w:t>；</w:t>
       </w:r>
-      <w:hyperlink r:id="rId74">
-        <w:r>
-          <w:rPr>
-            <w:lang w:val="zh_TW" w:bidi="zh_TW"/>
-          </w:rPr>
-          <w:rPr>
-            <w:color w:val="0000EE"/>
-            <w:u w:val="single"/>
-          </w:rPr>
-          <w:t>箴言13:24，</w:t>
-        </w:r>
-      </w:hyperlink>
-      <w:hyperlink r:id="rId75">
-        <w:r>
-          <w:rPr>
-            <w:lang w:val="zh_TW" w:bidi="zh_TW"/>
-          </w:rPr>
-          <w:rPr>
-            <w:color w:val="0000EE"/>
-            <w:u w:val="single"/>
-          </w:rPr>
-          <w:t>26:3</w:t>
-        </w:r>
-      </w:hyperlink>
+      <w:r>
+        <w:rPr>
+          <w:lang w:val="zh_TW" w:bidi="zh_TW"/>
+        </w:rPr>
+        <w:t>箴言13:24，</w:t>
+      </w:r>
+      <w:r>
+        <w:rPr>
+          <w:lang w:val="zh_TW" w:bidi="zh_TW"/>
+        </w:rPr>
+        <w:t>26:3</w:t>
+      </w:r>
       <w:r>
         <w:rPr>
           <w:lang w:val="zh_TW" w:bidi="zh_TW"/>
         </w:rPr>
         <w:t>）。鞭打（也稱為鞭笞）比一般責打更為嚴厲。所使用的鞭子可能由數條皮帶綁在一端製成，也可能由兩條皮帶交織而成。舊約聖經提到一種稱為「蠍子鞭」（因為末端帶有倒鉤）的鞭子，是最殘酷的刑具之一（</w:t>
       </w:r>
-      <w:hyperlink r:id="rId76">
-        <w:r>
-          <w:rPr>
-            <w:lang w:val="zh_TW" w:bidi="zh_TW"/>
-          </w:rPr>
-          <w:rPr>
-            <w:color w:val="0000EE"/>
-            <w:u w:val="single"/>
-          </w:rPr>
-          <w:t>王上12:11</w:t>
-        </w:r>
-      </w:hyperlink>
+      <w:r>
+        <w:rPr>
+          <w:lang w:val="zh_TW" w:bidi="zh_TW"/>
+        </w:rPr>
+        <w:t>王上12:11</w:t>
+      </w:r>
       <w:r>
         <w:rPr>
           <w:lang w:val="zh_TW" w:bidi="zh_TW"/>
         </w:rPr>
         <w:t>、</w:t>
       </w:r>
-      <w:hyperlink r:id="rId76">
-        <w:r>
-          <w:rPr>
-            <w:lang w:val="zh_TW" w:bidi="zh_TW"/>
-          </w:rPr>
-          <w:rPr>
-            <w:color w:val="0000EE"/>
-            <w:u w:val="single"/>
-          </w:rPr>
-          <w:t>14</w:t>
-        </w:r>
-      </w:hyperlink>
+      <w:r>
+        <w:rPr>
+          <w:lang w:val="zh_TW" w:bidi="zh_TW"/>
+        </w:rPr>
+        <w:t>14</w:t>
+      </w:r>
       <w:r>
         <w:rPr>
           <w:lang w:val="zh_TW" w:bidi="zh_TW"/>
@@ -1940,36 +1550,24 @@
         </w:rPr>
         <w:t>在執行鞭笞之前，人們會先檢查受刑人的身體狀況是否能承受刑罰。如果受刑的人因鞭打而死亡，執行刑罰的人不必承擔責任。受刑的人會被剝去上身衣服，綁在柱子上，雙手用皮帶捆住。鞭笞的輕重取決於所犯的罪，不過摩西律法規定鞭打最多不可超過40下（</w:t>
       </w:r>
-      <w:hyperlink r:id="rId77">
-        <w:r>
-          <w:rPr>
-            <w:lang w:val="zh_TW" w:bidi="zh_TW"/>
-          </w:rPr>
-          <w:rPr>
-            <w:color w:val="0000EE"/>
-            <w:u w:val="single"/>
-          </w:rPr>
-          <w:t>申25:1–3</w:t>
-        </w:r>
-      </w:hyperlink>
+      <w:r>
+        <w:rPr>
+          <w:lang w:val="zh_TW" w:bidi="zh_TW"/>
+        </w:rPr>
+        <w:t>申25:1–3</w:t>
+      </w:r>
       <w:r>
         <w:rPr>
           <w:lang w:val="zh_TW" w:bidi="zh_TW"/>
         </w:rPr>
         <w:t>）。後來為了避免計算錯誤，人們把次數減少一鞭，改為39鞭（</w:t>
       </w:r>
-      <w:hyperlink r:id="rId78">
-        <w:r>
-          <w:rPr>
-            <w:lang w:val="zh_TW" w:bidi="zh_TW"/>
-          </w:rPr>
-          <w:rPr>
-            <w:color w:val="0000EE"/>
-            <w:u w:val="single"/>
-          </w:rPr>
-          <w:t>林後11:24</w:t>
-        </w:r>
-      </w:hyperlink>
+      <w:r>
+        <w:rPr>
+          <w:lang w:val="zh_TW" w:bidi="zh_TW"/>
+        </w:rPr>
+        <w:t>林後11:24</w:t>
+      </w:r>
       <w:r>
         <w:rPr>
           <w:lang w:val="zh_TW" w:bidi="zh_TW"/>
@@ -1983,54 +1581,36 @@
         </w:rPr>
         <w:t>在違反律法的案件中，猶太會堂的官長可以執行鞭笞（</w:t>
       </w:r>
-      <w:hyperlink r:id="rId79">
-        <w:r>
-          <w:rPr>
-            <w:lang w:val="zh_TW" w:bidi="zh_TW"/>
-          </w:rPr>
-          <w:rPr>
-            <w:color w:val="0000EE"/>
-            <w:u w:val="single"/>
-          </w:rPr>
-          <w:t>太10:17</w:t>
-        </w:r>
-      </w:hyperlink>
+      <w:r>
+        <w:rPr>
+          <w:lang w:val="zh_TW" w:bidi="zh_TW"/>
+        </w:rPr>
+        <w:t>太10:17</w:t>
+      </w:r>
       <w:r>
         <w:rPr>
           <w:lang w:val="zh_TW" w:bidi="zh_TW"/>
         </w:rPr>
         <w:t>）。如果丈夫誣蔑妻子的名聲，城中的長老可以下令鞭打他（</w:t>
       </w:r>
-      <w:hyperlink r:id="rId80">
-        <w:r>
-          <w:rPr>
-            <w:lang w:val="zh_TW" w:bidi="zh_TW"/>
-          </w:rPr>
-          <w:rPr>
-            <w:color w:val="0000EE"/>
-            <w:u w:val="single"/>
-          </w:rPr>
-          <w:t>申22:18</w:t>
-        </w:r>
-      </w:hyperlink>
+      <w:r>
+        <w:rPr>
+          <w:lang w:val="zh_TW" w:bidi="zh_TW"/>
+        </w:rPr>
+        <w:t>申22:18</w:t>
+      </w:r>
       <w:r>
         <w:rPr>
           <w:lang w:val="zh_TW" w:bidi="zh_TW"/>
         </w:rPr>
         <w:t>）。人們也會用鞭笞來審問囚犯。因此，羅馬千夫長曾吩咐人「用鞭子拷問」使徒保羅，為了知道眾人向他喧嚷的原因（</w:t>
       </w:r>
-      <w:hyperlink r:id="rId81">
-        <w:r>
-          <w:rPr>
-            <w:lang w:val="zh_TW" w:bidi="zh_TW"/>
-          </w:rPr>
-          <w:rPr>
-            <w:color w:val="0000EE"/>
-            <w:u w:val="single"/>
-          </w:rPr>
-          <w:t>徒22:24</w:t>
-        </w:r>
-      </w:hyperlink>
+      <w:r>
+        <w:rPr>
+          <w:lang w:val="zh_TW" w:bidi="zh_TW"/>
+        </w:rPr>
+        <w:t>徒22:24</w:t>
+      </w:r>
       <w:r>
         <w:rPr>
           <w:lang w:val="zh_TW" w:bidi="zh_TW"/>
@@ -2044,36 +1624,24 @@
         </w:rPr>
         <w:t>羅馬人通常只對非羅馬公民施行鞭笞，例如奴僕、外族人，以及被判處死刑的人。一般來說，罪犯是在被判死刑之後才接受鞭笞。因此，耶穌在被定罪之前先遭鞭打，是一件不尋常的事。彼拉多可能希望眾人看見耶穌所受的痛苦後會心軟，不再要求處死祂（</w:t>
       </w:r>
-      <w:hyperlink r:id="rId82">
-        <w:r>
-          <w:rPr>
-            <w:lang w:val="zh_TW" w:bidi="zh_TW"/>
-          </w:rPr>
-          <w:rPr>
-            <w:color w:val="0000EE"/>
-            <w:u w:val="single"/>
-          </w:rPr>
-          <w:t>路23:16、22</w:t>
-        </w:r>
-      </w:hyperlink>
+      <w:r>
+        <w:rPr>
+          <w:lang w:val="zh_TW" w:bidi="zh_TW"/>
+        </w:rPr>
+        <w:t>路23:16、22</w:t>
+      </w:r>
       <w:r>
         <w:rPr>
           <w:lang w:val="zh_TW" w:bidi="zh_TW"/>
         </w:rPr>
         <w:t>；</w:t>
       </w:r>
-      <w:hyperlink r:id="rId83">
-        <w:r>
-          <w:rPr>
-            <w:lang w:val="zh_TW" w:bidi="zh_TW"/>
-          </w:rPr>
-          <w:rPr>
-            <w:color w:val="0000EE"/>
-            <w:u w:val="single"/>
-          </w:rPr>
-          <w:t>約19:1</w:t>
-        </w:r>
-      </w:hyperlink>
+      <w:r>
+        <w:rPr>
+          <w:lang w:val="zh_TW" w:bidi="zh_TW"/>
+        </w:rPr>
+        <w:t>約19:1</w:t>
+      </w:r>
       <w:r>
         <w:rPr>
           <w:lang w:val="zh_TW" w:bidi="zh_TW"/>
@@ -2087,36 +1655,24 @@
         </w:rPr>
         <w:t>羅馬帝國的公民在未經定罪之前，絕不可遭受責打或鞭笞（</w:t>
       </w:r>
-      <w:hyperlink r:id="rId84">
-        <w:r>
-          <w:rPr>
-            <w:lang w:val="zh_TW" w:bidi="zh_TW"/>
-          </w:rPr>
-          <w:rPr>
-            <w:color w:val="0000EE"/>
-            <w:u w:val="single"/>
-          </w:rPr>
-          <w:t>徒22:25</w:t>
-        </w:r>
-      </w:hyperlink>
+      <w:r>
+        <w:rPr>
+          <w:lang w:val="zh_TW" w:bidi="zh_TW"/>
+        </w:rPr>
+        <w:t>徒22:25</w:t>
+      </w:r>
       <w:r>
         <w:rPr>
           <w:lang w:val="zh_TW" w:bidi="zh_TW"/>
         </w:rPr>
         <w:t>）。因此，官長得知保羅是羅馬公民，而自己竟在那種情況下叫人責打他，就害怕起來（</w:t>
       </w:r>
-      <w:hyperlink r:id="rId85">
-        <w:r>
-          <w:rPr>
-            <w:lang w:val="zh_TW" w:bidi="zh_TW"/>
-          </w:rPr>
-          <w:rPr>
-            <w:color w:val="0000EE"/>
-            <w:u w:val="single"/>
-          </w:rPr>
-          <w:t>徒16:37–39</w:t>
-        </w:r>
-      </w:hyperlink>
+      <w:r>
+        <w:rPr>
+          <w:lang w:val="zh_TW" w:bidi="zh_TW"/>
+        </w:rPr>
+        <w:t>徒16:37–39</w:t>
+      </w:r>
       <w:r>
         <w:rPr>
           <w:lang w:val="zh_TW" w:bidi="zh_TW"/>
@@ -2141,54 +1697,36 @@
         </w:rPr>
         <w:t>挖去囚犯和俘虜的眼睛，是近東地區常見的做法。非利士人在囚禁參孫之前，先弄瞎了他的眼睛（</w:t>
       </w:r>
-      <w:hyperlink r:id="rId86">
-        <w:r>
-          <w:rPr>
-            <w:lang w:val="zh_TW" w:bidi="zh_TW"/>
-          </w:rPr>
-          <w:rPr>
-            <w:color w:val="0000EE"/>
-            <w:u w:val="single"/>
-          </w:rPr>
-          <w:t>士16:21</w:t>
-        </w:r>
-      </w:hyperlink>
+      <w:r>
+        <w:rPr>
+          <w:lang w:val="zh_TW" w:bidi="zh_TW"/>
+        </w:rPr>
+        <w:t>士16:21</w:t>
+      </w:r>
       <w:r>
         <w:rPr>
           <w:lang w:val="zh_TW" w:bidi="zh_TW"/>
         </w:rPr>
         <w:t>）。公元前587年，巴比倫人擄走西底家王之前，也同樣弄瞎了他的眼睛（</w:t>
       </w:r>
-      <w:hyperlink r:id="rId87">
-        <w:r>
-          <w:rPr>
-            <w:lang w:val="zh_TW" w:bidi="zh_TW"/>
-          </w:rPr>
-          <w:rPr>
-            <w:color w:val="0000EE"/>
-            <w:u w:val="single"/>
-          </w:rPr>
-          <w:t>王下25:7</w:t>
-        </w:r>
-      </w:hyperlink>
+      <w:r>
+        <w:rPr>
+          <w:lang w:val="zh_TW" w:bidi="zh_TW"/>
+        </w:rPr>
+        <w:t>王下25:7</w:t>
+      </w:r>
       <w:r>
         <w:rPr>
           <w:lang w:val="zh_TW" w:bidi="zh_TW"/>
         </w:rPr>
         <w:t>）。亞捫王拿轄願意接受雅比城居民的求和要求，但條件是挖出他們所有人的右眼。拿轄這樣做，是要羞辱他們，並使他們無法再上陣作戰（</w:t>
       </w:r>
-      <w:hyperlink r:id="rId88">
-        <w:r>
-          <w:rPr>
-            <w:lang w:val="zh_TW" w:bidi="zh_TW"/>
-          </w:rPr>
-          <w:rPr>
-            <w:color w:val="0000EE"/>
-            <w:u w:val="single"/>
-          </w:rPr>
-          <w:t>撒上11:1–4</w:t>
-        </w:r>
-      </w:hyperlink>
+      <w:r>
+        <w:rPr>
+          <w:lang w:val="zh_TW" w:bidi="zh_TW"/>
+        </w:rPr>
+        <w:t>撒上11:1–4</w:t>
+      </w:r>
       <w:r>
         <w:rPr>
           <w:lang w:val="zh_TW" w:bidi="zh_TW"/>
@@ -2238,54 +1776,36 @@
         </w:rPr>
         <w:t>到了舊約聖經後期，人們會使用木枷作為刑罰。先知哈拿尼（</w:t>
       </w:r>
-      <w:hyperlink r:id="rId89">
-        <w:r>
-          <w:rPr>
-            <w:lang w:val="zh_TW" w:bidi="zh_TW"/>
-          </w:rPr>
-          <w:rPr>
-            <w:color w:val="0000EE"/>
-            <w:u w:val="single"/>
-          </w:rPr>
-          <w:t>代下16:10</w:t>
-        </w:r>
-      </w:hyperlink>
+      <w:r>
+        <w:rPr>
+          <w:lang w:val="zh_TW" w:bidi="zh_TW"/>
+        </w:rPr>
+        <w:t>代下16:10</w:t>
+      </w:r>
       <w:r>
         <w:rPr>
           <w:lang w:val="zh_TW" w:bidi="zh_TW"/>
         </w:rPr>
         <w:t>）和耶利米（</w:t>
       </w:r>
-      <w:hyperlink r:id="rId90">
-        <w:r>
-          <w:rPr>
-            <w:lang w:val="zh_TW" w:bidi="zh_TW"/>
-          </w:rPr>
-          <w:rPr>
-            <w:color w:val="0000EE"/>
-            <w:u w:val="single"/>
-          </w:rPr>
-          <w:t>耶20:2–3</w:t>
-        </w:r>
-      </w:hyperlink>
+      <w:r>
+        <w:rPr>
+          <w:lang w:val="zh_TW" w:bidi="zh_TW"/>
+        </w:rPr>
+        <w:t>耶20:2–3</w:t>
+      </w:r>
       <w:r>
         <w:rPr>
           <w:lang w:val="zh_TW" w:bidi="zh_TW"/>
         </w:rPr>
         <w:t>）都曾受過這種羞辱，被上了木枷。人們把受刑人的雙腳踝放進兩塊大木頭上的孔洞裡；有時也會把手腕和頭部一同固定其中。到了羅馬時代，木枷逐漸演變成一種酷刑。人們把囚犯的雙腿越拉越開，再固定在木枷的孔洞中。在新約聖經中，腓立比的獄卒曾把保羅和西拉的雙腳上了木狗（</w:t>
       </w:r>
-      <w:hyperlink r:id="rId91">
-        <w:r>
-          <w:rPr>
-            <w:lang w:val="zh_TW" w:bidi="zh_TW"/>
-          </w:rPr>
-          <w:rPr>
-            <w:color w:val="0000EE"/>
-            <w:u w:val="single"/>
-          </w:rPr>
-          <w:t>徒16:24</w:t>
-        </w:r>
-      </w:hyperlink>
+      <w:r>
+        <w:rPr>
+          <w:lang w:val="zh_TW" w:bidi="zh_TW"/>
+        </w:rPr>
+        <w:t>徒16:24</w:t>
+      </w:r>
       <w:r>
         <w:rPr>
           <w:lang w:val="zh_TW" w:bidi="zh_TW"/>
@@ -2339,72 +1859,48 @@
         </w:rPr>
         <w:t>人們會用刀將得罪君王的人斬首（</w:t>
       </w:r>
-      <w:hyperlink r:id="rId92">
-        <w:r>
-          <w:rPr>
-            <w:lang w:val="zh_TW" w:bidi="zh_TW"/>
-          </w:rPr>
-          <w:rPr>
-            <w:color w:val="0000EE"/>
-            <w:u w:val="single"/>
-          </w:rPr>
-          <w:t>撒下16:9</w:t>
-        </w:r>
-      </w:hyperlink>
+      <w:r>
+        <w:rPr>
+          <w:lang w:val="zh_TW" w:bidi="zh_TW"/>
+        </w:rPr>
+        <w:t>撒下16:9</w:t>
+      </w:r>
       <w:r>
         <w:rPr>
           <w:lang w:val="zh_TW" w:bidi="zh_TW"/>
         </w:rPr>
         <w:t>；</w:t>
       </w:r>
-      <w:hyperlink r:id="rId93">
-        <w:r>
-          <w:rPr>
-            <w:lang w:val="zh_TW" w:bidi="zh_TW"/>
-          </w:rPr>
-          <w:rPr>
-            <w:color w:val="0000EE"/>
-            <w:u w:val="single"/>
-          </w:rPr>
-          <w:t>王下6:31–32</w:t>
-        </w:r>
-      </w:hyperlink>
+      <w:r>
+        <w:rPr>
+          <w:lang w:val="zh_TW" w:bidi="zh_TW"/>
+        </w:rPr>
+        <w:t>王下6:31–32</w:t>
+      </w:r>
       <w:r>
         <w:rPr>
           <w:lang w:val="zh_TW" w:bidi="zh_TW"/>
         </w:rPr>
         <w:t>）；根據米示拿（Mishnah；猶太法律的註釋），拜偶像的人和殺人犯也會受到同樣的刑罰。人們大概也會用刀執行私人處決。有時，整座城的居民會因離棄信仰而「死在刀下」（</w:t>
       </w:r>
-      <w:hyperlink r:id="rId94">
-        <w:r>
-          <w:rPr>
-            <w:lang w:val="zh_TW" w:bidi="zh_TW"/>
-          </w:rPr>
-          <w:rPr>
-            <w:color w:val="0000EE"/>
-            <w:u w:val="single"/>
-          </w:rPr>
-          <w:t>出32:27</w:t>
-        </w:r>
-      </w:hyperlink>
+      <w:r>
+        <w:rPr>
+          <w:lang w:val="zh_TW" w:bidi="zh_TW"/>
+        </w:rPr>
+        <w:t>出32:27</w:t>
+      </w:r>
       <w:r>
         <w:rPr>
           <w:lang w:val="zh_TW" w:bidi="zh_TW"/>
         </w:rPr>
         <w:t>；</w:t>
       </w:r>
-      <w:hyperlink r:id="rId95">
-        <w:r>
-          <w:rPr>
-            <w:lang w:val="zh_TW" w:bidi="zh_TW"/>
-          </w:rPr>
-          <w:rPr>
-            <w:color w:val="0000EE"/>
-            <w:u w:val="single"/>
-          </w:rPr>
-          <w:t>申13:15</w:t>
-        </w:r>
-      </w:hyperlink>
+      <w:r>
+        <w:rPr>
+          <w:lang w:val="zh_TW" w:bidi="zh_TW"/>
+        </w:rPr>
+        <w:t>申13:15</w:t>
+      </w:r>
       <w:r>
         <w:rPr>
           <w:lang w:val="zh_TW" w:bidi="zh_TW"/>
@@ -2429,72 +1925,48 @@
         </w:rPr>
         <w:t>某些性方面的罪要處以火刑（</w:t>
       </w:r>
-      <w:hyperlink r:id="rId96">
-        <w:r>
-          <w:rPr>
-            <w:lang w:val="zh_TW" w:bidi="zh_TW"/>
-          </w:rPr>
-          <w:rPr>
-            <w:color w:val="0000EE"/>
-            <w:u w:val="single"/>
-          </w:rPr>
-          <w:t>利20:14</w:t>
-        </w:r>
-      </w:hyperlink>
+      <w:r>
+        <w:rPr>
+          <w:lang w:val="zh_TW" w:bidi="zh_TW"/>
+        </w:rPr>
+        <w:t>利20:14</w:t>
+      </w:r>
       <w:r>
         <w:rPr>
           <w:lang w:val="zh_TW" w:bidi="zh_TW"/>
         </w:rPr>
         <w:t>，</w:t>
       </w:r>
-      <w:hyperlink r:id="rId97">
-        <w:r>
-          <w:rPr>
-            <w:lang w:val="zh_TW" w:bidi="zh_TW"/>
-          </w:rPr>
-          <w:rPr>
-            <w:color w:val="0000EE"/>
-            <w:u w:val="single"/>
-          </w:rPr>
-          <w:t>21:9</w:t>
-        </w:r>
-      </w:hyperlink>
+      <w:r>
+        <w:rPr>
+          <w:lang w:val="zh_TW" w:bidi="zh_TW"/>
+        </w:rPr>
+        <w:t>21:9</w:t>
+      </w:r>
       <w:r>
         <w:rPr>
           <w:lang w:val="zh_TW" w:bidi="zh_TW"/>
         </w:rPr>
         <w:t>）。猶大的兒婦他瑪被指控犯了姦淫罪，因此有人下令把她帶到城外燒死（</w:t>
       </w:r>
-      <w:hyperlink r:id="rId98">
-        <w:r>
-          <w:rPr>
-            <w:lang w:val="zh_TW" w:bidi="zh_TW"/>
-          </w:rPr>
-          <w:rPr>
-            <w:color w:val="0000EE"/>
-            <w:u w:val="single"/>
-          </w:rPr>
-          <w:t>創38:24</w:t>
-        </w:r>
-      </w:hyperlink>
+      <w:r>
+        <w:rPr>
+          <w:lang w:val="zh_TW" w:bidi="zh_TW"/>
+        </w:rPr>
+        <w:t>創38:24</w:t>
+      </w:r>
       <w:r>
         <w:rPr>
           <w:lang w:val="zh_TW" w:bidi="zh_TW"/>
         </w:rPr>
         <w:t>）。耶和華也吩咐說，凡踏上西奈山聖地的人，都要用箭射死或用石頭打死（</w:t>
       </w:r>
-      <w:hyperlink r:id="rId99">
-        <w:r>
-          <w:rPr>
-            <w:lang w:val="zh_TW" w:bidi="zh_TW"/>
-          </w:rPr>
-          <w:rPr>
-            <w:color w:val="0000EE"/>
-            <w:u w:val="single"/>
-          </w:rPr>
-          <w:t>出19:13</w:t>
-        </w:r>
-      </w:hyperlink>
+      <w:r>
+        <w:rPr>
+          <w:lang w:val="zh_TW" w:bidi="zh_TW"/>
+        </w:rPr>
+        <w:t>出19:13</w:t>
+      </w:r>
       <w:r>
         <w:rPr>
           <w:lang w:val="zh_TW" w:bidi="zh_TW"/>
@@ -2519,144 +1991,96 @@
         </w:rPr>
         <w:t>把人掛起來可能是聖經時代的一種處決方式。不過，許多學者認為，譯為「掛起來」或「掛在木頭上」的詞語，其實是指刺刑（</w:t>
       </w:r>
-      <w:hyperlink r:id="rId100">
-        <w:r>
-          <w:rPr>
-            <w:lang w:val="zh_TW" w:bidi="zh_TW"/>
-          </w:rPr>
-          <w:rPr>
-            <w:color w:val="0000EE"/>
-            <w:u w:val="single"/>
-          </w:rPr>
-          <w:t>民25:4</w:t>
-        </w:r>
-      </w:hyperlink>
+      <w:r>
+        <w:rPr>
+          <w:lang w:val="zh_TW" w:bidi="zh_TW"/>
+        </w:rPr>
+        <w:t>民25:4</w:t>
+      </w:r>
       <w:r>
         <w:rPr>
           <w:lang w:val="zh_TW" w:bidi="zh_TW"/>
         </w:rPr>
         <w:t>；</w:t>
       </w:r>
-      <w:hyperlink r:id="rId101">
-        <w:r>
-          <w:rPr>
-            <w:lang w:val="zh_TW" w:bidi="zh_TW"/>
-          </w:rPr>
-          <w:rPr>
-            <w:color w:val="0000EE"/>
-            <w:u w:val="single"/>
-          </w:rPr>
-          <w:t>申21:22–23</w:t>
-        </w:r>
-      </w:hyperlink>
+      <w:r>
+        <w:rPr>
+          <w:lang w:val="zh_TW" w:bidi="zh_TW"/>
+        </w:rPr>
+        <w:t>申21:22–23</w:t>
+      </w:r>
       <w:r>
         <w:rPr>
           <w:lang w:val="zh_TW" w:bidi="zh_TW"/>
         </w:rPr>
         <w:t>；</w:t>
       </w:r>
-      <w:hyperlink r:id="rId102">
-        <w:r>
-          <w:rPr>
-            <w:lang w:val="zh_TW" w:bidi="zh_TW"/>
-          </w:rPr>
-          <w:rPr>
-            <w:color w:val="0000EE"/>
-            <w:u w:val="single"/>
-          </w:rPr>
-          <w:t>書8:29</w:t>
-        </w:r>
-      </w:hyperlink>
+      <w:r>
+        <w:rPr>
+          <w:lang w:val="zh_TW" w:bidi="zh_TW"/>
+        </w:rPr>
+        <w:t>書8:29</w:t>
+      </w:r>
       <w:r>
         <w:rPr>
           <w:lang w:val="zh_TW" w:bidi="zh_TW"/>
         </w:rPr>
         <w:t>；</w:t>
       </w:r>
-      <w:hyperlink r:id="rId103">
-        <w:r>
-          <w:rPr>
-            <w:lang w:val="zh_TW" w:bidi="zh_TW"/>
-          </w:rPr>
-          <w:rPr>
-            <w:color w:val="0000EE"/>
-            <w:u w:val="single"/>
-          </w:rPr>
-          <w:t>撒下21:6</w:t>
-        </w:r>
-      </w:hyperlink>
+      <w:r>
+        <w:rPr>
+          <w:lang w:val="zh_TW" w:bidi="zh_TW"/>
+        </w:rPr>
+        <w:t>撒下21:6</w:t>
+      </w:r>
       <w:r>
         <w:rPr>
           <w:lang w:val="zh_TW" w:bidi="zh_TW"/>
         </w:rPr>
         <w:t>、</w:t>
       </w:r>
-      <w:hyperlink r:id="rId103">
-        <w:r>
-          <w:rPr>
-            <w:lang w:val="zh_TW" w:bidi="zh_TW"/>
-          </w:rPr>
-          <w:rPr>
-            <w:color w:val="0000EE"/>
-            <w:u w:val="single"/>
-          </w:rPr>
-          <w:t>9</w:t>
-        </w:r>
-      </w:hyperlink>
+      <w:r>
+        <w:rPr>
+          <w:lang w:val="zh_TW" w:bidi="zh_TW"/>
+        </w:rPr>
+        <w:t>9</w:t>
+      </w:r>
       <w:r>
         <w:rPr>
           <w:lang w:val="zh_TW" w:bidi="zh_TW"/>
         </w:rPr>
         <w:t>；</w:t>
       </w:r>
-      <w:hyperlink r:id="rId104">
-        <w:r>
-          <w:rPr>
-            <w:lang w:val="zh_TW" w:bidi="zh_TW"/>
-          </w:rPr>
-          <w:rPr>
-            <w:color w:val="0000EE"/>
-            <w:u w:val="single"/>
-          </w:rPr>
-          <w:t>斯9:14</w:t>
-        </w:r>
-      </w:hyperlink>
+      <w:r>
+        <w:rPr>
+          <w:lang w:val="zh_TW" w:bidi="zh_TW"/>
+        </w:rPr>
+        <w:t>斯9:14</w:t>
+      </w:r>
       <w:r>
         <w:rPr>
           <w:lang w:val="zh_TW" w:bidi="zh_TW"/>
         </w:rPr>
         <w:t>）。人們會把一根尖銳的木樁立在地上，再把受刑人的身體強行刺入木樁；木樁的尖端很可能從受刑人的胸部或口中穿出。亞述人經常使用這種處決方式，通常是用來處置犯下最嚴重罪行的人，以及戰俘或逃兵。據說波斯王大流士進軍巴比倫時，曾把3,000人施以刺刑。大流士也規定，凡更改他重建聖殿諭令的人，都要受刺刑（</w:t>
       </w:r>
-      <w:hyperlink r:id="rId105">
-        <w:r>
-          <w:rPr>
-            <w:lang w:val="zh_TW" w:bidi="zh_TW"/>
-          </w:rPr>
-          <w:rPr>
-            <w:color w:val="0000EE"/>
-            <w:u w:val="single"/>
-          </w:rPr>
-          <w:t>拉6:11–12</w:t>
-        </w:r>
-      </w:hyperlink>
+      <w:r>
+        <w:rPr>
+          <w:lang w:val="zh_TW" w:bidi="zh_TW"/>
+        </w:rPr>
+        <w:t>拉6:11–12</w:t>
+      </w:r>
       <w:r>
         <w:rPr>
           <w:lang w:val="zh_TW" w:bidi="zh_TW"/>
         </w:rPr>
         <w:t>）。至於哈曼究竟是被吊死還是受刺刑，至今仍無法確定（見</w:t>
       </w:r>
-      <w:hyperlink r:id="rId106">
-        <w:r>
-          <w:rPr>
-            <w:lang w:val="zh_TW" w:bidi="zh_TW"/>
-          </w:rPr>
-          <w:rPr>
-            <w:color w:val="0000EE"/>
-            <w:u w:val="single"/>
-          </w:rPr>
-          <w:t>斯7:9–10</w:t>
-        </w:r>
-      </w:hyperlink>
+      <w:r>
+        <w:rPr>
+          <w:lang w:val="zh_TW" w:bidi="zh_TW"/>
+        </w:rPr>
+        <w:t>斯7:9–10</w:t>
+      </w:r>
       <w:r>
         <w:rPr>
           <w:lang w:val="zh_TW" w:bidi="zh_TW"/>
@@ -2670,90 +2094,60 @@
         </w:rPr>
         <w:t>通常，「掛起來」是展示屍體的一種方式，這樣做是用來警戒當地居民（</w:t>
       </w:r>
-      <w:hyperlink r:id="rId107">
-        <w:r>
-          <w:rPr>
-            <w:lang w:val="zh_TW" w:bidi="zh_TW"/>
-          </w:rPr>
-          <w:rPr>
-            <w:color w:val="0000EE"/>
-            <w:u w:val="single"/>
-          </w:rPr>
-          <w:t>創40:19</w:t>
-        </w:r>
-      </w:hyperlink>
+      <w:r>
+        <w:rPr>
+          <w:lang w:val="zh_TW" w:bidi="zh_TW"/>
+        </w:rPr>
+        <w:t>創40:19</w:t>
+      </w:r>
       <w:r>
         <w:rPr>
           <w:lang w:val="zh_TW" w:bidi="zh_TW"/>
         </w:rPr>
         <w:t>；</w:t>
       </w:r>
-      <w:hyperlink r:id="rId102">
-        <w:r>
-          <w:rPr>
-            <w:lang w:val="zh_TW" w:bidi="zh_TW"/>
-          </w:rPr>
-          <w:rPr>
-            <w:color w:val="0000EE"/>
-            <w:u w:val="single"/>
-          </w:rPr>
-          <w:t>書8:29</w:t>
-        </w:r>
-      </w:hyperlink>
+      <w:r>
+        <w:rPr>
+          <w:lang w:val="zh_TW" w:bidi="zh_TW"/>
+        </w:rPr>
+        <w:t>書8:29</w:t>
+      </w:r>
       <w:r>
         <w:rPr>
           <w:lang w:val="zh_TW" w:bidi="zh_TW"/>
         </w:rPr>
         <w:t>，</w:t>
       </w:r>
-      <w:hyperlink r:id="rId108">
-        <w:r>
-          <w:rPr>
-            <w:lang w:val="zh_TW" w:bidi="zh_TW"/>
-          </w:rPr>
-          <w:rPr>
-            <w:color w:val="0000EE"/>
-            <w:u w:val="single"/>
-          </w:rPr>
-          <w:t>10:26</w:t>
-        </w:r>
-      </w:hyperlink>
+      <w:r>
+        <w:rPr>
+          <w:lang w:val="zh_TW" w:bidi="zh_TW"/>
+        </w:rPr>
+        <w:t>10:26</w:t>
+      </w:r>
       <w:r>
         <w:rPr>
           <w:lang w:val="zh_TW" w:bidi="zh_TW"/>
         </w:rPr>
         <w:t>；</w:t>
       </w:r>
-      <w:hyperlink r:id="rId109">
-        <w:r>
-          <w:rPr>
-            <w:lang w:val="zh_TW" w:bidi="zh_TW"/>
-          </w:rPr>
-          <w:rPr>
-            <w:color w:val="0000EE"/>
-            <w:u w:val="single"/>
-          </w:rPr>
-          <w:t>撒下4:12</w:t>
-        </w:r>
-      </w:hyperlink>
+      <w:r>
+        <w:rPr>
+          <w:lang w:val="zh_TW" w:bidi="zh_TW"/>
+        </w:rPr>
+        <w:t>撒下4:12</w:t>
+      </w:r>
       <w:r>
         <w:rPr>
           <w:lang w:val="zh_TW" w:bidi="zh_TW"/>
         </w:rPr>
         <w:t>）。人們通常只會將屍體展示一天，並在日落前把屍體埋葬。人們認為掛在木頭上的屍體會玷污神所賜的土地（</w:t>
       </w:r>
-      <w:hyperlink r:id="rId101">
-        <w:r>
-          <w:rPr>
-            <w:lang w:val="zh_TW" w:bidi="zh_TW"/>
-          </w:rPr>
-          <w:rPr>
-            <w:color w:val="0000EE"/>
-            <w:u w:val="single"/>
-          </w:rPr>
-          <w:t>申21:22–23</w:t>
-        </w:r>
-      </w:hyperlink>
+      <w:r>
+        <w:rPr>
+          <w:lang w:val="zh_TW" w:bidi="zh_TW"/>
+        </w:rPr>
+        <w:t>申21:22–23</w:t>
+      </w:r>
       <w:r>
         <w:rPr>
           <w:lang w:val="zh_TW" w:bidi="zh_TW"/>
@@ -2785,18 +2179,12 @@
         </w:rPr>
         <w:t>看起來人們使用過三種十字架：橫木位於直木頂端下方的十字架（拉丁十字架）、T形十字架（聖安東尼的十字架〔St Anthony’s cross〕）、X形十字架（聖安得烈十字架〔St Andrew’s cross〕）。馬太福音記載，有一塊寫著「這是猶太人的王耶穌」的牌子，在耶穌釘十架時被安放在祂頭的上方（</w:t>
       </w:r>
-      <w:hyperlink r:id="rId110">
-        <w:r>
-          <w:rPr>
-            <w:lang w:val="zh_TW" w:bidi="zh_TW"/>
-          </w:rPr>
-          <w:rPr>
-            <w:color w:val="0000EE"/>
-            <w:u w:val="single"/>
-          </w:rPr>
-          <w:t>太27:37</w:t>
-        </w:r>
-      </w:hyperlink>
+      <w:r>
+        <w:rPr>
+          <w:lang w:val="zh_TW" w:bidi="zh_TW"/>
+        </w:rPr>
+        <w:t>太27:37</w:t>
+      </w:r>
       <w:r>
         <w:rPr>
           <w:lang w:val="zh_TW" w:bidi="zh_TW"/>
@@ -2821,180 +2209,120 @@
         </w:rPr>
         <w:t>石刑是最常見的希伯來死刑。最初的石頭由控方證人投擲，然後圍觀的人也投擲。石刑適用於某些宗教方面的罪（</w:t>
       </w:r>
-      <w:hyperlink r:id="rId111">
-        <w:r>
-          <w:rPr>
-            <w:lang w:val="zh_TW" w:bidi="zh_TW"/>
-          </w:rPr>
-          <w:rPr>
-            <w:color w:val="0000EE"/>
-            <w:u w:val="single"/>
-          </w:rPr>
-          <w:t>利24:16</w:t>
-        </w:r>
-      </w:hyperlink>
+      <w:r>
+        <w:rPr>
+          <w:lang w:val="zh_TW" w:bidi="zh_TW"/>
+        </w:rPr>
+        <w:t>利24:16</w:t>
+      </w:r>
       <w:r>
         <w:rPr>
           <w:lang w:val="zh_TW" w:bidi="zh_TW"/>
         </w:rPr>
         <w:t>；</w:t>
       </w:r>
-      <w:hyperlink r:id="rId20">
-        <w:r>
-          <w:rPr>
-            <w:lang w:val="zh_TW" w:bidi="zh_TW"/>
-          </w:rPr>
-          <w:rPr>
-            <w:color w:val="0000EE"/>
-            <w:u w:val="single"/>
-          </w:rPr>
-          <w:t>民15:32–36</w:t>
-        </w:r>
-      </w:hyperlink>
+      <w:r>
+        <w:rPr>
+          <w:lang w:val="zh_TW" w:bidi="zh_TW"/>
+        </w:rPr>
+        <w:t>民15:32–36</w:t>
+      </w:r>
       <w:r>
         <w:rPr>
           <w:lang w:val="zh_TW" w:bidi="zh_TW"/>
         </w:rPr>
         <w:t>；</w:t>
       </w:r>
-      <w:hyperlink r:id="rId112">
-        <w:r>
-          <w:rPr>
-            <w:lang w:val="zh_TW" w:bidi="zh_TW"/>
-          </w:rPr>
-          <w:rPr>
-            <w:color w:val="0000EE"/>
-            <w:u w:val="single"/>
-          </w:rPr>
-          <w:t>申13:1–10</w:t>
-        </w:r>
-      </w:hyperlink>
+      <w:r>
+        <w:rPr>
+          <w:lang w:val="zh_TW" w:bidi="zh_TW"/>
+        </w:rPr>
+        <w:t>申13:1–10</w:t>
+      </w:r>
       <w:r>
         <w:rPr>
           <w:lang w:val="zh_TW" w:bidi="zh_TW"/>
         </w:rPr>
         <w:t>，</w:t>
       </w:r>
-      <w:hyperlink r:id="rId113">
-        <w:r>
-          <w:rPr>
-            <w:lang w:val="zh_TW" w:bidi="zh_TW"/>
-          </w:rPr>
-          <w:rPr>
-            <w:color w:val="0000EE"/>
-            <w:u w:val="single"/>
-          </w:rPr>
-          <w:t>17:2–5</w:t>
-        </w:r>
-      </w:hyperlink>
+      <w:r>
+        <w:rPr>
+          <w:lang w:val="zh_TW" w:bidi="zh_TW"/>
+        </w:rPr>
+        <w:t>17:2–5</w:t>
+      </w:r>
       <w:r>
         <w:rPr>
           <w:lang w:val="zh_TW" w:bidi="zh_TW"/>
         </w:rPr>
         <w:t>）、姦淫（</w:t>
       </w:r>
-      <w:hyperlink r:id="rId114">
-        <w:r>
-          <w:rPr>
-            <w:lang w:val="zh_TW" w:bidi="zh_TW"/>
-          </w:rPr>
-          <w:rPr>
-            <w:color w:val="0000EE"/>
-            <w:u w:val="single"/>
-          </w:rPr>
-          <w:t>申22:23–24</w:t>
-        </w:r>
-      </w:hyperlink>
+      <w:r>
+        <w:rPr>
+          <w:lang w:val="zh_TW" w:bidi="zh_TW"/>
+        </w:rPr>
+        <w:t>申22:23–24</w:t>
+      </w:r>
       <w:r>
         <w:rPr>
           <w:lang w:val="zh_TW" w:bidi="zh_TW"/>
         </w:rPr>
         <w:t>）、獻兒女為祭（</w:t>
       </w:r>
-      <w:hyperlink r:id="rId15">
-        <w:r>
-          <w:rPr>
-            <w:lang w:val="zh_TW" w:bidi="zh_TW"/>
-          </w:rPr>
-          <w:rPr>
-            <w:color w:val="0000EE"/>
-            <w:u w:val="single"/>
-          </w:rPr>
-          <w:t>利20:2</w:t>
-        </w:r>
-      </w:hyperlink>
+      <w:r>
+        <w:rPr>
+          <w:lang w:val="zh_TW" w:bidi="zh_TW"/>
+        </w:rPr>
+        <w:t>利20:2</w:t>
+      </w:r>
       <w:r>
         <w:rPr>
           <w:lang w:val="zh_TW" w:bidi="zh_TW"/>
         </w:rPr>
         <w:t>）、交鬼行巫術（</w:t>
       </w:r>
-      <w:hyperlink r:id="rId115">
-        <w:r>
-          <w:rPr>
-            <w:lang w:val="zh_TW" w:bidi="zh_TW"/>
-          </w:rPr>
-          <w:rPr>
-            <w:color w:val="0000EE"/>
-            <w:u w:val="single"/>
-          </w:rPr>
-          <w:t>利20:27</w:t>
-        </w:r>
-      </w:hyperlink>
+      <w:r>
+        <w:rPr>
+          <w:lang w:val="zh_TW" w:bidi="zh_TW"/>
+        </w:rPr>
+        <w:t>利20:27</w:t>
+      </w:r>
       <w:r>
         <w:rPr>
           <w:lang w:val="zh_TW" w:bidi="zh_TW"/>
         </w:rPr>
         <w:t>）和悖逆（</w:t>
       </w:r>
-      <w:hyperlink r:id="rId38">
-        <w:r>
-          <w:rPr>
-            <w:lang w:val="zh_TW" w:bidi="zh_TW"/>
-          </w:rPr>
-          <w:rPr>
-            <w:color w:val="0000EE"/>
-            <w:u w:val="single"/>
-          </w:rPr>
-          <w:t>申21:18–21</w:t>
-        </w:r>
-      </w:hyperlink>
+      <w:r>
+        <w:rPr>
+          <w:lang w:val="zh_TW" w:bidi="zh_TW"/>
+        </w:rPr>
+        <w:t>申21:18–21</w:t>
+      </w:r>
       <w:r>
         <w:rPr>
           <w:lang w:val="zh_TW" w:bidi="zh_TW"/>
         </w:rPr>
         <w:t>）。使徒保羅歸信之前，曾親眼看見人們用石頭打死司提反，他當時也贊同這樣做（</w:t>
       </w:r>
-      <w:hyperlink r:id="rId116">
-        <w:r>
-          <w:rPr>
-            <w:lang w:val="zh_TW" w:bidi="zh_TW"/>
-          </w:rPr>
-          <w:rPr>
-            <w:color w:val="0000EE"/>
-            <w:u w:val="single"/>
-          </w:rPr>
-          <w:t>徒7:58–59</w:t>
-        </w:r>
-      </w:hyperlink>
+      <w:r>
+        <w:rPr>
+          <w:lang w:val="zh_TW" w:bidi="zh_TW"/>
+        </w:rPr>
+        <w:t>徒7:58–59</w:t>
+      </w:r>
       <w:r>
         <w:rPr>
           <w:lang w:val="zh_TW" w:bidi="zh_TW"/>
         </w:rPr>
         <w:t>）。後來，保羅自己在路司得也曾遭人用石頭打，卻倖免於死（</w:t>
       </w:r>
-      <w:hyperlink r:id="rId117">
-        <w:r>
-          <w:rPr>
-            <w:lang w:val="zh_TW" w:bidi="zh_TW"/>
-          </w:rPr>
-          <w:rPr>
-            <w:color w:val="0000EE"/>
-            <w:u w:val="single"/>
-          </w:rPr>
-          <w:t>14:19</w:t>
-        </w:r>
-      </w:hyperlink>
+      <w:r>
+        <w:rPr>
+          <w:lang w:val="zh_TW" w:bidi="zh_TW"/>
+        </w:rPr>
+        <w:t>14:19</w:t>
+      </w:r>
       <w:r>
         <w:rPr>
           <w:lang w:val="zh_TW" w:bidi="zh_TW"/>
@@ -3040,36 +2368,24 @@
         </w:rPr>
         <w:t>聖經最主要的信息是神愛祂立約百姓；然而，聖經從未忽略墮落世界中的殘酷現實。人會犯罪，也會犯下各種罪；人因自己的罪與神隔絕，也因所犯的罪受到懲罰。十字架是基督教信仰的象徵，它不斷提醒基督徒：神的愛並不是脫離現實的空談。他們認為，耶穌基督被釘十字架，正應驗了舊約聖經的預言：耶和華使我們眾人的罪孽都歸在他身上（</w:t>
       </w:r>
-      <w:hyperlink r:id="rId118">
-        <w:r>
-          <w:rPr>
-            <w:lang w:val="zh_TW" w:bidi="zh_TW"/>
-          </w:rPr>
-          <w:rPr>
-            <w:color w:val="0000EE"/>
-            <w:u w:val="single"/>
-          </w:rPr>
-          <w:t>賽53:5–6</w:t>
-        </w:r>
-      </w:hyperlink>
+      <w:r>
+        <w:rPr>
+          <w:lang w:val="zh_TW" w:bidi="zh_TW"/>
+        </w:rPr>
+        <w:t>賽53:5–6</w:t>
+      </w:r>
       <w:r>
         <w:rPr>
           <w:lang w:val="zh_TW" w:bidi="zh_TW"/>
         </w:rPr>
         <w:t>）。新約聖經宣告，基督照著聖經所說的，為我們的罪死了（</w:t>
       </w:r>
-      <w:hyperlink r:id="rId119">
-        <w:r>
-          <w:rPr>
-            <w:lang w:val="zh_TW" w:bidi="zh_TW"/>
-          </w:rPr>
-          <w:rPr>
-            <w:color w:val="0000EE"/>
-            <w:u w:val="single"/>
-          </w:rPr>
-          <w:t>林前15:3</w:t>
-        </w:r>
-      </w:hyperlink>
+      <w:r>
+        <w:rPr>
+          <w:lang w:val="zh_TW" w:bidi="zh_TW"/>
+        </w:rPr>
+        <w:t>林前15:3</w:t>
+      </w:r>
       <w:r>
         <w:rPr>
           <w:lang w:val="zh_TW" w:bidi="zh_TW"/>
@@ -3216,36 +2532,24 @@
         </w:rPr>
         <w:t>（</w:t>
       </w:r>
-      <w:hyperlink r:id="rId120">
-        <w:r>
-          <w:rPr>
-            <w:lang w:val="zh_TW" w:bidi="zh_TW"/>
-          </w:rPr>
-          <w:rPr>
-            <w:color w:val="0000EE"/>
-            <w:u w:val="single"/>
-          </w:rPr>
-          <w:t>創1:26</w:t>
-        </w:r>
-      </w:hyperlink>
+      <w:r>
+        <w:rPr>
+          <w:lang w:val="zh_TW" w:bidi="zh_TW"/>
+        </w:rPr>
+        <w:t>創1:26</w:t>
+      </w:r>
       <w:r>
         <w:rPr>
           <w:lang w:val="zh_TW" w:bidi="zh_TW"/>
         </w:rPr>
         <w:t>–</w:t>
       </w:r>
-      <w:hyperlink r:id="rId120">
-        <w:r>
-          <w:rPr>
-            <w:lang w:val="zh_TW" w:bidi="zh_TW"/>
-          </w:rPr>
-          <w:rPr>
-            <w:color w:val="0000EE"/>
-            <w:u w:val="single"/>
-          </w:rPr>
-          <w:t>28</w:t>
-        </w:r>
-      </w:hyperlink>
+      <w:r>
+        <w:rPr>
+          <w:lang w:val="zh_TW" w:bidi="zh_TW"/>
+        </w:rPr>
+        <w:t>28</w:t>
+      </w:r>
       <w:r>
         <w:rPr>
           <w:lang w:val="zh_TW" w:bidi="zh_TW"/>
@@ -3266,72 +2570,48 @@
         </w:rPr>
         <w:t>舊約表明男女身體上的差異並不可恥（</w:t>
       </w:r>
-      <w:hyperlink r:id="rId121">
-        <w:r>
-          <w:rPr>
-            <w:lang w:val="zh_TW" w:bidi="zh_TW"/>
-          </w:rPr>
-          <w:rPr>
-            <w:color w:val="0000EE"/>
-            <w:u w:val="single"/>
-          </w:rPr>
-          <w:t>創2:25</w:t>
-        </w:r>
-      </w:hyperlink>
+      <w:r>
+        <w:rPr>
+          <w:lang w:val="zh_TW" w:bidi="zh_TW"/>
+        </w:rPr>
+        <w:t>創2:25</w:t>
+      </w:r>
       <w:r>
         <w:rPr>
           <w:lang w:val="zh_TW" w:bidi="zh_TW"/>
         </w:rPr>
         <w:t>）。性行為本身也不羞恥（</w:t>
       </w:r>
-      <w:hyperlink r:id="rId122">
-        <w:r>
-          <w:rPr>
-            <w:lang w:val="zh_TW" w:bidi="zh_TW"/>
-          </w:rPr>
-          <w:rPr>
-            <w:color w:val="0000EE"/>
-            <w:u w:val="single"/>
-          </w:rPr>
-          <w:t>箴5:18</w:t>
-        </w:r>
-      </w:hyperlink>
+      <w:r>
+        <w:rPr>
+          <w:lang w:val="zh_TW" w:bidi="zh_TW"/>
+        </w:rPr>
+        <w:t>箴5:18</w:t>
+      </w:r>
       <w:r>
         <w:rPr>
           <w:lang w:val="zh_TW" w:bidi="zh_TW"/>
         </w:rPr>
         <w:t>–</w:t>
       </w:r>
-      <w:hyperlink r:id="rId122">
-        <w:r>
-          <w:rPr>
-            <w:lang w:val="zh_TW" w:bidi="zh_TW"/>
-          </w:rPr>
-          <w:rPr>
-            <w:color w:val="0000EE"/>
-            <w:u w:val="single"/>
-          </w:rPr>
-          <w:t>19</w:t>
-        </w:r>
-      </w:hyperlink>
+      <w:r>
+        <w:rPr>
+          <w:lang w:val="zh_TW" w:bidi="zh_TW"/>
+        </w:rPr>
+        <w:t>19</w:t>
+      </w:r>
       <w:r>
         <w:rPr>
           <w:lang w:val="zh_TW" w:bidi="zh_TW"/>
         </w:rPr>
         <w:t>；</w:t>
       </w:r>
-      <w:hyperlink r:id="rId123">
-        <w:r>
-          <w:rPr>
-            <w:lang w:val="zh_TW" w:bidi="zh_TW"/>
-          </w:rPr>
-          <w:rPr>
-            <w:color w:val="0000EE"/>
-            <w:u w:val="single"/>
-          </w:rPr>
-          <w:t>傳9:9</w:t>
-        </w:r>
-      </w:hyperlink>
+      <w:r>
+        <w:rPr>
+          <w:lang w:val="zh_TW" w:bidi="zh_TW"/>
+        </w:rPr>
+        <w:t>傳9:9</w:t>
+      </w:r>
       <w:r>
         <w:rPr>
           <w:lang w:val="zh_TW" w:bidi="zh_TW"/>
@@ -3352,36 +2632,24 @@
         </w:rPr>
         <w:t>保羅在哥林多前書和提摩太前書中，同樣表達了正面的態度。哥林多和以弗所的社會充滿淫亂，因此一些基督徒選擇完全禁欲，甚至禁止婚姻（</w:t>
       </w:r>
-      <w:hyperlink r:id="rId124">
-        <w:r>
-          <w:rPr>
-            <w:lang w:val="zh_TW" w:bidi="zh_TW"/>
-          </w:rPr>
-          <w:rPr>
-            <w:color w:val="0000EE"/>
-            <w:u w:val="single"/>
-          </w:rPr>
-          <w:t>提前4:3</w:t>
-        </w:r>
-      </w:hyperlink>
+      <w:r>
+        <w:rPr>
+          <w:lang w:val="zh_TW" w:bidi="zh_TW"/>
+        </w:rPr>
+        <w:t>提前4:3</w:t>
+      </w:r>
       <w:r>
         <w:rPr>
           <w:lang w:val="zh_TW" w:bidi="zh_TW"/>
         </w:rPr>
         <w:t>）。已婚夫婦停止了性生活，他們認為這樣能使自己更屬靈（參</w:t>
       </w:r>
-      <w:hyperlink r:id="rId125">
-        <w:r>
-          <w:rPr>
-            <w:lang w:val="zh_TW" w:bidi="zh_TW"/>
-          </w:rPr>
-          <w:rPr>
-            <w:color w:val="0000EE"/>
-            <w:u w:val="single"/>
-          </w:rPr>
-          <w:t>林前7:5</w:t>
-        </w:r>
-      </w:hyperlink>
+      <w:r>
+        <w:rPr>
+          <w:lang w:val="zh_TW" w:bidi="zh_TW"/>
+        </w:rPr>
+        <w:t>林前7:5</w:t>
+      </w:r>
       <w:r>
         <w:rPr>
           <w:lang w:val="zh_TW" w:bidi="zh_TW"/>
@@ -3402,36 +2670,24 @@
         </w:rPr>
         <w:t>然而，保羅拒絕這種看法。他引用創世記，提醒信徒要為神的恩賜感恩（</w:t>
       </w:r>
-      <w:hyperlink r:id="rId126">
-        <w:r>
-          <w:rPr>
-            <w:lang w:val="zh_TW" w:bidi="zh_TW"/>
-          </w:rPr>
-          <w:rPr>
-            <w:color w:val="0000EE"/>
-            <w:u w:val="single"/>
-          </w:rPr>
-          <w:t>提前4:3–5</w:t>
-        </w:r>
-      </w:hyperlink>
+      <w:r>
+        <w:rPr>
+          <w:lang w:val="zh_TW" w:bidi="zh_TW"/>
+        </w:rPr>
+        <w:t>提前4:3–5</w:t>
+      </w:r>
       <w:r>
         <w:rPr>
           <w:lang w:val="zh_TW" w:bidi="zh_TW"/>
         </w:rPr>
         <w:t>）。他也教導夫妻應當滿足彼此的性需要（</w:t>
       </w:r>
-      <w:hyperlink r:id="rId127">
-        <w:r>
-          <w:rPr>
-            <w:lang w:val="zh_TW" w:bidi="zh_TW"/>
-          </w:rPr>
-          <w:rPr>
-            <w:color w:val="0000EE"/>
-            <w:u w:val="single"/>
-          </w:rPr>
-          <w:t>林前7:3–4</w:t>
-        </w:r>
-      </w:hyperlink>
+      <w:r>
+        <w:rPr>
+          <w:lang w:val="zh_TW" w:bidi="zh_TW"/>
+        </w:rPr>
+        <w:t>林前7:3–4</w:t>
+      </w:r>
       <w:r>
         <w:rPr>
           <w:lang w:val="zh_TW" w:bidi="zh_TW"/>
@@ -3452,72 +2708,48 @@
         </w:rPr>
         <w:t>神設立性是為了繁衍後代（</w:t>
       </w:r>
-      <w:hyperlink r:id="rId128">
-        <w:r>
-          <w:rPr>
-            <w:lang w:val="zh_TW" w:bidi="zh_TW"/>
-          </w:rPr>
-          <w:rPr>
-            <w:color w:val="0000EE"/>
-            <w:u w:val="single"/>
-          </w:rPr>
-          <w:t>創1:28</w:t>
-        </w:r>
-      </w:hyperlink>
+      <w:r>
+        <w:rPr>
+          <w:lang w:val="zh_TW" w:bidi="zh_TW"/>
+        </w:rPr>
+        <w:t>創1:28</w:t>
+      </w:r>
       <w:r>
         <w:rPr>
           <w:lang w:val="zh_TW" w:bidi="zh_TW"/>
         </w:rPr>
         <w:t>），但性行為也能加深夫妻關係。</w:t>
       </w:r>
-      <w:hyperlink r:id="rId129">
-        <w:r>
-          <w:rPr>
-            <w:lang w:val="zh_TW" w:bidi="zh_TW"/>
-          </w:rPr>
-          <w:rPr>
-            <w:color w:val="0000EE"/>
-            <w:u w:val="single"/>
-          </w:rPr>
-          <w:t>創世記第2章</w:t>
-        </w:r>
-      </w:hyperlink>
+      <w:r>
+        <w:rPr>
+          <w:lang w:val="zh_TW" w:bidi="zh_TW"/>
+        </w:rPr>
+        <w:t>創世記第2章</w:t>
+      </w:r>
       <w:r>
         <w:rPr>
           <w:lang w:val="zh_TW" w:bidi="zh_TW"/>
         </w:rPr>
         <w:t>描述神創造女人為男人的伴侶（</w:t>
       </w:r>
-      <w:hyperlink r:id="rId130">
-        <w:r>
-          <w:rPr>
-            <w:lang w:val="zh_TW" w:bidi="zh_TW"/>
-          </w:rPr>
-          <w:rPr>
-            <w:color w:val="0000EE"/>
-            <w:u w:val="single"/>
-          </w:rPr>
-          <w:t>2:18</w:t>
-        </w:r>
-      </w:hyperlink>
+      <w:r>
+        <w:rPr>
+          <w:lang w:val="zh_TW" w:bidi="zh_TW"/>
+        </w:rPr>
+        <w:t>2:18</w:t>
+      </w:r>
       <w:r>
         <w:rPr>
           <w:lang w:val="zh_TW" w:bidi="zh_TW"/>
         </w:rPr>
         <w:t>–</w:t>
       </w:r>
-      <w:hyperlink r:id="rId130">
-        <w:r>
-          <w:rPr>
-            <w:lang w:val="zh_TW" w:bidi="zh_TW"/>
-          </w:rPr>
-          <w:rPr>
-            <w:color w:val="0000EE"/>
-            <w:u w:val="single"/>
-          </w:rPr>
-          <w:t>24</w:t>
-        </w:r>
-      </w:hyperlink>
+      <w:r>
+        <w:rPr>
+          <w:lang w:val="zh_TW" w:bidi="zh_TW"/>
+        </w:rPr>
+        <w:t>24</w:t>
+      </w:r>
       <w:r>
         <w:rPr>
           <w:lang w:val="zh_TW" w:bidi="zh_TW"/>
@@ -3585,36 +2817,24 @@
         </w:rPr>
         <w:t>男女開始把彼此當作性的工具，而不是完整的人（</w:t>
       </w:r>
-      <w:hyperlink r:id="rId131">
-        <w:r>
-          <w:rPr>
-            <w:lang w:val="zh_TW" w:bidi="zh_TW"/>
-          </w:rPr>
-          <w:rPr>
-            <w:color w:val="0000EE"/>
-            <w:u w:val="single"/>
-          </w:rPr>
-          <w:t>創3:7</w:t>
-        </w:r>
-      </w:hyperlink>
+      <w:r>
+        <w:rPr>
+          <w:lang w:val="zh_TW" w:bidi="zh_TW"/>
+        </w:rPr>
+        <w:t>創3:7</w:t>
+      </w:r>
       <w:r>
         <w:rPr>
           <w:lang w:val="zh_TW" w:bidi="zh_TW"/>
         </w:rPr>
         <w:t>–</w:t>
       </w:r>
-      <w:hyperlink r:id="rId131">
-        <w:r>
-          <w:rPr>
-            <w:lang w:val="zh_TW" w:bidi="zh_TW"/>
-          </w:rPr>
-          <w:rPr>
-            <w:color w:val="0000EE"/>
-            <w:u w:val="single"/>
-          </w:rPr>
-          <w:t>10</w:t>
-        </w:r>
-      </w:hyperlink>
+      <w:r>
+        <w:rPr>
+          <w:lang w:val="zh_TW" w:bidi="zh_TW"/>
+        </w:rPr>
+        <w:t>10</w:t>
+      </w:r>
       <w:r>
         <w:rPr>
           <w:lang w:val="zh_TW" w:bidi="zh_TW"/>
@@ -3667,54 +2887,36 @@
         </w:rPr>
         <w:t>這就是聖經禁止婚外性行為的背景。它禁止姦淫（</w:t>
       </w:r>
-      <w:hyperlink r:id="rId132">
-        <w:r>
-          <w:rPr>
-            <w:lang w:val="zh_TW" w:bidi="zh_TW"/>
-          </w:rPr>
-          <w:rPr>
-            <w:color w:val="0000EE"/>
-            <w:u w:val="single"/>
-          </w:rPr>
-          <w:t>出20:14</w:t>
-        </w:r>
-      </w:hyperlink>
+      <w:r>
+        <w:rPr>
+          <w:lang w:val="zh_TW" w:bidi="zh_TW"/>
+        </w:rPr>
+        <w:t>出20:14</w:t>
+      </w:r>
       <w:r>
         <w:rPr>
           <w:lang w:val="zh_TW" w:bidi="zh_TW"/>
         </w:rPr>
         <w:t>），並且禁止一切婚姻之外的性行為（</w:t>
       </w:r>
-      <w:hyperlink r:id="rId133">
-        <w:r>
-          <w:rPr>
-            <w:lang w:val="zh_TW" w:bidi="zh_TW"/>
-          </w:rPr>
-          <w:rPr>
-            <w:color w:val="0000EE"/>
-            <w:u w:val="single"/>
-          </w:rPr>
-          <w:t>林前6:18</w:t>
-        </w:r>
-      </w:hyperlink>
+      <w:r>
+        <w:rPr>
+          <w:lang w:val="zh_TW" w:bidi="zh_TW"/>
+        </w:rPr>
+        <w:t>林前6:18</w:t>
+      </w:r>
       <w:r>
         <w:rPr>
           <w:lang w:val="zh_TW" w:bidi="zh_TW"/>
         </w:rPr>
         <w:t>；</w:t>
       </w:r>
-      <w:hyperlink r:id="rId134">
-        <w:r>
-          <w:rPr>
-            <w:lang w:val="zh_TW" w:bidi="zh_TW"/>
-          </w:rPr>
-          <w:rPr>
-            <w:color w:val="0000EE"/>
-            <w:u w:val="single"/>
-          </w:rPr>
-          <w:t>帖前4:3</w:t>
-        </w:r>
-      </w:hyperlink>
+      <w:r>
+        <w:rPr>
+          <w:lang w:val="zh_TW" w:bidi="zh_TW"/>
+        </w:rPr>
+        <w:t>帖前4:3</w:t>
+      </w:r>
       <w:r>
         <w:rPr>
           <w:lang w:val="zh_TW" w:bidi="zh_TW"/>
@@ -3735,18 +2937,12 @@
         </w:rPr>
         <w:t>所有婚姻以外的性行為都是錯誤的，因為身體並不是為淫亂而造，犯下與性罪的人是在傷害自己的身體（</w:t>
       </w:r>
-      <w:hyperlink r:id="rId135">
-        <w:r>
-          <w:rPr>
-            <w:lang w:val="zh_TW" w:bidi="zh_TW"/>
-          </w:rPr>
-          <w:rPr>
-            <w:color w:val="0000EE"/>
-            <w:u w:val="single"/>
-          </w:rPr>
-          <w:t>林前6:13、18</w:t>
-        </w:r>
-      </w:hyperlink>
+      <w:r>
+        <w:rPr>
+          <w:lang w:val="zh_TW" w:bidi="zh_TW"/>
+        </w:rPr>
+        <w:t>林前6:13、18</w:t>
+      </w:r>
       <w:r>
         <w:rPr>
           <w:lang w:val="zh_TW" w:bidi="zh_TW"/>
@@ -3767,144 +2963,96 @@
         </w:rPr>
         <w:t>聖經禁止同性戀（</w:t>
       </w:r>
-      <w:hyperlink r:id="rId136">
-        <w:r>
-          <w:rPr>
-            <w:lang w:val="zh_TW" w:bidi="zh_TW"/>
-          </w:rPr>
-          <w:rPr>
-            <w:color w:val="0000EE"/>
-            <w:u w:val="single"/>
-          </w:rPr>
-          <w:t>利18:22</w:t>
-        </w:r>
-      </w:hyperlink>
+      <w:r>
+        <w:rPr>
+          <w:lang w:val="zh_TW" w:bidi="zh_TW"/>
+        </w:rPr>
+        <w:t>利18:22</w:t>
+      </w:r>
       <w:r>
         <w:rPr>
           <w:lang w:val="zh_TW" w:bidi="zh_TW"/>
         </w:rPr>
         <w:t>；</w:t>
       </w:r>
-      <w:hyperlink r:id="rId137">
-        <w:r>
-          <w:rPr>
-            <w:lang w:val="zh_TW" w:bidi="zh_TW"/>
-          </w:rPr>
-          <w:rPr>
-            <w:color w:val="0000EE"/>
-            <w:u w:val="single"/>
-          </w:rPr>
-          <w:t>羅1:26</w:t>
-        </w:r>
-      </w:hyperlink>
+      <w:r>
+        <w:rPr>
+          <w:lang w:val="zh_TW" w:bidi="zh_TW"/>
+        </w:rPr>
+        <w:t>羅1:26</w:t>
+      </w:r>
       <w:r>
         <w:rPr>
           <w:lang w:val="zh_TW" w:bidi="zh_TW"/>
         </w:rPr>
         <w:t>–</w:t>
       </w:r>
-      <w:hyperlink r:id="rId137">
-        <w:r>
-          <w:rPr>
-            <w:lang w:val="zh_TW" w:bidi="zh_TW"/>
-          </w:rPr>
-          <w:rPr>
-            <w:color w:val="0000EE"/>
-            <w:u w:val="single"/>
-          </w:rPr>
-          <w:t>27</w:t>
-        </w:r>
-      </w:hyperlink>
+      <w:r>
+        <w:rPr>
+          <w:lang w:val="zh_TW" w:bidi="zh_TW"/>
+        </w:rPr>
+        <w:t>27</w:t>
+      </w:r>
       <w:r>
         <w:rPr>
           <w:lang w:val="zh_TW" w:bidi="zh_TW"/>
         </w:rPr>
         <w:t>；</w:t>
       </w:r>
-      <w:hyperlink r:id="rId138">
-        <w:r>
-          <w:rPr>
-            <w:lang w:val="zh_TW" w:bidi="zh_TW"/>
-          </w:rPr>
-          <w:rPr>
-            <w:color w:val="0000EE"/>
-            <w:u w:val="single"/>
-          </w:rPr>
-          <w:t>林前6:9</w:t>
-        </w:r>
-      </w:hyperlink>
+      <w:r>
+        <w:rPr>
+          <w:lang w:val="zh_TW" w:bidi="zh_TW"/>
+        </w:rPr>
+        <w:t>林前6:9</w:t>
+      </w:r>
       <w:r>
         <w:rPr>
           <w:lang w:val="zh_TW" w:bidi="zh_TW"/>
         </w:rPr>
         <w:t>–</w:t>
       </w:r>
-      <w:hyperlink r:id="rId138">
-        <w:r>
-          <w:rPr>
-            <w:lang w:val="zh_TW" w:bidi="zh_TW"/>
-          </w:rPr>
-          <w:rPr>
-            <w:color w:val="0000EE"/>
-            <w:u w:val="single"/>
-          </w:rPr>
-          <w:t>10</w:t>
-        </w:r>
-      </w:hyperlink>
+      <w:r>
+        <w:rPr>
+          <w:lang w:val="zh_TW" w:bidi="zh_TW"/>
+        </w:rPr>
+        <w:t>10</w:t>
+      </w:r>
       <w:r>
         <w:rPr>
           <w:lang w:val="zh_TW" w:bidi="zh_TW"/>
         </w:rPr>
         <w:t>；</w:t>
       </w:r>
-      <w:hyperlink r:id="rId139">
-        <w:r>
-          <w:rPr>
-            <w:lang w:val="zh_TW" w:bidi="zh_TW"/>
-          </w:rPr>
-          <w:rPr>
-            <w:color w:val="0000EE"/>
-            <w:u w:val="single"/>
-          </w:rPr>
-          <w:t>提前1:9</w:t>
-        </w:r>
-      </w:hyperlink>
+      <w:r>
+        <w:rPr>
+          <w:lang w:val="zh_TW" w:bidi="zh_TW"/>
+        </w:rPr>
+        <w:t>提前1:9</w:t>
+      </w:r>
       <w:r>
         <w:rPr>
           <w:lang w:val="zh_TW" w:bidi="zh_TW"/>
         </w:rPr>
         <w:t>–</w:t>
       </w:r>
-      <w:hyperlink r:id="rId139">
-        <w:r>
-          <w:rPr>
-            <w:lang w:val="zh_TW" w:bidi="zh_TW"/>
-          </w:rPr>
-          <w:rPr>
-            <w:color w:val="0000EE"/>
-            <w:u w:val="single"/>
-          </w:rPr>
-          <w:t>10</w:t>
-        </w:r>
-      </w:hyperlink>
+      <w:r>
+        <w:rPr>
+          <w:lang w:val="zh_TW" w:bidi="zh_TW"/>
+        </w:rPr>
+        <w:t>10</w:t>
+      </w:r>
       <w:r>
         <w:rPr>
           <w:lang w:val="zh_TW" w:bidi="zh_TW"/>
         </w:rPr>
         <w:t>）。這禁令的唯一解釋，見於</w:t>
       </w:r>
-      <w:hyperlink r:id="rId140">
-        <w:r>
-          <w:rPr>
-            <w:lang w:val="zh_TW" w:bidi="zh_TW"/>
-          </w:rPr>
-          <w:rPr>
-            <w:color w:val="0000EE"/>
-            <w:u w:val="single"/>
-          </w:rPr>
-          <w:t>羅馬書一章24至27節</w:t>
-        </w:r>
-      </w:hyperlink>
+      <w:r>
+        <w:rPr>
+          <w:lang w:val="zh_TW" w:bidi="zh_TW"/>
+        </w:rPr>
+        <w:t>羅馬書一章24至27節</w:t>
+      </w:r>
       <w:r>
         <w:rPr>
           <w:lang w:val="zh_TW" w:bidi="zh_TW"/>
@@ -3936,144 +3084,96 @@
         </w:rPr>
         <w:t>聖經提供了實用的建議來勝過性誘惑：逃避它。當約瑟被他主人之妻引誘時，他就逃跑，甚至丟下外衣（</w:t>
       </w:r>
-      <w:hyperlink r:id="rId141">
-        <w:r>
-          <w:rPr>
-            <w:lang w:val="zh_TW" w:bidi="zh_TW"/>
-          </w:rPr>
-          <w:rPr>
-            <w:color w:val="0000EE"/>
-            <w:u w:val="single"/>
-          </w:rPr>
-          <w:t>創39:12</w:t>
-        </w:r>
-      </w:hyperlink>
+      <w:r>
+        <w:rPr>
+          <w:lang w:val="zh_TW" w:bidi="zh_TW"/>
+        </w:rPr>
+        <w:t>創39:12</w:t>
+      </w:r>
       <w:r>
         <w:rPr>
           <w:lang w:val="zh_TW" w:bidi="zh_TW"/>
         </w:rPr>
         <w:t>）。保羅勸勉基督徒要效法約瑟的榜樣（</w:t>
       </w:r>
-      <w:hyperlink r:id="rId133">
-        <w:r>
-          <w:rPr>
-            <w:lang w:val="zh_TW" w:bidi="zh_TW"/>
-          </w:rPr>
-          <w:rPr>
-            <w:color w:val="0000EE"/>
-            <w:u w:val="single"/>
-          </w:rPr>
-          <w:t>林前6:18</w:t>
-        </w:r>
-      </w:hyperlink>
+      <w:r>
+        <w:rPr>
+          <w:lang w:val="zh_TW" w:bidi="zh_TW"/>
+        </w:rPr>
+        <w:t>林前6:18</w:t>
+      </w:r>
       <w:r>
         <w:rPr>
           <w:lang w:val="zh_TW" w:bidi="zh_TW"/>
         </w:rPr>
         <w:t>；</w:t>
       </w:r>
-      <w:hyperlink r:id="rId142">
-        <w:r>
-          <w:rPr>
-            <w:lang w:val="zh_TW" w:bidi="zh_TW"/>
-          </w:rPr>
-          <w:rPr>
-            <w:color w:val="0000EE"/>
-            <w:u w:val="single"/>
-          </w:rPr>
-          <w:t>提後2:22</w:t>
-        </w:r>
-      </w:hyperlink>
+      <w:r>
+        <w:rPr>
+          <w:lang w:val="zh_TW" w:bidi="zh_TW"/>
+        </w:rPr>
+        <w:t>提後2:22</w:t>
+      </w:r>
       <w:r>
         <w:rPr>
           <w:lang w:val="zh_TW" w:bidi="zh_TW"/>
         </w:rPr>
         <w:t>）。這承認人類對性的強烈渴望，但並不是叫人絕望。保羅教導，聖靈賜給信徒能力，使他們可以勝過性誘惑。他見過一些基督徒憑藉聖靈的能力，克制自己，甚至戰勝最難改變的惡習（</w:t>
       </w:r>
-      <w:hyperlink r:id="rId143">
-        <w:r>
-          <w:rPr>
-            <w:lang w:val="zh_TW" w:bidi="zh_TW"/>
-          </w:rPr>
-          <w:rPr>
-            <w:color w:val="0000EE"/>
-            <w:u w:val="single"/>
-          </w:rPr>
-          <w:t>林前6:9</w:t>
-        </w:r>
-      </w:hyperlink>
+      <w:r>
+        <w:rPr>
+          <w:lang w:val="zh_TW" w:bidi="zh_TW"/>
+        </w:rPr>
+        <w:t>林前6:9</w:t>
+      </w:r>
       <w:r>
         <w:rPr>
           <w:lang w:val="zh_TW" w:bidi="zh_TW"/>
         </w:rPr>
         <w:t>–</w:t>
       </w:r>
-      <w:hyperlink r:id="rId143">
-        <w:r>
-          <w:rPr>
-            <w:lang w:val="zh_TW" w:bidi="zh_TW"/>
-          </w:rPr>
-          <w:rPr>
-            <w:color w:val="0000EE"/>
-            <w:u w:val="single"/>
-          </w:rPr>
-          <w:t>11</w:t>
-        </w:r>
-      </w:hyperlink>
+      <w:r>
+        <w:rPr>
+          <w:lang w:val="zh_TW" w:bidi="zh_TW"/>
+        </w:rPr>
+        <w:t>11</w:t>
+      </w:r>
       <w:r>
         <w:rPr>
           <w:lang w:val="zh_TW" w:bidi="zh_TW"/>
         </w:rPr>
         <w:t>；</w:t>
       </w:r>
-      <w:hyperlink r:id="rId144">
-        <w:r>
-          <w:rPr>
-            <w:lang w:val="zh_TW" w:bidi="zh_TW"/>
-          </w:rPr>
-          <w:rPr>
-            <w:color w:val="0000EE"/>
-            <w:u w:val="single"/>
-          </w:rPr>
-          <w:t>加5:22</w:t>
-        </w:r>
-      </w:hyperlink>
+      <w:r>
+        <w:rPr>
+          <w:lang w:val="zh_TW" w:bidi="zh_TW"/>
+        </w:rPr>
+        <w:t>加5:22</w:t>
+      </w:r>
       <w:r>
         <w:rPr>
           <w:lang w:val="zh_TW" w:bidi="zh_TW"/>
         </w:rPr>
         <w:t>–</w:t>
       </w:r>
-      <w:hyperlink r:id="rId144">
-        <w:r>
-          <w:rPr>
-            <w:lang w:val="zh_TW" w:bidi="zh_TW"/>
-          </w:rPr>
-          <w:rPr>
-            <w:color w:val="0000EE"/>
-            <w:u w:val="single"/>
-          </w:rPr>
-          <w:t>23</w:t>
-        </w:r>
-      </w:hyperlink>
+      <w:r>
+        <w:rPr>
+          <w:lang w:val="zh_TW" w:bidi="zh_TW"/>
+        </w:rPr>
+        <w:t>23</w:t>
+      </w:r>
       <w:r>
         <w:rPr>
           <w:lang w:val="zh_TW" w:bidi="zh_TW"/>
         </w:rPr>
         <w:t>；</w:t>
       </w:r>
-      <w:hyperlink r:id="rId145">
-        <w:r>
-          <w:rPr>
-            <w:lang w:val="zh_TW" w:bidi="zh_TW"/>
-          </w:rPr>
-          <w:rPr>
-            <w:color w:val="0000EE"/>
-            <w:u w:val="single"/>
-          </w:rPr>
-          <w:t>提後1:7</w:t>
-        </w:r>
-      </w:hyperlink>
+      <w:r>
+        <w:rPr>
+          <w:lang w:val="zh_TW" w:bidi="zh_TW"/>
+        </w:rPr>
+        <w:t>提後1:7</w:t>
+      </w:r>
       <w:r>
         <w:rPr>
           <w:lang w:val="zh_TW" w:bidi="zh_TW"/>
@@ -4105,18 +3205,12 @@
         </w:rPr>
         <w:t>新約暗示神將結束人類的性，正如祂起初設立它一樣。耶穌教導說，在將來的世界裡「人也不娶，也不嫁」（</w:t>
       </w:r>
-      <w:hyperlink r:id="rId146">
-        <w:r>
-          <w:rPr>
-            <w:lang w:val="zh_TW" w:bidi="zh_TW"/>
-          </w:rPr>
-          <w:rPr>
-            <w:color w:val="0000EE"/>
-            <w:u w:val="single"/>
-          </w:rPr>
-          <w:t>太22:30</w:t>
-        </w:r>
-      </w:hyperlink>
+      <w:r>
+        <w:rPr>
+          <w:lang w:val="zh_TW" w:bidi="zh_TW"/>
+        </w:rPr>
+        <w:t>太22:30</w:t>
+      </w:r>
       <w:r>
         <w:rPr>
           <w:lang w:val="zh_TW" w:bidi="zh_TW"/>
